--- a/docs/Deliverables/SRS/v1.1/Software_Requirement_Specification_v1.1.docx
+++ b/docs/Deliverables/SRS/v1.1/Software_Requirement_Specification_v1.1.docx
@@ -1020,6 +1020,7 @@
           <w:sz w:val="32"/>
           <w:szCs w:val="32"/>
         </w:rPr>
+        <w:lastRenderedPageBreak/>
         <w:t>Table of Contents</w:t>
       </w:r>
     </w:p>
@@ -1058,7 +1059,7 @@
           <w:r>
             <w:fldChar w:fldCharType="separate"/>
           </w:r>
-          <w:hyperlink w:anchor="_Toc237202787" w:history="1">
+          <w:hyperlink w:anchor="_Toc237729875" w:history="1">
             <w:r>
               <w:rPr>
                 <w:rStyle w:val="Hyperlink"/>
@@ -1104,7 +1105,7 @@
                 <w:noProof/>
                 <w:webHidden/>
               </w:rPr>
-              <w:instrText xml:space="preserve"> PAGEREF _Toc237202787 \h </w:instrText>
+              <w:instrText xml:space="preserve"> PAGEREF _Toc237729875 \h </w:instrText>
             </w:r>
             <w:r>
               <w:rPr>
@@ -1152,7 +1153,7 @@
               <w14:ligatures w14:val="standardContextual"/>
             </w:rPr>
           </w:pPr>
-          <w:hyperlink w:anchor="_Toc237202788" w:history="1">
+          <w:hyperlink w:anchor="_Toc237729876" w:history="1">
             <w:r>
               <w:rPr>
                 <w:rStyle w:val="Hyperlink"/>
@@ -1198,7 +1199,7 @@
                 <w:noProof/>
                 <w:webHidden/>
               </w:rPr>
-              <w:instrText xml:space="preserve"> PAGEREF _Toc237202788 \h </w:instrText>
+              <w:instrText xml:space="preserve"> PAGEREF _Toc237729876 \h </w:instrText>
             </w:r>
             <w:r>
               <w:rPr>
@@ -1246,7 +1247,7 @@
               <w14:ligatures w14:val="standardContextual"/>
             </w:rPr>
           </w:pPr>
-          <w:hyperlink w:anchor="_Toc237202789" w:history="1">
+          <w:hyperlink w:anchor="_Toc237729877" w:history="1">
             <w:r>
               <w:rPr>
                 <w:rStyle w:val="Hyperlink"/>
@@ -1292,7 +1293,7 @@
                 <w:noProof/>
                 <w:webHidden/>
               </w:rPr>
-              <w:instrText xml:space="preserve"> PAGEREF _Toc237202789 \h </w:instrText>
+              <w:instrText xml:space="preserve"> PAGEREF _Toc237729877 \h </w:instrText>
             </w:r>
             <w:r>
               <w:rPr>
@@ -1340,7 +1341,7 @@
               <w14:ligatures w14:val="standardContextual"/>
             </w:rPr>
           </w:pPr>
-          <w:hyperlink w:anchor="_Toc237202790" w:history="1">
+          <w:hyperlink w:anchor="_Toc237729878" w:history="1">
             <w:r>
               <w:rPr>
                 <w:rStyle w:val="Hyperlink"/>
@@ -1386,7 +1387,7 @@
                 <w:noProof/>
                 <w:webHidden/>
               </w:rPr>
-              <w:instrText xml:space="preserve"> PAGEREF _Toc237202790 \h </w:instrText>
+              <w:instrText xml:space="preserve"> PAGEREF _Toc237729878 \h </w:instrText>
             </w:r>
             <w:r>
               <w:rPr>
@@ -1434,7 +1435,7 @@
               <w14:ligatures w14:val="standardContextual"/>
             </w:rPr>
           </w:pPr>
-          <w:hyperlink w:anchor="_Toc237202791" w:history="1">
+          <w:hyperlink w:anchor="_Toc237729879" w:history="1">
             <w:r>
               <w:rPr>
                 <w:rStyle w:val="Hyperlink"/>
@@ -1480,7 +1481,7 @@
                 <w:noProof/>
                 <w:webHidden/>
               </w:rPr>
-              <w:instrText xml:space="preserve"> PAGEREF _Toc237202791 \h </w:instrText>
+              <w:instrText xml:space="preserve"> PAGEREF _Toc237729879 \h </w:instrText>
             </w:r>
             <w:r>
               <w:rPr>
@@ -1500,7 +1501,7 @@
                 <w:noProof/>
                 <w:webHidden/>
               </w:rPr>
-              <w:t>2</w:t>
+              <w:t>3</w:t>
             </w:r>
             <w:r>
               <w:rPr>
@@ -1528,7 +1529,7 @@
               <w14:ligatures w14:val="standardContextual"/>
             </w:rPr>
           </w:pPr>
-          <w:hyperlink w:anchor="_Toc237202792" w:history="1">
+          <w:hyperlink w:anchor="_Toc237729880" w:history="1">
             <w:r>
               <w:rPr>
                 <w:rStyle w:val="Hyperlink"/>
@@ -1574,7 +1575,7 @@
                 <w:noProof/>
                 <w:webHidden/>
               </w:rPr>
-              <w:instrText xml:space="preserve"> PAGEREF _Toc237202792 \h </w:instrText>
+              <w:instrText xml:space="preserve"> PAGEREF _Toc237729880 \h </w:instrText>
             </w:r>
             <w:r>
               <w:rPr>
@@ -1622,7 +1623,7 @@
               <w14:ligatures w14:val="standardContextual"/>
             </w:rPr>
           </w:pPr>
-          <w:hyperlink w:anchor="_Toc237202793" w:history="1">
+          <w:hyperlink w:anchor="_Toc237729881" w:history="1">
             <w:r>
               <w:rPr>
                 <w:rStyle w:val="Hyperlink"/>
@@ -1668,7 +1669,7 @@
                 <w:noProof/>
                 <w:webHidden/>
               </w:rPr>
-              <w:instrText xml:space="preserve"> PAGEREF _Toc237202793 \h </w:instrText>
+              <w:instrText xml:space="preserve"> PAGEREF _Toc237729881 \h </w:instrText>
             </w:r>
             <w:r>
               <w:rPr>
@@ -1716,7 +1717,7 @@
               <w14:ligatures w14:val="standardContextual"/>
             </w:rPr>
           </w:pPr>
-          <w:hyperlink w:anchor="_Toc237202794" w:history="1">
+          <w:hyperlink w:anchor="_Toc237729882" w:history="1">
             <w:r>
               <w:rPr>
                 <w:rStyle w:val="Hyperlink"/>
@@ -1762,7 +1763,7 @@
                 <w:noProof/>
                 <w:webHidden/>
               </w:rPr>
-              <w:instrText xml:space="preserve"> PAGEREF _Toc237202794 \h </w:instrText>
+              <w:instrText xml:space="preserve"> PAGEREF _Toc237729882 \h </w:instrText>
             </w:r>
             <w:r>
               <w:rPr>
@@ -1810,7 +1811,7 @@
               <w14:ligatures w14:val="standardContextual"/>
             </w:rPr>
           </w:pPr>
-          <w:hyperlink w:anchor="_Toc237202795" w:history="1">
+          <w:hyperlink w:anchor="_Toc237729883" w:history="1">
             <w:r>
               <w:rPr>
                 <w:rStyle w:val="Hyperlink"/>
@@ -1856,7 +1857,7 @@
                 <w:noProof/>
                 <w:webHidden/>
               </w:rPr>
-              <w:instrText xml:space="preserve"> PAGEREF _Toc237202795 \h </w:instrText>
+              <w:instrText xml:space="preserve"> PAGEREF _Toc237729883 \h </w:instrText>
             </w:r>
             <w:r>
               <w:rPr>
@@ -1876,7 +1877,7 @@
                 <w:noProof/>
                 <w:webHidden/>
               </w:rPr>
-              <w:t>3</w:t>
+              <w:t>4</w:t>
             </w:r>
             <w:r>
               <w:rPr>
@@ -1904,7 +1905,7 @@
               <w14:ligatures w14:val="standardContextual"/>
             </w:rPr>
           </w:pPr>
-          <w:hyperlink w:anchor="_Toc237202796" w:history="1">
+          <w:hyperlink w:anchor="_Toc237729884" w:history="1">
             <w:r>
               <w:rPr>
                 <w:rStyle w:val="Hyperlink"/>
@@ -1950,7 +1951,7 @@
                 <w:noProof/>
                 <w:webHidden/>
               </w:rPr>
-              <w:instrText xml:space="preserve"> PAGEREF _Toc237202796 \h </w:instrText>
+              <w:instrText xml:space="preserve"> PAGEREF _Toc237729884 \h </w:instrText>
             </w:r>
             <w:r>
               <w:rPr>
@@ -1998,7 +1999,7 @@
               <w14:ligatures w14:val="standardContextual"/>
             </w:rPr>
           </w:pPr>
-          <w:hyperlink w:anchor="_Toc237202797" w:history="1">
+          <w:hyperlink w:anchor="_Toc237729885" w:history="1">
             <w:r>
               <w:rPr>
                 <w:rStyle w:val="Hyperlink"/>
@@ -2044,7 +2045,7 @@
                 <w:noProof/>
                 <w:webHidden/>
               </w:rPr>
-              <w:instrText xml:space="preserve"> PAGEREF _Toc237202797 \h </w:instrText>
+              <w:instrText xml:space="preserve"> PAGEREF _Toc237729885 \h </w:instrText>
             </w:r>
             <w:r>
               <w:rPr>
@@ -2092,7 +2093,7 @@
               <w14:ligatures w14:val="standardContextual"/>
             </w:rPr>
           </w:pPr>
-          <w:hyperlink w:anchor="_Toc237202798" w:history="1">
+          <w:hyperlink w:anchor="_Toc237729886" w:history="1">
             <w:r>
               <w:rPr>
                 <w:rStyle w:val="Hyperlink"/>
@@ -2138,7 +2139,7 @@
                 <w:noProof/>
                 <w:webHidden/>
               </w:rPr>
-              <w:instrText xml:space="preserve"> PAGEREF _Toc237202798 \h </w:instrText>
+              <w:instrText xml:space="preserve"> PAGEREF _Toc237729886 \h </w:instrText>
             </w:r>
             <w:r>
               <w:rPr>
@@ -2186,7 +2187,7 @@
               <w14:ligatures w14:val="standardContextual"/>
             </w:rPr>
           </w:pPr>
-          <w:hyperlink w:anchor="_Toc237202799" w:history="1">
+          <w:hyperlink w:anchor="_Toc237729887" w:history="1">
             <w:r>
               <w:rPr>
                 <w:rStyle w:val="Hyperlink"/>
@@ -2232,7 +2233,7 @@
                 <w:noProof/>
                 <w:webHidden/>
               </w:rPr>
-              <w:instrText xml:space="preserve"> PAGEREF _Toc237202799 \h </w:instrText>
+              <w:instrText xml:space="preserve"> PAGEREF _Toc237729887 \h </w:instrText>
             </w:r>
             <w:r>
               <w:rPr>
@@ -2252,7 +2253,7 @@
                 <w:noProof/>
                 <w:webHidden/>
               </w:rPr>
-              <w:t>4</w:t>
+              <w:t>5</w:t>
             </w:r>
             <w:r>
               <w:rPr>
@@ -2280,7 +2281,7 @@
               <w14:ligatures w14:val="standardContextual"/>
             </w:rPr>
           </w:pPr>
-          <w:hyperlink w:anchor="_Toc237202800" w:history="1">
+          <w:hyperlink w:anchor="_Toc237729888" w:history="1">
             <w:r>
               <w:rPr>
                 <w:rStyle w:val="Hyperlink"/>
@@ -2326,7 +2327,7 @@
                 <w:noProof/>
                 <w:webHidden/>
               </w:rPr>
-              <w:instrText xml:space="preserve"> PAGEREF _Toc237202800 \h </w:instrText>
+              <w:instrText xml:space="preserve"> PAGEREF _Toc237729888 \h </w:instrText>
             </w:r>
             <w:r>
               <w:rPr>
@@ -2346,7 +2347,7 @@
                 <w:noProof/>
                 <w:webHidden/>
               </w:rPr>
-              <w:t>4</w:t>
+              <w:t>5</w:t>
             </w:r>
             <w:r>
               <w:rPr>
@@ -2374,7 +2375,7 @@
               <w14:ligatures w14:val="standardContextual"/>
             </w:rPr>
           </w:pPr>
-          <w:hyperlink w:anchor="_Toc237202801" w:history="1">
+          <w:hyperlink w:anchor="_Toc237729889" w:history="1">
             <w:r>
               <w:rPr>
                 <w:rStyle w:val="Hyperlink"/>
@@ -2420,7 +2421,7 @@
                 <w:noProof/>
                 <w:webHidden/>
               </w:rPr>
-              <w:instrText xml:space="preserve"> PAGEREF _Toc237202801 \h </w:instrText>
+              <w:instrText xml:space="preserve"> PAGEREF _Toc237729889 \h </w:instrText>
             </w:r>
             <w:r>
               <w:rPr>
@@ -2440,7 +2441,7 @@
                 <w:noProof/>
                 <w:webHidden/>
               </w:rPr>
-              <w:t>10</w:t>
+              <w:t>11</w:t>
             </w:r>
             <w:r>
               <w:rPr>
@@ -2468,7 +2469,7 @@
               <w14:ligatures w14:val="standardContextual"/>
             </w:rPr>
           </w:pPr>
-          <w:hyperlink w:anchor="_Toc237202802" w:history="1">
+          <w:hyperlink w:anchor="_Toc237729890" w:history="1">
             <w:r>
               <w:rPr>
                 <w:rStyle w:val="Hyperlink"/>
@@ -2514,7 +2515,7 @@
                 <w:noProof/>
                 <w:webHidden/>
               </w:rPr>
-              <w:instrText xml:space="preserve"> PAGEREF _Toc237202802 \h </w:instrText>
+              <w:instrText xml:space="preserve"> PAGEREF _Toc237729890 \h </w:instrText>
             </w:r>
             <w:r>
               <w:rPr>
@@ -2534,7 +2535,7 @@
                 <w:noProof/>
                 <w:webHidden/>
               </w:rPr>
-              <w:t>10</w:t>
+              <w:t>11</w:t>
             </w:r>
             <w:r>
               <w:rPr>
@@ -2562,7 +2563,7 @@
               <w14:ligatures w14:val="standardContextual"/>
             </w:rPr>
           </w:pPr>
-          <w:hyperlink w:anchor="_Toc237202803" w:history="1">
+          <w:hyperlink w:anchor="_Toc237729891" w:history="1">
             <w:r>
               <w:rPr>
                 <w:rStyle w:val="Hyperlink"/>
@@ -2608,7 +2609,7 @@
                 <w:noProof/>
                 <w:webHidden/>
               </w:rPr>
-              <w:instrText xml:space="preserve"> PAGEREF _Toc237202803 \h </w:instrText>
+              <w:instrText xml:space="preserve"> PAGEREF _Toc237729891 \h </w:instrText>
             </w:r>
             <w:r>
               <w:rPr>
@@ -2656,7 +2657,7 @@
               <w14:ligatures w14:val="standardContextual"/>
             </w:rPr>
           </w:pPr>
-          <w:hyperlink w:anchor="_Toc237202804" w:history="1">
+          <w:hyperlink w:anchor="_Toc237729892" w:history="1">
             <w:r>
               <w:rPr>
                 <w:rStyle w:val="Hyperlink"/>
@@ -2702,7 +2703,7 @@
                 <w:noProof/>
                 <w:webHidden/>
               </w:rPr>
-              <w:instrText xml:space="preserve"> PAGEREF _Toc237202804 \h </w:instrText>
+              <w:instrText xml:space="preserve"> PAGEREF _Toc237729892 \h </w:instrText>
             </w:r>
             <w:r>
               <w:rPr>
@@ -2722,7 +2723,7 @@
                 <w:noProof/>
                 <w:webHidden/>
               </w:rPr>
-              <w:t>11</w:t>
+              <w:t>12</w:t>
             </w:r>
             <w:r>
               <w:rPr>
@@ -2750,7 +2751,7 @@
               <w14:ligatures w14:val="standardContextual"/>
             </w:rPr>
           </w:pPr>
-          <w:hyperlink w:anchor="_Toc237202805" w:history="1">
+          <w:hyperlink w:anchor="_Toc237729893" w:history="1">
             <w:r>
               <w:rPr>
                 <w:rStyle w:val="Hyperlink"/>
@@ -2796,7 +2797,7 @@
                 <w:noProof/>
                 <w:webHidden/>
               </w:rPr>
-              <w:instrText xml:space="preserve"> PAGEREF _Toc237202805 \h </w:instrText>
+              <w:instrText xml:space="preserve"> PAGEREF _Toc237729893 \h </w:instrText>
             </w:r>
             <w:r>
               <w:rPr>
@@ -2844,7 +2845,7 @@
               <w14:ligatures w14:val="standardContextual"/>
             </w:rPr>
           </w:pPr>
-          <w:hyperlink w:anchor="_Toc237202806" w:history="1">
+          <w:hyperlink w:anchor="_Toc237729894" w:history="1">
             <w:r>
               <w:rPr>
                 <w:rStyle w:val="Hyperlink"/>
@@ -2890,7 +2891,7 @@
                 <w:noProof/>
                 <w:webHidden/>
               </w:rPr>
-              <w:instrText xml:space="preserve"> PAGEREF _Toc237202806 \h </w:instrText>
+              <w:instrText xml:space="preserve"> PAGEREF _Toc237729894 \h </w:instrText>
             </w:r>
             <w:r>
               <w:rPr>
@@ -2938,7 +2939,7 @@
               <w14:ligatures w14:val="standardContextual"/>
             </w:rPr>
           </w:pPr>
-          <w:hyperlink w:anchor="_Toc237202807" w:history="1">
+          <w:hyperlink w:anchor="_Toc237729895" w:history="1">
             <w:r>
               <w:rPr>
                 <w:rStyle w:val="Hyperlink"/>
@@ -2984,7 +2985,7 @@
                 <w:noProof/>
                 <w:webHidden/>
               </w:rPr>
-              <w:instrText xml:space="preserve"> PAGEREF _Toc237202807 \h </w:instrText>
+              <w:instrText xml:space="preserve"> PAGEREF _Toc237729895 \h </w:instrText>
             </w:r>
             <w:r>
               <w:rPr>
@@ -3004,7 +3005,7 @@
                 <w:noProof/>
                 <w:webHidden/>
               </w:rPr>
-              <w:t>14</w:t>
+              <w:t>15</w:t>
             </w:r>
             <w:r>
               <w:rPr>
@@ -3032,7 +3033,7 @@
               <w14:ligatures w14:val="standardContextual"/>
             </w:rPr>
           </w:pPr>
-          <w:hyperlink w:anchor="_Toc237202808" w:history="1">
+          <w:hyperlink w:anchor="_Toc237729896" w:history="1">
             <w:r>
               <w:rPr>
                 <w:rStyle w:val="Hyperlink"/>
@@ -3078,7 +3079,7 @@
                 <w:noProof/>
                 <w:webHidden/>
               </w:rPr>
-              <w:instrText xml:space="preserve"> PAGEREF _Toc237202808 \h </w:instrText>
+              <w:instrText xml:space="preserve"> PAGEREF _Toc237729896 \h </w:instrText>
             </w:r>
             <w:r>
               <w:rPr>
@@ -3098,7 +3099,7 @@
                 <w:noProof/>
                 <w:webHidden/>
               </w:rPr>
-              <w:t>15</w:t>
+              <w:t>16</w:t>
             </w:r>
             <w:r>
               <w:rPr>
@@ -3126,7 +3127,7 @@
               <w14:ligatures w14:val="standardContextual"/>
             </w:rPr>
           </w:pPr>
-          <w:hyperlink w:anchor="_Toc237202809" w:history="1">
+          <w:hyperlink w:anchor="_Toc237729897" w:history="1">
             <w:r>
               <w:rPr>
                 <w:rStyle w:val="Hyperlink"/>
@@ -3172,7 +3173,7 @@
                 <w:noProof/>
                 <w:webHidden/>
               </w:rPr>
-              <w:instrText xml:space="preserve"> PAGEREF _Toc237202809 \h </w:instrText>
+              <w:instrText xml:space="preserve"> PAGEREF _Toc237729897 \h </w:instrText>
             </w:r>
             <w:r>
               <w:rPr>
@@ -3192,7 +3193,7 @@
                 <w:noProof/>
                 <w:webHidden/>
               </w:rPr>
-              <w:t>17</w:t>
+              <w:t>18</w:t>
             </w:r>
             <w:r>
               <w:rPr>
@@ -3220,7 +3221,7 @@
               <w14:ligatures w14:val="standardContextual"/>
             </w:rPr>
           </w:pPr>
-          <w:hyperlink w:anchor="_Toc237202810" w:history="1">
+          <w:hyperlink w:anchor="_Toc237729898" w:history="1">
             <w:r>
               <w:rPr>
                 <w:rStyle w:val="Hyperlink"/>
@@ -3266,7 +3267,7 @@
                 <w:noProof/>
                 <w:webHidden/>
               </w:rPr>
-              <w:instrText xml:space="preserve"> PAGEREF _Toc237202810 \h </w:instrText>
+              <w:instrText xml:space="preserve"> PAGEREF _Toc237729898 \h </w:instrText>
             </w:r>
             <w:r>
               <w:rPr>
@@ -3286,7 +3287,7 @@
                 <w:noProof/>
                 <w:webHidden/>
               </w:rPr>
-              <w:t>17</w:t>
+              <w:t>18</w:t>
             </w:r>
             <w:r>
               <w:rPr>
@@ -3314,7 +3315,7 @@
               <w14:ligatures w14:val="standardContextual"/>
             </w:rPr>
           </w:pPr>
-          <w:hyperlink w:anchor="_Toc237202811" w:history="1">
+          <w:hyperlink w:anchor="_Toc237729899" w:history="1">
             <w:r>
               <w:rPr>
                 <w:rStyle w:val="Hyperlink"/>
@@ -3360,7 +3361,7 @@
                 <w:noProof/>
                 <w:webHidden/>
               </w:rPr>
-              <w:instrText xml:space="preserve"> PAGEREF _Toc237202811 \h </w:instrText>
+              <w:instrText xml:space="preserve"> PAGEREF _Toc237729899 \h </w:instrText>
             </w:r>
             <w:r>
               <w:rPr>
@@ -3380,7 +3381,7 @@
                 <w:noProof/>
                 <w:webHidden/>
               </w:rPr>
-              <w:t>17</w:t>
+              <w:t>18</w:t>
             </w:r>
             <w:r>
               <w:rPr>
@@ -3408,7 +3409,7 @@
               <w14:ligatures w14:val="standardContextual"/>
             </w:rPr>
           </w:pPr>
-          <w:hyperlink w:anchor="_Toc237202812" w:history="1">
+          <w:hyperlink w:anchor="_Toc237729900" w:history="1">
             <w:r>
               <w:rPr>
                 <w:rStyle w:val="Hyperlink"/>
@@ -3454,7 +3455,7 @@
                 <w:noProof/>
                 <w:webHidden/>
               </w:rPr>
-              <w:instrText xml:space="preserve"> PAGEREF _Toc237202812 \h </w:instrText>
+              <w:instrText xml:space="preserve"> PAGEREF _Toc237729900 \h </w:instrText>
             </w:r>
             <w:r>
               <w:rPr>
@@ -3474,7 +3475,7 @@
                 <w:noProof/>
                 <w:webHidden/>
               </w:rPr>
-              <w:t>18</w:t>
+              <w:t>19</w:t>
             </w:r>
             <w:r>
               <w:rPr>
@@ -3502,7 +3503,7 @@
               <w14:ligatures w14:val="standardContextual"/>
             </w:rPr>
           </w:pPr>
-          <w:hyperlink w:anchor="_Toc237202813" w:history="1">
+          <w:hyperlink w:anchor="_Toc237729901" w:history="1">
             <w:r>
               <w:rPr>
                 <w:rStyle w:val="Hyperlink"/>
@@ -3548,7 +3549,7 @@
                 <w:noProof/>
                 <w:webHidden/>
               </w:rPr>
-              <w:instrText xml:space="preserve"> PAGEREF _Toc237202813 \h </w:instrText>
+              <w:instrText xml:space="preserve"> PAGEREF _Toc237729901 \h </w:instrText>
             </w:r>
             <w:r>
               <w:rPr>
@@ -3568,7 +3569,7 @@
                 <w:noProof/>
                 <w:webHidden/>
               </w:rPr>
-              <w:t>18</w:t>
+              <w:t>19</w:t>
             </w:r>
             <w:r>
               <w:rPr>
@@ -3596,7 +3597,7 @@
               <w14:ligatures w14:val="standardContextual"/>
             </w:rPr>
           </w:pPr>
-          <w:hyperlink w:anchor="_Toc237202814" w:history="1">
+          <w:hyperlink w:anchor="_Toc237729902" w:history="1">
             <w:r>
               <w:rPr>
                 <w:rStyle w:val="Hyperlink"/>
@@ -3642,7 +3643,7 @@
                 <w:noProof/>
                 <w:webHidden/>
               </w:rPr>
-              <w:instrText xml:space="preserve"> PAGEREF _Toc237202814 \h </w:instrText>
+              <w:instrText xml:space="preserve"> PAGEREF _Toc237729902 \h </w:instrText>
             </w:r>
             <w:r>
               <w:rPr>
@@ -3662,7 +3663,7 @@
                 <w:noProof/>
                 <w:webHidden/>
               </w:rPr>
-              <w:t>19</w:t>
+              <w:t>20</w:t>
             </w:r>
             <w:r>
               <w:rPr>
@@ -3690,7 +3691,7 @@
               <w14:ligatures w14:val="standardContextual"/>
             </w:rPr>
           </w:pPr>
-          <w:hyperlink w:anchor="_Toc237202815" w:history="1">
+          <w:hyperlink w:anchor="_Toc237729903" w:history="1">
             <w:r>
               <w:rPr>
                 <w:rStyle w:val="Hyperlink"/>
@@ -3736,7 +3737,7 @@
                 <w:noProof/>
                 <w:webHidden/>
               </w:rPr>
-              <w:instrText xml:space="preserve"> PAGEREF _Toc237202815 \h </w:instrText>
+              <w:instrText xml:space="preserve"> PAGEREF _Toc237729903 \h </w:instrText>
             </w:r>
             <w:r>
               <w:rPr>
@@ -3756,7 +3757,7 @@
                 <w:noProof/>
                 <w:webHidden/>
               </w:rPr>
-              <w:t>19</w:t>
+              <w:t>20</w:t>
             </w:r>
             <w:r>
               <w:rPr>
@@ -3784,7 +3785,7 @@
               <w14:ligatures w14:val="standardContextual"/>
             </w:rPr>
           </w:pPr>
-          <w:hyperlink w:anchor="_Toc237202816" w:history="1">
+          <w:hyperlink w:anchor="_Toc237729904" w:history="1">
             <w:r>
               <w:rPr>
                 <w:rStyle w:val="Hyperlink"/>
@@ -3830,7 +3831,7 @@
                 <w:noProof/>
                 <w:webHidden/>
               </w:rPr>
-              <w:instrText xml:space="preserve"> PAGEREF _Toc237202816 \h </w:instrText>
+              <w:instrText xml:space="preserve"> PAGEREF _Toc237729904 \h </w:instrText>
             </w:r>
             <w:r>
               <w:rPr>
@@ -3850,7 +3851,7 @@
                 <w:noProof/>
                 <w:webHidden/>
               </w:rPr>
-              <w:t>19</w:t>
+              <w:t>21</w:t>
             </w:r>
             <w:r>
               <w:rPr>
@@ -3878,7 +3879,7 @@
               <w14:ligatures w14:val="standardContextual"/>
             </w:rPr>
           </w:pPr>
-          <w:hyperlink w:anchor="_Toc237202817" w:history="1">
+          <w:hyperlink w:anchor="_Toc237729905" w:history="1">
             <w:r>
               <w:rPr>
                 <w:rStyle w:val="Hyperlink"/>
@@ -3924,7 +3925,7 @@
                 <w:noProof/>
                 <w:webHidden/>
               </w:rPr>
-              <w:instrText xml:space="preserve"> PAGEREF _Toc237202817 \h </w:instrText>
+              <w:instrText xml:space="preserve"> PAGEREF _Toc237729905 \h </w:instrText>
             </w:r>
             <w:r>
               <w:rPr>
@@ -3944,7 +3945,7 @@
                 <w:noProof/>
                 <w:webHidden/>
               </w:rPr>
-              <w:t>19</w:t>
+              <w:t>21</w:t>
             </w:r>
             <w:r>
               <w:rPr>
@@ -3972,7 +3973,7 @@
               <w14:ligatures w14:val="standardContextual"/>
             </w:rPr>
           </w:pPr>
-          <w:hyperlink w:anchor="_Toc237202818" w:history="1">
+          <w:hyperlink w:anchor="_Toc237729906" w:history="1">
             <w:r>
               <w:rPr>
                 <w:rStyle w:val="Hyperlink"/>
@@ -4018,7 +4019,7 @@
                 <w:noProof/>
                 <w:webHidden/>
               </w:rPr>
-              <w:instrText xml:space="preserve"> PAGEREF _Toc237202818 \h </w:instrText>
+              <w:instrText xml:space="preserve"> PAGEREF _Toc237729906 \h </w:instrText>
             </w:r>
             <w:r>
               <w:rPr>
@@ -4038,7 +4039,7 @@
                 <w:noProof/>
                 <w:webHidden/>
               </w:rPr>
-              <w:t>19</w:t>
+              <w:t>21</w:t>
             </w:r>
             <w:r>
               <w:rPr>
@@ -4066,7 +4067,7 @@
               <w14:ligatures w14:val="standardContextual"/>
             </w:rPr>
           </w:pPr>
-          <w:hyperlink w:anchor="_Toc237202819" w:history="1">
+          <w:hyperlink w:anchor="_Toc237729907" w:history="1">
             <w:r>
               <w:rPr>
                 <w:rStyle w:val="Hyperlink"/>
@@ -4112,7 +4113,7 @@
                 <w:noProof/>
                 <w:webHidden/>
               </w:rPr>
-              <w:instrText xml:space="preserve"> PAGEREF _Toc237202819 \h </w:instrText>
+              <w:instrText xml:space="preserve"> PAGEREF _Toc237729907 \h </w:instrText>
             </w:r>
             <w:r>
               <w:rPr>
@@ -4132,7 +4133,7 @@
                 <w:noProof/>
                 <w:webHidden/>
               </w:rPr>
-              <w:t>21</w:t>
+              <w:t>22</w:t>
             </w:r>
             <w:r>
               <w:rPr>
@@ -4160,7 +4161,7 @@
               <w14:ligatures w14:val="standardContextual"/>
             </w:rPr>
           </w:pPr>
-          <w:hyperlink w:anchor="_Toc237202820" w:history="1">
+          <w:hyperlink w:anchor="_Toc237729908" w:history="1">
             <w:r>
               <w:rPr>
                 <w:rStyle w:val="Hyperlink"/>
@@ -4206,7 +4207,7 @@
                 <w:noProof/>
                 <w:webHidden/>
               </w:rPr>
-              <w:instrText xml:space="preserve"> PAGEREF _Toc237202820 \h </w:instrText>
+              <w:instrText xml:space="preserve"> PAGEREF _Toc237729908 \h </w:instrText>
             </w:r>
             <w:r>
               <w:rPr>
@@ -4226,7 +4227,7 @@
                 <w:noProof/>
                 <w:webHidden/>
               </w:rPr>
-              <w:t>21</w:t>
+              <w:t>22</w:t>
             </w:r>
             <w:r>
               <w:rPr>
@@ -4254,7 +4255,7 @@
               <w14:ligatures w14:val="standardContextual"/>
             </w:rPr>
           </w:pPr>
-          <w:hyperlink w:anchor="_Toc237202821" w:history="1">
+          <w:hyperlink w:anchor="_Toc237729909" w:history="1">
             <w:r>
               <w:rPr>
                 <w:rStyle w:val="Hyperlink"/>
@@ -4300,7 +4301,7 @@
                 <w:noProof/>
                 <w:webHidden/>
               </w:rPr>
-              <w:instrText xml:space="preserve"> PAGEREF _Toc237202821 \h </w:instrText>
+              <w:instrText xml:space="preserve"> PAGEREF _Toc237729909 \h </w:instrText>
             </w:r>
             <w:r>
               <w:rPr>
@@ -4320,7 +4321,7 @@
                 <w:noProof/>
                 <w:webHidden/>
               </w:rPr>
-              <w:t>23</w:t>
+              <w:t>25</w:t>
             </w:r>
             <w:r>
               <w:rPr>
@@ -4348,7 +4349,7 @@
               <w14:ligatures w14:val="standardContextual"/>
             </w:rPr>
           </w:pPr>
-          <w:hyperlink w:anchor="_Toc237202822" w:history="1">
+          <w:hyperlink w:anchor="_Toc237729910" w:history="1">
             <w:r>
               <w:rPr>
                 <w:rStyle w:val="Hyperlink"/>
@@ -4394,7 +4395,7 @@
                 <w:noProof/>
                 <w:webHidden/>
               </w:rPr>
-              <w:instrText xml:space="preserve"> PAGEREF _Toc237202822 \h </w:instrText>
+              <w:instrText xml:space="preserve"> PAGEREF _Toc237729910 \h </w:instrText>
             </w:r>
             <w:r>
               <w:rPr>
@@ -4414,7 +4415,7 @@
                 <w:noProof/>
                 <w:webHidden/>
               </w:rPr>
-              <w:t>23</w:t>
+              <w:t>25</w:t>
             </w:r>
             <w:r>
               <w:rPr>
@@ -4442,7 +4443,7 @@
               <w14:ligatures w14:val="standardContextual"/>
             </w:rPr>
           </w:pPr>
-          <w:hyperlink w:anchor="_Toc237202823" w:history="1">
+          <w:hyperlink w:anchor="_Toc237729911" w:history="1">
             <w:r>
               <w:rPr>
                 <w:rStyle w:val="Hyperlink"/>
@@ -4488,7 +4489,7 @@
                 <w:noProof/>
                 <w:webHidden/>
               </w:rPr>
-              <w:instrText xml:space="preserve"> PAGEREF _Toc237202823 \h </w:instrText>
+              <w:instrText xml:space="preserve"> PAGEREF _Toc237729911 \h </w:instrText>
             </w:r>
             <w:r>
               <w:rPr>
@@ -4508,7 +4509,7 @@
                 <w:noProof/>
                 <w:webHidden/>
               </w:rPr>
-              <w:t>26</w:t>
+              <w:t>28</w:t>
             </w:r>
             <w:r>
               <w:rPr>
@@ -4536,7 +4537,7 @@
               <w14:ligatures w14:val="standardContextual"/>
             </w:rPr>
           </w:pPr>
-          <w:hyperlink w:anchor="_Toc237202824" w:history="1">
+          <w:hyperlink w:anchor="_Toc237729912" w:history="1">
             <w:r>
               <w:rPr>
                 <w:rStyle w:val="Hyperlink"/>
@@ -4582,7 +4583,7 @@
                 <w:noProof/>
                 <w:webHidden/>
               </w:rPr>
-              <w:instrText xml:space="preserve"> PAGEREF _Toc237202824 \h </w:instrText>
+              <w:instrText xml:space="preserve"> PAGEREF _Toc237729912 \h </w:instrText>
             </w:r>
             <w:r>
               <w:rPr>
@@ -4602,7 +4603,7 @@
                 <w:noProof/>
                 <w:webHidden/>
               </w:rPr>
-              <w:t>27</w:t>
+              <w:t>29</w:t>
             </w:r>
             <w:r>
               <w:rPr>
@@ -4630,7 +4631,7 @@
               <w14:ligatures w14:val="standardContextual"/>
             </w:rPr>
           </w:pPr>
-          <w:hyperlink w:anchor="_Toc237202825" w:history="1">
+          <w:hyperlink w:anchor="_Toc237729913" w:history="1">
             <w:r>
               <w:rPr>
                 <w:rStyle w:val="Hyperlink"/>
@@ -4676,7 +4677,7 @@
                 <w:noProof/>
                 <w:webHidden/>
               </w:rPr>
-              <w:instrText xml:space="preserve"> PAGEREF _Toc237202825 \h </w:instrText>
+              <w:instrText xml:space="preserve"> PAGEREF _Toc237729913 \h </w:instrText>
             </w:r>
             <w:r>
               <w:rPr>
@@ -4696,7 +4697,7 @@
                 <w:noProof/>
                 <w:webHidden/>
               </w:rPr>
-              <w:t>27</w:t>
+              <w:t>29</w:t>
             </w:r>
             <w:r>
               <w:rPr>
@@ -4724,7 +4725,7 @@
               <w14:ligatures w14:val="standardContextual"/>
             </w:rPr>
           </w:pPr>
-          <w:hyperlink w:anchor="_Toc237202826" w:history="1">
+          <w:hyperlink w:anchor="_Toc237729914" w:history="1">
             <w:r>
               <w:rPr>
                 <w:rStyle w:val="Hyperlink"/>
@@ -4770,7 +4771,7 @@
                 <w:noProof/>
                 <w:webHidden/>
               </w:rPr>
-              <w:instrText xml:space="preserve"> PAGEREF _Toc237202826 \h </w:instrText>
+              <w:instrText xml:space="preserve"> PAGEREF _Toc237729914 \h </w:instrText>
             </w:r>
             <w:r>
               <w:rPr>
@@ -4790,7 +4791,7 @@
                 <w:noProof/>
                 <w:webHidden/>
               </w:rPr>
-              <w:t>28</w:t>
+              <w:t>30</w:t>
             </w:r>
             <w:r>
               <w:rPr>
@@ -4818,7 +4819,7 @@
               <w14:ligatures w14:val="standardContextual"/>
             </w:rPr>
           </w:pPr>
-          <w:hyperlink w:anchor="_Toc237202827" w:history="1">
+          <w:hyperlink w:anchor="_Toc237729915" w:history="1">
             <w:r>
               <w:rPr>
                 <w:rStyle w:val="Hyperlink"/>
@@ -4864,7 +4865,7 @@
                 <w:noProof/>
                 <w:webHidden/>
               </w:rPr>
-              <w:instrText xml:space="preserve"> PAGEREF _Toc237202827 \h </w:instrText>
+              <w:instrText xml:space="preserve"> PAGEREF _Toc237729915 \h </w:instrText>
             </w:r>
             <w:r>
               <w:rPr>
@@ -4884,7 +4885,7 @@
                 <w:noProof/>
                 <w:webHidden/>
               </w:rPr>
-              <w:t>29</w:t>
+              <w:t>31</w:t>
             </w:r>
             <w:r>
               <w:rPr>
@@ -4912,7 +4913,7 @@
               <w14:ligatures w14:val="standardContextual"/>
             </w:rPr>
           </w:pPr>
-          <w:hyperlink w:anchor="_Toc237202828" w:history="1">
+          <w:hyperlink w:anchor="_Toc237729916" w:history="1">
             <w:r>
               <w:rPr>
                 <w:rStyle w:val="Hyperlink"/>
@@ -4958,7 +4959,7 @@
                 <w:noProof/>
                 <w:webHidden/>
               </w:rPr>
-              <w:instrText xml:space="preserve"> PAGEREF _Toc237202828 \h </w:instrText>
+              <w:instrText xml:space="preserve"> PAGEREF _Toc237729916 \h </w:instrText>
             </w:r>
             <w:r>
               <w:rPr>
@@ -4978,7 +4979,7 @@
                 <w:noProof/>
                 <w:webHidden/>
               </w:rPr>
-              <w:t>29</w:t>
+              <w:t>31</w:t>
             </w:r>
             <w:r>
               <w:rPr>
@@ -5006,7 +5007,7 @@
               <w14:ligatures w14:val="standardContextual"/>
             </w:rPr>
           </w:pPr>
-          <w:hyperlink w:anchor="_Toc237202829" w:history="1">
+          <w:hyperlink w:anchor="_Toc237729917" w:history="1">
             <w:r>
               <w:rPr>
                 <w:rStyle w:val="Hyperlink"/>
@@ -5052,7 +5053,7 @@
                 <w:noProof/>
                 <w:webHidden/>
               </w:rPr>
-              <w:instrText xml:space="preserve"> PAGEREF _Toc237202829 \h </w:instrText>
+              <w:instrText xml:space="preserve"> PAGEREF _Toc237729917 \h </w:instrText>
             </w:r>
             <w:r>
               <w:rPr>
@@ -5072,7 +5073,7 @@
                 <w:noProof/>
                 <w:webHidden/>
               </w:rPr>
-              <w:t>29</w:t>
+              <w:t>31</w:t>
             </w:r>
             <w:r>
               <w:rPr>
@@ -5100,7 +5101,7 @@
               <w14:ligatures w14:val="standardContextual"/>
             </w:rPr>
           </w:pPr>
-          <w:hyperlink w:anchor="_Toc237202830" w:history="1">
+          <w:hyperlink w:anchor="_Toc237729918" w:history="1">
             <w:r>
               <w:rPr>
                 <w:rStyle w:val="Hyperlink"/>
@@ -5146,7 +5147,7 @@
                 <w:noProof/>
                 <w:webHidden/>
               </w:rPr>
-              <w:instrText xml:space="preserve"> PAGEREF _Toc237202830 \h </w:instrText>
+              <w:instrText xml:space="preserve"> PAGEREF _Toc237729918 \h </w:instrText>
             </w:r>
             <w:r>
               <w:rPr>
@@ -5166,7 +5167,7 @@
                 <w:noProof/>
                 <w:webHidden/>
               </w:rPr>
-              <w:t>30</w:t>
+              <w:t>32</w:t>
             </w:r>
             <w:r>
               <w:rPr>
@@ -5240,7 +5241,7 @@
       <w:r>
         <w:fldChar w:fldCharType="separate"/>
       </w:r>
-      <w:hyperlink w:anchor="_Toc237202831" w:history="1">
+      <w:hyperlink w:anchor="_Toc237729919" w:history="1">
         <w:r>
           <w:rPr>
             <w:rStyle w:val="Hyperlink"/>
@@ -5283,7 +5284,7 @@
             <w:noProof/>
             <w:webHidden/>
           </w:rPr>
-          <w:instrText xml:space="preserve"> PAGEREF _Toc237202831 \h </w:instrText>
+          <w:instrText xml:space="preserve"> PAGEREF _Toc237729919 \h </w:instrText>
         </w:r>
         <w:r>
           <w:rPr>
@@ -5330,7 +5331,7 @@
           <w14:ligatures w14:val="standardContextual"/>
         </w:rPr>
       </w:pPr>
-      <w:hyperlink w:anchor="_Toc237202832" w:history="1">
+      <w:hyperlink w:anchor="_Toc237729920" w:history="1">
         <w:r>
           <w:rPr>
             <w:rStyle w:val="Hyperlink"/>
@@ -5373,97 +5374,7 @@
             <w:noProof/>
             <w:webHidden/>
           </w:rPr>
-          <w:instrText xml:space="preserve"> PAGEREF _Toc237202832 \h </w:instrText>
-        </w:r>
-        <w:r>
-          <w:rPr>
-            <w:noProof/>
-            <w:webHidden/>
-          </w:rPr>
-        </w:r>
-        <w:r>
-          <w:rPr>
-            <w:noProof/>
-            <w:webHidden/>
-          </w:rPr>
-          <w:fldChar w:fldCharType="separate"/>
-        </w:r>
-        <w:r>
-          <w:rPr>
-            <w:noProof/>
-            <w:webHidden/>
-          </w:rPr>
-          <w:t>3</w:t>
-        </w:r>
-        <w:r>
-          <w:rPr>
-            <w:noProof/>
-            <w:webHidden/>
-          </w:rPr>
-          <w:fldChar w:fldCharType="end"/>
-        </w:r>
-      </w:hyperlink>
-    </w:p>
-    <w:p>
-      <w:pPr>
-        <w:pStyle w:val="TableofFigures"/>
-        <w:tabs>
-          <w:tab w:val="right" w:leader="dot" w:pos="9350"/>
-        </w:tabs>
-        <w:rPr>
-          <w:rFonts w:asciiTheme="minorHAnsi" w:eastAsiaTheme="minorEastAsia" w:hAnsiTheme="minorHAnsi" w:cstheme="minorBidi"/>
-          <w:noProof/>
-          <w:kern w:val="2"/>
-          <w:sz w:val="24"/>
-          <w:szCs w:val="24"/>
-          <w:lang w:val="en-US" w:bidi="ar-SA"/>
-          <w14:ligatures w14:val="standardContextual"/>
-        </w:rPr>
-      </w:pPr>
-      <w:hyperlink w:anchor="_Toc237202833" w:history="1">
-        <w:r>
-          <w:rPr>
-            <w:rStyle w:val="Hyperlink"/>
-            <w:noProof/>
-          </w:rPr>
-          <w:t>Table 3.1</w:t>
-        </w:r>
-        <w:r>
-          <w:rPr>
-            <w:rStyle w:val="Hyperlink"/>
-            <w:noProof/>
-          </w:rPr>
-          <w:noBreakHyphen/>
-          <w:t>1</w:t>
-        </w:r>
-        <w:r>
-          <w:rPr>
-            <w:rStyle w:val="Hyperlink"/>
-            <w:noProof/>
-            <w:lang w:val="en-US"/>
-          </w:rPr>
-          <w:t>:Functional requirement register (v1.0 and later releases)</w:t>
-        </w:r>
-        <w:r>
-          <w:rPr>
-            <w:noProof/>
-            <w:webHidden/>
-          </w:rPr>
-          <w:tab/>
-        </w:r>
-        <w:r>
-          <w:rPr>
-            <w:noProof/>
-            <w:webHidden/>
-          </w:rPr>
-          <w:fldChar w:fldCharType="begin"/>
-        </w:r>
-        <w:r>
-          <w:rPr>
-            <w:noProof/>
-            <w:webHidden/>
-          </w:rPr>
-          <w:instrText xml:space="preserve"> PAGEREF _Toc237202833 \h </w:instrText>
+          <w:instrText xml:space="preserve"> PAGEREF _Toc237729920 \h </w:instrText>
         </w:r>
         <w:r>
           <w:rPr>
@@ -5510,7 +5421,97 @@
           <w14:ligatures w14:val="standardContextual"/>
         </w:rPr>
       </w:pPr>
-      <w:hyperlink w:anchor="_Toc237202834" w:history="1">
+      <w:hyperlink w:anchor="_Toc237729921" w:history="1">
+        <w:r>
+          <w:rPr>
+            <w:rStyle w:val="Hyperlink"/>
+            <w:noProof/>
+          </w:rPr>
+          <w:t>Table 3.1</w:t>
+        </w:r>
+        <w:r>
+          <w:rPr>
+            <w:rStyle w:val="Hyperlink"/>
+            <w:noProof/>
+          </w:rPr>
+          <w:noBreakHyphen/>
+          <w:t>1</w:t>
+        </w:r>
+        <w:r>
+          <w:rPr>
+            <w:rStyle w:val="Hyperlink"/>
+            <w:noProof/>
+            <w:lang w:val="en-US"/>
+          </w:rPr>
+          <w:t>:Functional requirement register (v1.0 and later releases)</w:t>
+        </w:r>
+        <w:r>
+          <w:rPr>
+            <w:noProof/>
+            <w:webHidden/>
+          </w:rPr>
+          <w:tab/>
+        </w:r>
+        <w:r>
+          <w:rPr>
+            <w:noProof/>
+            <w:webHidden/>
+          </w:rPr>
+          <w:fldChar w:fldCharType="begin"/>
+        </w:r>
+        <w:r>
+          <w:rPr>
+            <w:noProof/>
+            <w:webHidden/>
+          </w:rPr>
+          <w:instrText xml:space="preserve"> PAGEREF _Toc237729921 \h </w:instrText>
+        </w:r>
+        <w:r>
+          <w:rPr>
+            <w:noProof/>
+            <w:webHidden/>
+          </w:rPr>
+        </w:r>
+        <w:r>
+          <w:rPr>
+            <w:noProof/>
+            <w:webHidden/>
+          </w:rPr>
+          <w:fldChar w:fldCharType="separate"/>
+        </w:r>
+        <w:r>
+          <w:rPr>
+            <w:noProof/>
+            <w:webHidden/>
+          </w:rPr>
+          <w:t>5</w:t>
+        </w:r>
+        <w:r>
+          <w:rPr>
+            <w:noProof/>
+            <w:webHidden/>
+          </w:rPr>
+          <w:fldChar w:fldCharType="end"/>
+        </w:r>
+      </w:hyperlink>
+    </w:p>
+    <w:p>
+      <w:pPr>
+        <w:pStyle w:val="TableofFigures"/>
+        <w:tabs>
+          <w:tab w:val="right" w:leader="dot" w:pos="9350"/>
+        </w:tabs>
+        <w:rPr>
+          <w:rFonts w:asciiTheme="minorHAnsi" w:eastAsiaTheme="minorEastAsia" w:hAnsiTheme="minorHAnsi" w:cstheme="minorBidi"/>
+          <w:noProof/>
+          <w:kern w:val="2"/>
+          <w:sz w:val="24"/>
+          <w:szCs w:val="24"/>
+          <w:lang w:val="en-US" w:bidi="ar-SA"/>
+          <w14:ligatures w14:val="standardContextual"/>
+        </w:rPr>
+      </w:pPr>
+      <w:hyperlink w:anchor="_Toc237729922" w:history="1">
         <w:r>
           <w:rPr>
             <w:rStyle w:val="Hyperlink"/>
@@ -5553,187 +5554,7 @@
             <w:noProof/>
             <w:webHidden/>
           </w:rPr>
-          <w:instrText xml:space="preserve"> PAGEREF _Toc237202834 \h </w:instrText>
-        </w:r>
-        <w:r>
-          <w:rPr>
-            <w:noProof/>
-            <w:webHidden/>
-          </w:rPr>
-        </w:r>
-        <w:r>
-          <w:rPr>
-            <w:noProof/>
-            <w:webHidden/>
-          </w:rPr>
-          <w:fldChar w:fldCharType="separate"/>
-        </w:r>
-        <w:r>
-          <w:rPr>
-            <w:noProof/>
-            <w:webHidden/>
-          </w:rPr>
-          <w:t>9</w:t>
-        </w:r>
-        <w:r>
-          <w:rPr>
-            <w:noProof/>
-            <w:webHidden/>
-          </w:rPr>
-          <w:fldChar w:fldCharType="end"/>
-        </w:r>
-      </w:hyperlink>
-    </w:p>
-    <w:p>
-      <w:pPr>
-        <w:pStyle w:val="TableofFigures"/>
-        <w:tabs>
-          <w:tab w:val="right" w:leader="dot" w:pos="9350"/>
-        </w:tabs>
-        <w:rPr>
-          <w:rFonts w:asciiTheme="minorHAnsi" w:eastAsiaTheme="minorEastAsia" w:hAnsiTheme="minorHAnsi" w:cstheme="minorBidi"/>
-          <w:noProof/>
-          <w:kern w:val="2"/>
-          <w:sz w:val="24"/>
-          <w:szCs w:val="24"/>
-          <w:lang w:val="en-US" w:bidi="ar-SA"/>
-          <w14:ligatures w14:val="standardContextual"/>
-        </w:rPr>
-      </w:pPr>
-      <w:hyperlink w:anchor="_Toc237202835" w:history="1">
-        <w:r>
-          <w:rPr>
-            <w:rStyle w:val="Hyperlink"/>
-            <w:noProof/>
-          </w:rPr>
-          <w:t>Table 3.1</w:t>
-        </w:r>
-        <w:r>
-          <w:rPr>
-            <w:rStyle w:val="Hyperlink"/>
-            <w:noProof/>
-          </w:rPr>
-          <w:noBreakHyphen/>
-          <w:t>3</w:t>
-        </w:r>
-        <w:r>
-          <w:rPr>
-            <w:rStyle w:val="Hyperlink"/>
-            <w:noProof/>
-            <w:lang w:val="en-US"/>
-          </w:rPr>
-          <w:t>:The five factors of finding_priority.</w:t>
-        </w:r>
-        <w:r>
-          <w:rPr>
-            <w:noProof/>
-            <w:webHidden/>
-          </w:rPr>
-          <w:tab/>
-        </w:r>
-        <w:r>
-          <w:rPr>
-            <w:noProof/>
-            <w:webHidden/>
-          </w:rPr>
-          <w:fldChar w:fldCharType="begin"/>
-        </w:r>
-        <w:r>
-          <w:rPr>
-            <w:noProof/>
-            <w:webHidden/>
-          </w:rPr>
-          <w:instrText xml:space="preserve"> PAGEREF _Toc237202835 \h </w:instrText>
-        </w:r>
-        <w:r>
-          <w:rPr>
-            <w:noProof/>
-            <w:webHidden/>
-          </w:rPr>
-        </w:r>
-        <w:r>
-          <w:rPr>
-            <w:noProof/>
-            <w:webHidden/>
-          </w:rPr>
-          <w:fldChar w:fldCharType="separate"/>
-        </w:r>
-        <w:r>
-          <w:rPr>
-            <w:noProof/>
-            <w:webHidden/>
-          </w:rPr>
-          <w:t>9</w:t>
-        </w:r>
-        <w:r>
-          <w:rPr>
-            <w:noProof/>
-            <w:webHidden/>
-          </w:rPr>
-          <w:fldChar w:fldCharType="end"/>
-        </w:r>
-      </w:hyperlink>
-    </w:p>
-    <w:p>
-      <w:pPr>
-        <w:pStyle w:val="TableofFigures"/>
-        <w:tabs>
-          <w:tab w:val="right" w:leader="dot" w:pos="9350"/>
-        </w:tabs>
-        <w:rPr>
-          <w:rFonts w:asciiTheme="minorHAnsi" w:eastAsiaTheme="minorEastAsia" w:hAnsiTheme="minorHAnsi" w:cstheme="minorBidi"/>
-          <w:noProof/>
-          <w:kern w:val="2"/>
-          <w:sz w:val="24"/>
-          <w:szCs w:val="24"/>
-          <w:lang w:val="en-US" w:bidi="ar-SA"/>
-          <w14:ligatures w14:val="standardContextual"/>
-        </w:rPr>
-      </w:pPr>
-      <w:hyperlink w:anchor="_Toc237202836" w:history="1">
-        <w:r>
-          <w:rPr>
-            <w:rStyle w:val="Hyperlink"/>
-            <w:noProof/>
-          </w:rPr>
-          <w:t>Table 3.2</w:t>
-        </w:r>
-        <w:r>
-          <w:rPr>
-            <w:rStyle w:val="Hyperlink"/>
-            <w:noProof/>
-          </w:rPr>
-          <w:noBreakHyphen/>
-          <w:t>1</w:t>
-        </w:r>
-        <w:r>
-          <w:rPr>
-            <w:rStyle w:val="Hyperlink"/>
-            <w:noProof/>
-            <w:lang w:val="en-US"/>
-          </w:rPr>
-          <w:t>: Learnability and training-time requirements.</w:t>
-        </w:r>
-        <w:r>
-          <w:rPr>
-            <w:noProof/>
-            <w:webHidden/>
-          </w:rPr>
-          <w:tab/>
-        </w:r>
-        <w:r>
-          <w:rPr>
-            <w:noProof/>
-            <w:webHidden/>
-          </w:rPr>
-          <w:fldChar w:fldCharType="begin"/>
-        </w:r>
-        <w:r>
-          <w:rPr>
-            <w:noProof/>
-            <w:webHidden/>
-          </w:rPr>
-          <w:instrText xml:space="preserve"> PAGEREF _Toc237202836 \h </w:instrText>
+          <w:instrText xml:space="preserve"> PAGEREF _Toc237729922 \h </w:instrText>
         </w:r>
         <w:r>
           <w:rPr>
@@ -5780,13 +5601,13 @@
           <w14:ligatures w14:val="standardContextual"/>
         </w:rPr>
       </w:pPr>
-      <w:hyperlink w:anchor="_Toc237202837" w:history="1">
+      <w:hyperlink w:anchor="_Toc237729923" w:history="1">
         <w:r>
           <w:rPr>
             <w:rStyle w:val="Hyperlink"/>
             <w:noProof/>
           </w:rPr>
-          <w:t>Table 3.2</w:t>
+          <w:t>Table 3.1</w:t>
         </w:r>
         <w:r>
           <w:rPr>
@@ -5794,7 +5615,7 @@
             <w:noProof/>
           </w:rPr>
           <w:noBreakHyphen/>
-          <w:t>2</w:t>
+          <w:t>3</w:t>
         </w:r>
         <w:r>
           <w:rPr>
@@ -5802,7 +5623,7 @@
             <w:noProof/>
             <w:lang w:val="en-US"/>
           </w:rPr>
-          <w:t>:Task-efficiency and low-noise requirements</w:t>
+          <w:t>:The five factors of finding_priority.</w:t>
         </w:r>
         <w:r>
           <w:rPr>
@@ -5823,7 +5644,97 @@
             <w:noProof/>
             <w:webHidden/>
           </w:rPr>
-          <w:instrText xml:space="preserve"> PAGEREF _Toc237202837 \h </w:instrText>
+          <w:instrText xml:space="preserve"> PAGEREF _Toc237729923 \h </w:instrText>
+        </w:r>
+        <w:r>
+          <w:rPr>
+            <w:noProof/>
+            <w:webHidden/>
+          </w:rPr>
+        </w:r>
+        <w:r>
+          <w:rPr>
+            <w:noProof/>
+            <w:webHidden/>
+          </w:rPr>
+          <w:fldChar w:fldCharType="separate"/>
+        </w:r>
+        <w:r>
+          <w:rPr>
+            <w:noProof/>
+            <w:webHidden/>
+          </w:rPr>
+          <w:t>10</w:t>
+        </w:r>
+        <w:r>
+          <w:rPr>
+            <w:noProof/>
+            <w:webHidden/>
+          </w:rPr>
+          <w:fldChar w:fldCharType="end"/>
+        </w:r>
+      </w:hyperlink>
+    </w:p>
+    <w:p>
+      <w:pPr>
+        <w:pStyle w:val="TableofFigures"/>
+        <w:tabs>
+          <w:tab w:val="right" w:leader="dot" w:pos="9350"/>
+        </w:tabs>
+        <w:rPr>
+          <w:rFonts w:asciiTheme="minorHAnsi" w:eastAsiaTheme="minorEastAsia" w:hAnsiTheme="minorHAnsi" w:cstheme="minorBidi"/>
+          <w:noProof/>
+          <w:kern w:val="2"/>
+          <w:sz w:val="24"/>
+          <w:szCs w:val="24"/>
+          <w:lang w:val="en-US" w:bidi="ar-SA"/>
+          <w14:ligatures w14:val="standardContextual"/>
+        </w:rPr>
+      </w:pPr>
+      <w:hyperlink w:anchor="_Toc237729924" w:history="1">
+        <w:r>
+          <w:rPr>
+            <w:rStyle w:val="Hyperlink"/>
+            <w:noProof/>
+          </w:rPr>
+          <w:t>Table 3.2</w:t>
+        </w:r>
+        <w:r>
+          <w:rPr>
+            <w:rStyle w:val="Hyperlink"/>
+            <w:noProof/>
+          </w:rPr>
+          <w:noBreakHyphen/>
+          <w:t>1</w:t>
+        </w:r>
+        <w:r>
+          <w:rPr>
+            <w:rStyle w:val="Hyperlink"/>
+            <w:noProof/>
+            <w:lang w:val="en-US"/>
+          </w:rPr>
+          <w:t>: Learnability and training-time requirements.</w:t>
+        </w:r>
+        <w:r>
+          <w:rPr>
+            <w:noProof/>
+            <w:webHidden/>
+          </w:rPr>
+          <w:tab/>
+        </w:r>
+        <w:r>
+          <w:rPr>
+            <w:noProof/>
+            <w:webHidden/>
+          </w:rPr>
+          <w:fldChar w:fldCharType="begin"/>
+        </w:r>
+        <w:r>
+          <w:rPr>
+            <w:noProof/>
+            <w:webHidden/>
+          </w:rPr>
+          <w:instrText xml:space="preserve"> PAGEREF _Toc237729924 \h </w:instrText>
         </w:r>
         <w:r>
           <w:rPr>
@@ -5870,7 +5781,7 @@
           <w14:ligatures w14:val="standardContextual"/>
         </w:rPr>
       </w:pPr>
-      <w:hyperlink w:anchor="_Toc237202838" w:history="1">
+      <w:hyperlink w:anchor="_Toc237729925" w:history="1">
         <w:r>
           <w:rPr>
             <w:rStyle w:val="Hyperlink"/>
@@ -5884,7 +5795,7 @@
             <w:noProof/>
           </w:rPr>
           <w:noBreakHyphen/>
-          <w:t>3</w:t>
+          <w:t>2</w:t>
         </w:r>
         <w:r>
           <w:rPr>
@@ -5892,7 +5803,7 @@
             <w:noProof/>
             <w:lang w:val="en-US"/>
           </w:rPr>
-          <w:t>:Accessibility and standards-conformance requirements.</w:t>
+          <w:t>:Task-efficiency and low-noise requirements</w:t>
         </w:r>
         <w:r>
           <w:rPr>
@@ -5913,7 +5824,7 @@
             <w:noProof/>
             <w:webHidden/>
           </w:rPr>
-          <w:instrText xml:space="preserve"> PAGEREF _Toc237202838 \h </w:instrText>
+          <w:instrText xml:space="preserve"> PAGEREF _Toc237729925 \h </w:instrText>
         </w:r>
         <w:r>
           <w:rPr>
@@ -5960,7 +5871,7 @@
           <w14:ligatures w14:val="standardContextual"/>
         </w:rPr>
       </w:pPr>
-      <w:hyperlink w:anchor="_Toc237202839" w:history="1">
+      <w:hyperlink w:anchor="_Toc237729926" w:history="1">
         <w:r>
           <w:rPr>
             <w:rStyle w:val="Hyperlink"/>
@@ -5974,7 +5885,7 @@
             <w:noProof/>
           </w:rPr>
           <w:noBreakHyphen/>
-          <w:t>4</w:t>
+          <w:t>3</w:t>
         </w:r>
         <w:r>
           <w:rPr>
@@ -5982,7 +5893,7 @@
             <w:noProof/>
             <w:lang w:val="en-US"/>
           </w:rPr>
-          <w:t>:Feedback, error-recovery and consistency requirements.</w:t>
+          <w:t>:Accessibility and standards-conformance requirements.</w:t>
         </w:r>
         <w:r>
           <w:rPr>
@@ -6003,7 +5914,7 @@
             <w:noProof/>
             <w:webHidden/>
           </w:rPr>
-          <w:instrText xml:space="preserve"> PAGEREF _Toc237202839 \h </w:instrText>
+          <w:instrText xml:space="preserve"> PAGEREF _Toc237729926 \h </w:instrText>
         </w:r>
         <w:r>
           <w:rPr>
@@ -6050,7 +5961,97 @@
           <w14:ligatures w14:val="standardContextual"/>
         </w:rPr>
       </w:pPr>
-      <w:hyperlink w:anchor="_Toc237202840" w:history="1">
+      <w:hyperlink w:anchor="_Toc237729927" w:history="1">
+        <w:r>
+          <w:rPr>
+            <w:rStyle w:val="Hyperlink"/>
+            <w:noProof/>
+          </w:rPr>
+          <w:t>Table 3.2</w:t>
+        </w:r>
+        <w:r>
+          <w:rPr>
+            <w:rStyle w:val="Hyperlink"/>
+            <w:noProof/>
+          </w:rPr>
+          <w:noBreakHyphen/>
+          <w:t>4</w:t>
+        </w:r>
+        <w:r>
+          <w:rPr>
+            <w:rStyle w:val="Hyperlink"/>
+            <w:noProof/>
+            <w:lang w:val="en-US"/>
+          </w:rPr>
+          <w:t>:Feedback, error-recovery and consistency requirements.</w:t>
+        </w:r>
+        <w:r>
+          <w:rPr>
+            <w:noProof/>
+            <w:webHidden/>
+          </w:rPr>
+          <w:tab/>
+        </w:r>
+        <w:r>
+          <w:rPr>
+            <w:noProof/>
+            <w:webHidden/>
+          </w:rPr>
+          <w:fldChar w:fldCharType="begin"/>
+        </w:r>
+        <w:r>
+          <w:rPr>
+            <w:noProof/>
+            <w:webHidden/>
+          </w:rPr>
+          <w:instrText xml:space="preserve"> PAGEREF _Toc237729927 \h </w:instrText>
+        </w:r>
+        <w:r>
+          <w:rPr>
+            <w:noProof/>
+            <w:webHidden/>
+          </w:rPr>
+        </w:r>
+        <w:r>
+          <w:rPr>
+            <w:noProof/>
+            <w:webHidden/>
+          </w:rPr>
+          <w:fldChar w:fldCharType="separate"/>
+        </w:r>
+        <w:r>
+          <w:rPr>
+            <w:noProof/>
+            <w:webHidden/>
+          </w:rPr>
+          <w:t>12</w:t>
+        </w:r>
+        <w:r>
+          <w:rPr>
+            <w:noProof/>
+            <w:webHidden/>
+          </w:rPr>
+          <w:fldChar w:fldCharType="end"/>
+        </w:r>
+      </w:hyperlink>
+    </w:p>
+    <w:p>
+      <w:pPr>
+        <w:pStyle w:val="TableofFigures"/>
+        <w:tabs>
+          <w:tab w:val="right" w:leader="dot" w:pos="9350"/>
+        </w:tabs>
+        <w:rPr>
+          <w:rFonts w:asciiTheme="minorHAnsi" w:eastAsiaTheme="minorEastAsia" w:hAnsiTheme="minorHAnsi" w:cstheme="minorBidi"/>
+          <w:noProof/>
+          <w:kern w:val="2"/>
+          <w:sz w:val="24"/>
+          <w:szCs w:val="24"/>
+          <w:lang w:val="en-US" w:bidi="ar-SA"/>
+          <w14:ligatures w14:val="standardContextual"/>
+        </w:rPr>
+      </w:pPr>
+      <w:hyperlink w:anchor="_Toc237729928" w:history="1">
         <w:r>
           <w:rPr>
             <w:rStyle w:val="Hyperlink"/>
@@ -6093,7 +6094,7 @@
             <w:noProof/>
             <w:webHidden/>
           </w:rPr>
-          <w:instrText xml:space="preserve"> PAGEREF _Toc237202840 \h </w:instrText>
+          <w:instrText xml:space="preserve"> PAGEREF _Toc237729928 \h </w:instrText>
         </w:r>
         <w:r>
           <w:rPr>
@@ -6140,7 +6141,7 @@
           <w14:ligatures w14:val="standardContextual"/>
         </w:rPr>
       </w:pPr>
-      <w:hyperlink w:anchor="_Toc237202841" w:history="1">
+      <w:hyperlink w:anchor="_Toc237729929" w:history="1">
         <w:r>
           <w:rPr>
             <w:rStyle w:val="Hyperlink"/>
@@ -6183,97 +6184,7 @@
             <w:noProof/>
             <w:webHidden/>
           </w:rPr>
-          <w:instrText xml:space="preserve"> PAGEREF _Toc237202841 \h </w:instrText>
-        </w:r>
-        <w:r>
-          <w:rPr>
-            <w:noProof/>
-            <w:webHidden/>
-          </w:rPr>
-        </w:r>
-        <w:r>
-          <w:rPr>
-            <w:noProof/>
-            <w:webHidden/>
-          </w:rPr>
-          <w:fldChar w:fldCharType="separate"/>
-        </w:r>
-        <w:r>
-          <w:rPr>
-            <w:noProof/>
-            <w:webHidden/>
-          </w:rPr>
-          <w:t>14</w:t>
-        </w:r>
-        <w:r>
-          <w:rPr>
-            <w:noProof/>
-            <w:webHidden/>
-          </w:rPr>
-          <w:fldChar w:fldCharType="end"/>
-        </w:r>
-      </w:hyperlink>
-    </w:p>
-    <w:p>
-      <w:pPr>
-        <w:pStyle w:val="TableofFigures"/>
-        <w:tabs>
-          <w:tab w:val="right" w:leader="dot" w:pos="9350"/>
-        </w:tabs>
-        <w:rPr>
-          <w:rFonts w:asciiTheme="minorHAnsi" w:eastAsiaTheme="minorEastAsia" w:hAnsiTheme="minorHAnsi" w:cstheme="minorBidi"/>
-          <w:noProof/>
-          <w:kern w:val="2"/>
-          <w:sz w:val="24"/>
-          <w:szCs w:val="24"/>
-          <w:lang w:val="en-US" w:bidi="ar-SA"/>
-          <w14:ligatures w14:val="standardContextual"/>
-        </w:rPr>
-      </w:pPr>
-      <w:hyperlink w:anchor="_Toc237202842" w:history="1">
-        <w:r>
-          <w:rPr>
-            <w:rStyle w:val="Hyperlink"/>
-            <w:noProof/>
-          </w:rPr>
-          <w:t>Table 3.5</w:t>
-        </w:r>
-        <w:r>
-          <w:rPr>
-            <w:rStyle w:val="Hyperlink"/>
-            <w:noProof/>
-          </w:rPr>
-          <w:noBreakHyphen/>
-          <w:t>1</w:t>
-        </w:r>
-        <w:r>
-          <w:rPr>
-            <w:rStyle w:val="Hyperlink"/>
-            <w:noProof/>
-            <w:lang w:val="en-US"/>
-          </w:rPr>
-          <w:t>: Security requirements.</w:t>
-        </w:r>
-        <w:r>
-          <w:rPr>
-            <w:noProof/>
-            <w:webHidden/>
-          </w:rPr>
-          <w:tab/>
-        </w:r>
-        <w:r>
-          <w:rPr>
-            <w:noProof/>
-            <w:webHidden/>
-          </w:rPr>
-          <w:fldChar w:fldCharType="begin"/>
-        </w:r>
-        <w:r>
-          <w:rPr>
-            <w:noProof/>
-            <w:webHidden/>
-          </w:rPr>
-          <w:instrText xml:space="preserve"> PAGEREF _Toc237202842 \h </w:instrText>
+          <w:instrText xml:space="preserve"> PAGEREF _Toc237729929 \h </w:instrText>
         </w:r>
         <w:r>
           <w:rPr>
@@ -6320,7 +6231,97 @@
           <w14:ligatures w14:val="standardContextual"/>
         </w:rPr>
       </w:pPr>
-      <w:hyperlink w:anchor="_Toc237202843" w:history="1">
+      <w:hyperlink w:anchor="_Toc237729930" w:history="1">
+        <w:r>
+          <w:rPr>
+            <w:rStyle w:val="Hyperlink"/>
+            <w:noProof/>
+          </w:rPr>
+          <w:t>Table 3.5</w:t>
+        </w:r>
+        <w:r>
+          <w:rPr>
+            <w:rStyle w:val="Hyperlink"/>
+            <w:noProof/>
+          </w:rPr>
+          <w:noBreakHyphen/>
+          <w:t>1</w:t>
+        </w:r>
+        <w:r>
+          <w:rPr>
+            <w:rStyle w:val="Hyperlink"/>
+            <w:noProof/>
+            <w:lang w:val="en-US"/>
+          </w:rPr>
+          <w:t>: Security requirements.</w:t>
+        </w:r>
+        <w:r>
+          <w:rPr>
+            <w:noProof/>
+            <w:webHidden/>
+          </w:rPr>
+          <w:tab/>
+        </w:r>
+        <w:r>
+          <w:rPr>
+            <w:noProof/>
+            <w:webHidden/>
+          </w:rPr>
+          <w:fldChar w:fldCharType="begin"/>
+        </w:r>
+        <w:r>
+          <w:rPr>
+            <w:noProof/>
+            <w:webHidden/>
+          </w:rPr>
+          <w:instrText xml:space="preserve"> PAGEREF _Toc237729930 \h </w:instrText>
+        </w:r>
+        <w:r>
+          <w:rPr>
+            <w:noProof/>
+            <w:webHidden/>
+          </w:rPr>
+        </w:r>
+        <w:r>
+          <w:rPr>
+            <w:noProof/>
+            <w:webHidden/>
+          </w:rPr>
+          <w:fldChar w:fldCharType="separate"/>
+        </w:r>
+        <w:r>
+          <w:rPr>
+            <w:noProof/>
+            <w:webHidden/>
+          </w:rPr>
+          <w:t>16</w:t>
+        </w:r>
+        <w:r>
+          <w:rPr>
+            <w:noProof/>
+            <w:webHidden/>
+          </w:rPr>
+          <w:fldChar w:fldCharType="end"/>
+        </w:r>
+      </w:hyperlink>
+    </w:p>
+    <w:p>
+      <w:pPr>
+        <w:pStyle w:val="TableofFigures"/>
+        <w:tabs>
+          <w:tab w:val="right" w:leader="dot" w:pos="9350"/>
+        </w:tabs>
+        <w:rPr>
+          <w:rFonts w:asciiTheme="minorHAnsi" w:eastAsiaTheme="minorEastAsia" w:hAnsiTheme="minorHAnsi" w:cstheme="minorBidi"/>
+          <w:noProof/>
+          <w:kern w:val="2"/>
+          <w:sz w:val="24"/>
+          <w:szCs w:val="24"/>
+          <w:lang w:val="en-US" w:bidi="ar-SA"/>
+          <w14:ligatures w14:val="standardContextual"/>
+        </w:rPr>
+      </w:pPr>
+      <w:hyperlink w:anchor="_Toc237729931" w:history="1">
         <w:r>
           <w:rPr>
             <w:rStyle w:val="Hyperlink"/>
@@ -6363,187 +6364,7 @@
             <w:noProof/>
             <w:webHidden/>
           </w:rPr>
-          <w:instrText xml:space="preserve"> PAGEREF _Toc237202843 \h </w:instrText>
-        </w:r>
-        <w:r>
-          <w:rPr>
-            <w:noProof/>
-            <w:webHidden/>
-          </w:rPr>
-        </w:r>
-        <w:r>
-          <w:rPr>
-            <w:noProof/>
-            <w:webHidden/>
-          </w:rPr>
-          <w:fldChar w:fldCharType="separate"/>
-        </w:r>
-        <w:r>
-          <w:rPr>
-            <w:noProof/>
-            <w:webHidden/>
-          </w:rPr>
-          <w:t>17</w:t>
-        </w:r>
-        <w:r>
-          <w:rPr>
-            <w:noProof/>
-            <w:webHidden/>
-          </w:rPr>
-          <w:fldChar w:fldCharType="end"/>
-        </w:r>
-      </w:hyperlink>
-    </w:p>
-    <w:p>
-      <w:pPr>
-        <w:pStyle w:val="TableofFigures"/>
-        <w:tabs>
-          <w:tab w:val="right" w:leader="dot" w:pos="9350"/>
-        </w:tabs>
-        <w:rPr>
-          <w:rFonts w:asciiTheme="minorHAnsi" w:eastAsiaTheme="minorEastAsia" w:hAnsiTheme="minorHAnsi" w:cstheme="minorBidi"/>
-          <w:noProof/>
-          <w:kern w:val="2"/>
-          <w:sz w:val="24"/>
-          <w:szCs w:val="24"/>
-          <w:lang w:val="en-US" w:bidi="ar-SA"/>
-          <w14:ligatures w14:val="standardContextual"/>
-        </w:rPr>
-      </w:pPr>
-      <w:hyperlink w:anchor="_Toc237202844" w:history="1">
-        <w:r>
-          <w:rPr>
-            <w:rStyle w:val="Hyperlink"/>
-            <w:noProof/>
-          </w:rPr>
-          <w:t>Table 3.6</w:t>
-        </w:r>
-        <w:r>
-          <w:rPr>
-            <w:rStyle w:val="Hyperlink"/>
-            <w:noProof/>
-          </w:rPr>
-          <w:noBreakHyphen/>
-          <w:t>2</w:t>
-        </w:r>
-        <w:r>
-          <w:rPr>
-            <w:rStyle w:val="Hyperlink"/>
-            <w:noProof/>
-            <w:lang w:val="en-US"/>
-          </w:rPr>
-          <w:t>: Modularity, configurability and extensibility.</w:t>
-        </w:r>
-        <w:r>
-          <w:rPr>
-            <w:noProof/>
-            <w:webHidden/>
-          </w:rPr>
-          <w:tab/>
-        </w:r>
-        <w:r>
-          <w:rPr>
-            <w:noProof/>
-            <w:webHidden/>
-          </w:rPr>
-          <w:fldChar w:fldCharType="begin"/>
-        </w:r>
-        <w:r>
-          <w:rPr>
-            <w:noProof/>
-            <w:webHidden/>
-          </w:rPr>
-          <w:instrText xml:space="preserve"> PAGEREF _Toc237202844 \h </w:instrText>
-        </w:r>
-        <w:r>
-          <w:rPr>
-            <w:noProof/>
-            <w:webHidden/>
-          </w:rPr>
-        </w:r>
-        <w:r>
-          <w:rPr>
-            <w:noProof/>
-            <w:webHidden/>
-          </w:rPr>
-          <w:fldChar w:fldCharType="separate"/>
-        </w:r>
-        <w:r>
-          <w:rPr>
-            <w:noProof/>
-            <w:webHidden/>
-          </w:rPr>
-          <w:t>17</w:t>
-        </w:r>
-        <w:r>
-          <w:rPr>
-            <w:noProof/>
-            <w:webHidden/>
-          </w:rPr>
-          <w:fldChar w:fldCharType="end"/>
-        </w:r>
-      </w:hyperlink>
-    </w:p>
-    <w:p>
-      <w:pPr>
-        <w:pStyle w:val="TableofFigures"/>
-        <w:tabs>
-          <w:tab w:val="right" w:leader="dot" w:pos="9350"/>
-        </w:tabs>
-        <w:rPr>
-          <w:rFonts w:asciiTheme="minorHAnsi" w:eastAsiaTheme="minorEastAsia" w:hAnsiTheme="minorHAnsi" w:cstheme="minorBidi"/>
-          <w:noProof/>
-          <w:kern w:val="2"/>
-          <w:sz w:val="24"/>
-          <w:szCs w:val="24"/>
-          <w:lang w:val="en-US" w:bidi="ar-SA"/>
-          <w14:ligatures w14:val="standardContextual"/>
-        </w:rPr>
-      </w:pPr>
-      <w:hyperlink w:anchor="_Toc237202845" w:history="1">
-        <w:r>
-          <w:rPr>
-            <w:rStyle w:val="Hyperlink"/>
-            <w:noProof/>
-          </w:rPr>
-          <w:t>Table 3.6</w:t>
-        </w:r>
-        <w:r>
-          <w:rPr>
-            <w:rStyle w:val="Hyperlink"/>
-            <w:noProof/>
-          </w:rPr>
-          <w:noBreakHyphen/>
-          <w:t>3</w:t>
-        </w:r>
-        <w:r>
-          <w:rPr>
-            <w:rStyle w:val="Hyperlink"/>
-            <w:noProof/>
-            <w:lang w:val="en-US"/>
-          </w:rPr>
-          <w:t>: Testability and diagnosability.</w:t>
-        </w:r>
-        <w:r>
-          <w:rPr>
-            <w:noProof/>
-            <w:webHidden/>
-          </w:rPr>
-          <w:tab/>
-        </w:r>
-        <w:r>
-          <w:rPr>
-            <w:noProof/>
-            <w:webHidden/>
-          </w:rPr>
-          <w:fldChar w:fldCharType="begin"/>
-        </w:r>
-        <w:r>
-          <w:rPr>
-            <w:noProof/>
-            <w:webHidden/>
-          </w:rPr>
-          <w:instrText xml:space="preserve"> PAGEREF _Toc237202845 \h </w:instrText>
+          <w:instrText xml:space="preserve"> PAGEREF _Toc237729931 \h </w:instrText>
         </w:r>
         <w:r>
           <w:rPr>
@@ -6590,7 +6411,7 @@
           <w14:ligatures w14:val="standardContextual"/>
         </w:rPr>
       </w:pPr>
-      <w:hyperlink w:anchor="_Toc237202846" w:history="1">
+      <w:hyperlink w:anchor="_Toc237729932" w:history="1">
         <w:r>
           <w:rPr>
             <w:rStyle w:val="Hyperlink"/>
@@ -6604,7 +6425,7 @@
             <w:noProof/>
           </w:rPr>
           <w:noBreakHyphen/>
-          <w:t>4</w:t>
+          <w:t>2</w:t>
         </w:r>
         <w:r>
           <w:rPr>
@@ -6612,7 +6433,7 @@
             <w:noProof/>
             <w:lang w:val="en-US"/>
           </w:rPr>
-          <w:t>: Machine-learning, documentation and release maintainability.</w:t>
+          <w:t>: Modularity, configurability and extensibility.</w:t>
         </w:r>
         <w:r>
           <w:rPr>
@@ -6633,97 +6454,7 @@
             <w:noProof/>
             <w:webHidden/>
           </w:rPr>
-          <w:instrText xml:space="preserve"> PAGEREF _Toc237202846 \h </w:instrText>
-        </w:r>
-        <w:r>
-          <w:rPr>
-            <w:noProof/>
-            <w:webHidden/>
-          </w:rPr>
-        </w:r>
-        <w:r>
-          <w:rPr>
-            <w:noProof/>
-            <w:webHidden/>
-          </w:rPr>
-          <w:fldChar w:fldCharType="separate"/>
-        </w:r>
-        <w:r>
-          <w:rPr>
-            <w:noProof/>
-            <w:webHidden/>
-          </w:rPr>
-          <w:t>18</w:t>
-        </w:r>
-        <w:r>
-          <w:rPr>
-            <w:noProof/>
-            <w:webHidden/>
-          </w:rPr>
-          <w:fldChar w:fldCharType="end"/>
-        </w:r>
-      </w:hyperlink>
-    </w:p>
-    <w:p>
-      <w:pPr>
-        <w:pStyle w:val="TableofFigures"/>
-        <w:tabs>
-          <w:tab w:val="right" w:leader="dot" w:pos="9350"/>
-        </w:tabs>
-        <w:rPr>
-          <w:rFonts w:asciiTheme="minorHAnsi" w:eastAsiaTheme="minorEastAsia" w:hAnsiTheme="minorHAnsi" w:cstheme="minorBidi"/>
-          <w:noProof/>
-          <w:kern w:val="2"/>
-          <w:sz w:val="24"/>
-          <w:szCs w:val="24"/>
-          <w:lang w:val="en-US" w:bidi="ar-SA"/>
-          <w14:ligatures w14:val="standardContextual"/>
-        </w:rPr>
-      </w:pPr>
-      <w:hyperlink w:anchor="_Toc237202847" w:history="1">
-        <w:r>
-          <w:rPr>
-            <w:rStyle w:val="Hyperlink"/>
-            <w:noProof/>
-          </w:rPr>
-          <w:t>Table 3.7</w:t>
-        </w:r>
-        <w:r>
-          <w:rPr>
-            <w:rStyle w:val="Hyperlink"/>
-            <w:noProof/>
-          </w:rPr>
-          <w:noBreakHyphen/>
-          <w:t>1</w:t>
-        </w:r>
-        <w:r>
-          <w:rPr>
-            <w:rStyle w:val="Hyperlink"/>
-            <w:noProof/>
-            <w:lang w:val="en-US"/>
-          </w:rPr>
-          <w:t>: Design constraints.</w:t>
-        </w:r>
-        <w:r>
-          <w:rPr>
-            <w:noProof/>
-            <w:webHidden/>
-          </w:rPr>
-          <w:tab/>
-        </w:r>
-        <w:r>
-          <w:rPr>
-            <w:noProof/>
-            <w:webHidden/>
-          </w:rPr>
-          <w:fldChar w:fldCharType="begin"/>
-        </w:r>
-        <w:r>
-          <w:rPr>
-            <w:noProof/>
-            <w:webHidden/>
-          </w:rPr>
-          <w:instrText xml:space="preserve"> PAGEREF _Toc237202847 \h </w:instrText>
+          <w:instrText xml:space="preserve"> PAGEREF _Toc237729932 \h </w:instrText>
         </w:r>
         <w:r>
           <w:rPr>
@@ -6770,13 +6501,13 @@
           <w14:ligatures w14:val="standardContextual"/>
         </w:rPr>
       </w:pPr>
-      <w:hyperlink w:anchor="_Toc237202848" w:history="1">
+      <w:hyperlink w:anchor="_Toc237729933" w:history="1">
         <w:r>
           <w:rPr>
             <w:rStyle w:val="Hyperlink"/>
             <w:noProof/>
           </w:rPr>
-          <w:t>Table 3.8</w:t>
+          <w:t>Table 3.6</w:t>
         </w:r>
         <w:r>
           <w:rPr>
@@ -6784,7 +6515,7 @@
             <w:noProof/>
           </w:rPr>
           <w:noBreakHyphen/>
-          <w:t>1</w:t>
+          <w:t>3</w:t>
         </w:r>
         <w:r>
           <w:rPr>
@@ -6792,7 +6523,7 @@
             <w:noProof/>
             <w:lang w:val="en-US"/>
           </w:rPr>
-          <w:t>: Documentation and help requirements.</w:t>
+          <w:t>: Testability and diagnosability.</w:t>
         </w:r>
         <w:r>
           <w:rPr>
@@ -6813,7 +6544,7 @@
             <w:noProof/>
             <w:webHidden/>
           </w:rPr>
-          <w:instrText xml:space="preserve"> PAGEREF _Toc237202848 \h </w:instrText>
+          <w:instrText xml:space="preserve"> PAGEREF _Toc237729933 \h </w:instrText>
         </w:r>
         <w:r>
           <w:rPr>
@@ -6860,13 +6591,13 @@
           <w14:ligatures w14:val="standardContextual"/>
         </w:rPr>
       </w:pPr>
-      <w:hyperlink w:anchor="_Toc237202849" w:history="1">
+      <w:hyperlink w:anchor="_Toc237729934" w:history="1">
         <w:r>
           <w:rPr>
             <w:rStyle w:val="Hyperlink"/>
             <w:noProof/>
           </w:rPr>
-          <w:t>Table 3.10</w:t>
+          <w:t>Table 3.6</w:t>
         </w:r>
         <w:r>
           <w:rPr>
@@ -6874,7 +6605,7 @@
             <w:noProof/>
           </w:rPr>
           <w:noBreakHyphen/>
-          <w:t>1</w:t>
+          <w:t>4</w:t>
         </w:r>
         <w:r>
           <w:rPr>
@@ -6882,7 +6613,7 @@
             <w:noProof/>
             <w:lang w:val="en-US"/>
           </w:rPr>
-          <w:t>: Global user-interface elements present on every authenticated screen.</w:t>
+          <w:t>: Machine-learning, documentation and release maintainability.</w:t>
         </w:r>
         <w:r>
           <w:rPr>
@@ -6903,7 +6634,97 @@
             <w:noProof/>
             <w:webHidden/>
           </w:rPr>
-          <w:instrText xml:space="preserve"> PAGEREF _Toc237202849 \h </w:instrText>
+          <w:instrText xml:space="preserve"> PAGEREF _Toc237729934 \h </w:instrText>
+        </w:r>
+        <w:r>
+          <w:rPr>
+            <w:noProof/>
+            <w:webHidden/>
+          </w:rPr>
+        </w:r>
+        <w:r>
+          <w:rPr>
+            <w:noProof/>
+            <w:webHidden/>
+          </w:rPr>
+          <w:fldChar w:fldCharType="separate"/>
+        </w:r>
+        <w:r>
+          <w:rPr>
+            <w:noProof/>
+            <w:webHidden/>
+          </w:rPr>
+          <w:t>19</w:t>
+        </w:r>
+        <w:r>
+          <w:rPr>
+            <w:noProof/>
+            <w:webHidden/>
+          </w:rPr>
+          <w:fldChar w:fldCharType="end"/>
+        </w:r>
+      </w:hyperlink>
+    </w:p>
+    <w:p>
+      <w:pPr>
+        <w:pStyle w:val="TableofFigures"/>
+        <w:tabs>
+          <w:tab w:val="right" w:leader="dot" w:pos="9350"/>
+        </w:tabs>
+        <w:rPr>
+          <w:rFonts w:asciiTheme="minorHAnsi" w:eastAsiaTheme="minorEastAsia" w:hAnsiTheme="minorHAnsi" w:cstheme="minorBidi"/>
+          <w:noProof/>
+          <w:kern w:val="2"/>
+          <w:sz w:val="24"/>
+          <w:szCs w:val="24"/>
+          <w:lang w:val="en-US" w:bidi="ar-SA"/>
+          <w14:ligatures w14:val="standardContextual"/>
+        </w:rPr>
+      </w:pPr>
+      <w:hyperlink w:anchor="_Toc237729935" w:history="1">
+        <w:r>
+          <w:rPr>
+            <w:rStyle w:val="Hyperlink"/>
+            <w:noProof/>
+          </w:rPr>
+          <w:t>Table 3.7</w:t>
+        </w:r>
+        <w:r>
+          <w:rPr>
+            <w:rStyle w:val="Hyperlink"/>
+            <w:noProof/>
+          </w:rPr>
+          <w:noBreakHyphen/>
+          <w:t>1</w:t>
+        </w:r>
+        <w:r>
+          <w:rPr>
+            <w:rStyle w:val="Hyperlink"/>
+            <w:noProof/>
+            <w:lang w:val="en-US"/>
+          </w:rPr>
+          <w:t>: Design constraints.</w:t>
+        </w:r>
+        <w:r>
+          <w:rPr>
+            <w:noProof/>
+            <w:webHidden/>
+          </w:rPr>
+          <w:tab/>
+        </w:r>
+        <w:r>
+          <w:rPr>
+            <w:noProof/>
+            <w:webHidden/>
+          </w:rPr>
+          <w:fldChar w:fldCharType="begin"/>
+        </w:r>
+        <w:r>
+          <w:rPr>
+            <w:noProof/>
+            <w:webHidden/>
+          </w:rPr>
+          <w:instrText xml:space="preserve"> PAGEREF _Toc237729935 \h </w:instrText>
         </w:r>
         <w:r>
           <w:rPr>
@@ -6950,13 +6771,13 @@
           <w14:ligatures w14:val="standardContextual"/>
         </w:rPr>
       </w:pPr>
-      <w:hyperlink w:anchor="_Toc237202850" w:history="1">
+      <w:hyperlink w:anchor="_Toc237729936" w:history="1">
         <w:r>
           <w:rPr>
             <w:rStyle w:val="Hyperlink"/>
             <w:noProof/>
           </w:rPr>
-          <w:t>Table 3.10</w:t>
+          <w:t>Table 3.8</w:t>
         </w:r>
         <w:r>
           <w:rPr>
@@ -6964,7 +6785,7 @@
             <w:noProof/>
           </w:rPr>
           <w:noBreakHyphen/>
-          <w:t>2</w:t>
+          <w:t>1</w:t>
         </w:r>
         <w:r>
           <w:rPr>
@@ -6972,7 +6793,7 @@
             <w:noProof/>
             <w:lang w:val="en-US"/>
           </w:rPr>
-          <w:t>: Screen inventory: required panels, fields and states.</w:t>
+          <w:t>: Documentation and help requirements.</w:t>
         </w:r>
         <w:r>
           <w:rPr>
@@ -6993,7 +6814,7 @@
             <w:noProof/>
             <w:webHidden/>
           </w:rPr>
-          <w:instrText xml:space="preserve"> PAGEREF _Toc237202850 \h </w:instrText>
+          <w:instrText xml:space="preserve"> PAGEREF _Toc237729936 \h </w:instrText>
         </w:r>
         <w:r>
           <w:rPr>
@@ -7040,7 +6861,7 @@
           <w14:ligatures w14:val="standardContextual"/>
         </w:rPr>
       </w:pPr>
-      <w:hyperlink w:anchor="_Toc237202851" w:history="1">
+      <w:hyperlink w:anchor="_Toc237729937" w:history="1">
         <w:r>
           <w:rPr>
             <w:rStyle w:val="Hyperlink"/>
@@ -7054,7 +6875,15 @@
             <w:noProof/>
           </w:rPr>
           <w:noBreakHyphen/>
-          <w:t>3: Hardware interfaces and client-side prerequisites.</w:t>
+          <w:t>1</w:t>
+        </w:r>
+        <w:r>
+          <w:rPr>
+            <w:rStyle w:val="Hyperlink"/>
+            <w:noProof/>
+            <w:lang w:val="en-US"/>
+          </w:rPr>
+          <w:t>: Global user-interface elements present on every authenticated screen.</w:t>
         </w:r>
         <w:r>
           <w:rPr>
@@ -7075,7 +6904,7 @@
             <w:noProof/>
             <w:webHidden/>
           </w:rPr>
-          <w:instrText xml:space="preserve"> PAGEREF _Toc237202851 \h </w:instrText>
+          <w:instrText xml:space="preserve"> PAGEREF _Toc237729937 \h </w:instrText>
         </w:r>
         <w:r>
           <w:rPr>
@@ -7122,7 +6951,7 @@
           <w14:ligatures w14:val="standardContextual"/>
         </w:rPr>
       </w:pPr>
-      <w:hyperlink w:anchor="_Toc237202852" w:history="1">
+      <w:hyperlink w:anchor="_Toc237729938" w:history="1">
         <w:r>
           <w:rPr>
             <w:rStyle w:val="Hyperlink"/>
@@ -7136,7 +6965,7 @@
             <w:noProof/>
           </w:rPr>
           <w:noBreakHyphen/>
-          <w:t>4</w:t>
+          <w:t>2</w:t>
         </w:r>
         <w:r>
           <w:rPr>
@@ -7144,7 +6973,7 @@
             <w:noProof/>
             <w:lang w:val="en-US"/>
           </w:rPr>
-          <w:t>: External software interfaces.</w:t>
+          <w:t>: Screen inventory: required panels, fields and states.</w:t>
         </w:r>
         <w:r>
           <w:rPr>
@@ -7165,7 +6994,7 @@
             <w:noProof/>
             <w:webHidden/>
           </w:rPr>
-          <w:instrText xml:space="preserve"> PAGEREF _Toc237202852 \h </w:instrText>
+          <w:instrText xml:space="preserve"> PAGEREF _Toc237729938 \h </w:instrText>
         </w:r>
         <w:r>
           <w:rPr>
@@ -7212,7 +7041,7 @@
           <w14:ligatures w14:val="standardContextual"/>
         </w:rPr>
       </w:pPr>
-      <w:hyperlink w:anchor="_Toc237202853" w:history="1">
+      <w:hyperlink w:anchor="_Toc237729939" w:history="1">
         <w:r>
           <w:rPr>
             <w:rStyle w:val="Hyperlink"/>
@@ -7226,15 +7055,7 @@
             <w:noProof/>
           </w:rPr>
           <w:noBreakHyphen/>
-          <w:t>5</w:t>
-        </w:r>
-        <w:r>
-          <w:rPr>
-            <w:rStyle w:val="Hyperlink"/>
-            <w:noProof/>
-            <w:lang w:val="en-US"/>
-          </w:rPr>
-          <w:t>: Internal software interfaces.</w:t>
+          <w:t>3: Hardware interfaces and client-side prerequisites.</w:t>
         </w:r>
         <w:r>
           <w:rPr>
@@ -7255,7 +7076,7 @@
             <w:noProof/>
             <w:webHidden/>
           </w:rPr>
-          <w:instrText xml:space="preserve"> PAGEREF _Toc237202853 \h </w:instrText>
+          <w:instrText xml:space="preserve"> PAGEREF _Toc237729939 \h </w:instrText>
         </w:r>
         <w:r>
           <w:rPr>
@@ -7302,7 +7123,7 @@
           <w14:ligatures w14:val="standardContextual"/>
         </w:rPr>
       </w:pPr>
-      <w:hyperlink w:anchor="_Toc237202854" w:history="1">
+      <w:hyperlink w:anchor="_Toc237729940" w:history="1">
         <w:r>
           <w:rPr>
             <w:rStyle w:val="Hyperlink"/>
@@ -7316,7 +7137,7 @@
             <w:noProof/>
           </w:rPr>
           <w:noBreakHyphen/>
-          <w:t>6</w:t>
+          <w:t>4</w:t>
         </w:r>
         <w:r>
           <w:rPr>
@@ -7324,7 +7145,7 @@
             <w:noProof/>
             <w:lang w:val="en-US"/>
           </w:rPr>
-          <w:t>: Application REST endpoints required for v1.0.</w:t>
+          <w:t>: External software interfaces.</w:t>
         </w:r>
         <w:r>
           <w:rPr>
@@ -7345,97 +7166,7 @@
             <w:noProof/>
             <w:webHidden/>
           </w:rPr>
-          <w:instrText xml:space="preserve"> PAGEREF _Toc237202854 \h </w:instrText>
-        </w:r>
-        <w:r>
-          <w:rPr>
-            <w:noProof/>
-            <w:webHidden/>
-          </w:rPr>
-        </w:r>
-        <w:r>
-          <w:rPr>
-            <w:noProof/>
-            <w:webHidden/>
-          </w:rPr>
-          <w:fldChar w:fldCharType="separate"/>
-        </w:r>
-        <w:r>
-          <w:rPr>
-            <w:noProof/>
-            <w:webHidden/>
-          </w:rPr>
-          <w:t>22</w:t>
-        </w:r>
-        <w:r>
-          <w:rPr>
-            <w:noProof/>
-            <w:webHidden/>
-          </w:rPr>
-          <w:fldChar w:fldCharType="end"/>
-        </w:r>
-      </w:hyperlink>
-    </w:p>
-    <w:p>
-      <w:pPr>
-        <w:pStyle w:val="TableofFigures"/>
-        <w:tabs>
-          <w:tab w:val="right" w:leader="dot" w:pos="9350"/>
-        </w:tabs>
-        <w:rPr>
-          <w:rFonts w:asciiTheme="minorHAnsi" w:eastAsiaTheme="minorEastAsia" w:hAnsiTheme="minorHAnsi" w:cstheme="minorBidi"/>
-          <w:noProof/>
-          <w:kern w:val="2"/>
-          <w:sz w:val="24"/>
-          <w:szCs w:val="24"/>
-          <w:lang w:val="en-US" w:bidi="ar-SA"/>
-          <w14:ligatures w14:val="standardContextual"/>
-        </w:rPr>
-      </w:pPr>
-      <w:hyperlink w:anchor="_Toc237202855" w:history="1">
-        <w:r>
-          <w:rPr>
-            <w:rStyle w:val="Hyperlink"/>
-            <w:noProof/>
-          </w:rPr>
-          <w:t>Table 3.10</w:t>
-        </w:r>
-        <w:r>
-          <w:rPr>
-            <w:rStyle w:val="Hyperlink"/>
-            <w:noProof/>
-          </w:rPr>
-          <w:noBreakHyphen/>
-          <w:t>7</w:t>
-        </w:r>
-        <w:r>
-          <w:rPr>
-            <w:rStyle w:val="Hyperlink"/>
-            <w:noProof/>
-            <w:lang w:val="en-US"/>
-          </w:rPr>
-          <w:t>: Communications interfaces.</w:t>
-        </w:r>
-        <w:r>
-          <w:rPr>
-            <w:noProof/>
-            <w:webHidden/>
-          </w:rPr>
-          <w:tab/>
-        </w:r>
-        <w:r>
-          <w:rPr>
-            <w:noProof/>
-            <w:webHidden/>
-          </w:rPr>
-          <w:fldChar w:fldCharType="begin"/>
-        </w:r>
-        <w:r>
-          <w:rPr>
-            <w:noProof/>
-            <w:webHidden/>
-          </w:rPr>
-          <w:instrText xml:space="preserve"> PAGEREF _Toc237202855 \h </w:instrText>
+          <w:instrText xml:space="preserve"> PAGEREF _Toc237729940 \h </w:instrText>
         </w:r>
         <w:r>
           <w:rPr>
@@ -7482,13 +7213,13 @@
           <w14:ligatures w14:val="standardContextual"/>
         </w:rPr>
       </w:pPr>
-      <w:hyperlink w:anchor="_Toc237202856" w:history="1">
+      <w:hyperlink w:anchor="_Toc237729941" w:history="1">
         <w:r>
           <w:rPr>
             <w:rStyle w:val="Hyperlink"/>
             <w:noProof/>
           </w:rPr>
-          <w:t>Table 3.11</w:t>
+          <w:t>Table 3.10</w:t>
         </w:r>
         <w:r>
           <w:rPr>
@@ -7496,7 +7227,7 @@
             <w:noProof/>
           </w:rPr>
           <w:noBreakHyphen/>
-          <w:t>1</w:t>
+          <w:t>5</w:t>
         </w:r>
         <w:r>
           <w:rPr>
@@ -7504,7 +7235,7 @@
             <w:noProof/>
             <w:lang w:val="en-US"/>
           </w:rPr>
-          <w:t>: Database requirements.</w:t>
+          <w:t>: Internal software interfaces.</w:t>
         </w:r>
         <w:r>
           <w:rPr>
@@ -7525,7 +7256,7 @@
             <w:noProof/>
             <w:webHidden/>
           </w:rPr>
-          <w:instrText xml:space="preserve"> PAGEREF _Toc237202856 \h </w:instrText>
+          <w:instrText xml:space="preserve"> PAGEREF _Toc237729941 \h </w:instrText>
         </w:r>
         <w:r>
           <w:rPr>
@@ -7572,7 +7303,277 @@
           <w14:ligatures w14:val="standardContextual"/>
         </w:rPr>
       </w:pPr>
-      <w:hyperlink w:anchor="_Toc237202857" w:history="1">
+      <w:hyperlink w:anchor="_Toc237729942" w:history="1">
+        <w:r>
+          <w:rPr>
+            <w:rStyle w:val="Hyperlink"/>
+            <w:noProof/>
+          </w:rPr>
+          <w:t>Table 3.10</w:t>
+        </w:r>
+        <w:r>
+          <w:rPr>
+            <w:rStyle w:val="Hyperlink"/>
+            <w:noProof/>
+          </w:rPr>
+          <w:noBreakHyphen/>
+          <w:t>6</w:t>
+        </w:r>
+        <w:r>
+          <w:rPr>
+            <w:rStyle w:val="Hyperlink"/>
+            <w:noProof/>
+            <w:lang w:val="en-US"/>
+          </w:rPr>
+          <w:t>: Application REST endpoints required for v1.0.</w:t>
+        </w:r>
+        <w:r>
+          <w:rPr>
+            <w:noProof/>
+            <w:webHidden/>
+          </w:rPr>
+          <w:tab/>
+        </w:r>
+        <w:r>
+          <w:rPr>
+            <w:noProof/>
+            <w:webHidden/>
+          </w:rPr>
+          <w:fldChar w:fldCharType="begin"/>
+        </w:r>
+        <w:r>
+          <w:rPr>
+            <w:noProof/>
+            <w:webHidden/>
+          </w:rPr>
+          <w:instrText xml:space="preserve"> PAGEREF _Toc237729942 \h </w:instrText>
+        </w:r>
+        <w:r>
+          <w:rPr>
+            <w:noProof/>
+            <w:webHidden/>
+          </w:rPr>
+        </w:r>
+        <w:r>
+          <w:rPr>
+            <w:noProof/>
+            <w:webHidden/>
+          </w:rPr>
+          <w:fldChar w:fldCharType="separate"/>
+        </w:r>
+        <w:r>
+          <w:rPr>
+            <w:noProof/>
+            <w:webHidden/>
+          </w:rPr>
+          <w:t>24</w:t>
+        </w:r>
+        <w:r>
+          <w:rPr>
+            <w:noProof/>
+            <w:webHidden/>
+          </w:rPr>
+          <w:fldChar w:fldCharType="end"/>
+        </w:r>
+      </w:hyperlink>
+    </w:p>
+    <w:p>
+      <w:pPr>
+        <w:pStyle w:val="TableofFigures"/>
+        <w:tabs>
+          <w:tab w:val="right" w:leader="dot" w:pos="9350"/>
+        </w:tabs>
+        <w:rPr>
+          <w:rFonts w:asciiTheme="minorHAnsi" w:eastAsiaTheme="minorEastAsia" w:hAnsiTheme="minorHAnsi" w:cstheme="minorBidi"/>
+          <w:noProof/>
+          <w:kern w:val="2"/>
+          <w:sz w:val="24"/>
+          <w:szCs w:val="24"/>
+          <w:lang w:val="en-US" w:bidi="ar-SA"/>
+          <w14:ligatures w14:val="standardContextual"/>
+        </w:rPr>
+      </w:pPr>
+      <w:hyperlink w:anchor="_Toc237729943" w:history="1">
+        <w:r>
+          <w:rPr>
+            <w:rStyle w:val="Hyperlink"/>
+            <w:noProof/>
+          </w:rPr>
+          <w:t>Table 3.10</w:t>
+        </w:r>
+        <w:r>
+          <w:rPr>
+            <w:rStyle w:val="Hyperlink"/>
+            <w:noProof/>
+          </w:rPr>
+          <w:noBreakHyphen/>
+          <w:t>7</w:t>
+        </w:r>
+        <w:r>
+          <w:rPr>
+            <w:rStyle w:val="Hyperlink"/>
+            <w:noProof/>
+            <w:lang w:val="en-US"/>
+          </w:rPr>
+          <w:t>: Communications interfaces.</w:t>
+        </w:r>
+        <w:r>
+          <w:rPr>
+            <w:noProof/>
+            <w:webHidden/>
+          </w:rPr>
+          <w:tab/>
+        </w:r>
+        <w:r>
+          <w:rPr>
+            <w:noProof/>
+            <w:webHidden/>
+          </w:rPr>
+          <w:fldChar w:fldCharType="begin"/>
+        </w:r>
+        <w:r>
+          <w:rPr>
+            <w:noProof/>
+            <w:webHidden/>
+          </w:rPr>
+          <w:instrText xml:space="preserve"> PAGEREF _Toc237729943 \h </w:instrText>
+        </w:r>
+        <w:r>
+          <w:rPr>
+            <w:noProof/>
+            <w:webHidden/>
+          </w:rPr>
+        </w:r>
+        <w:r>
+          <w:rPr>
+            <w:noProof/>
+            <w:webHidden/>
+          </w:rPr>
+          <w:fldChar w:fldCharType="separate"/>
+        </w:r>
+        <w:r>
+          <w:rPr>
+            <w:noProof/>
+            <w:webHidden/>
+          </w:rPr>
+          <w:t>25</w:t>
+        </w:r>
+        <w:r>
+          <w:rPr>
+            <w:noProof/>
+            <w:webHidden/>
+          </w:rPr>
+          <w:fldChar w:fldCharType="end"/>
+        </w:r>
+      </w:hyperlink>
+    </w:p>
+    <w:p>
+      <w:pPr>
+        <w:pStyle w:val="TableofFigures"/>
+        <w:tabs>
+          <w:tab w:val="right" w:leader="dot" w:pos="9350"/>
+        </w:tabs>
+        <w:rPr>
+          <w:rFonts w:asciiTheme="minorHAnsi" w:eastAsiaTheme="minorEastAsia" w:hAnsiTheme="minorHAnsi" w:cstheme="minorBidi"/>
+          <w:noProof/>
+          <w:kern w:val="2"/>
+          <w:sz w:val="24"/>
+          <w:szCs w:val="24"/>
+          <w:lang w:val="en-US" w:bidi="ar-SA"/>
+          <w14:ligatures w14:val="standardContextual"/>
+        </w:rPr>
+      </w:pPr>
+      <w:hyperlink w:anchor="_Toc237729944" w:history="1">
+        <w:r>
+          <w:rPr>
+            <w:rStyle w:val="Hyperlink"/>
+            <w:noProof/>
+          </w:rPr>
+          <w:t>Table 3.11</w:t>
+        </w:r>
+        <w:r>
+          <w:rPr>
+            <w:rStyle w:val="Hyperlink"/>
+            <w:noProof/>
+          </w:rPr>
+          <w:noBreakHyphen/>
+          <w:t>1</w:t>
+        </w:r>
+        <w:r>
+          <w:rPr>
+            <w:rStyle w:val="Hyperlink"/>
+            <w:noProof/>
+            <w:lang w:val="en-US"/>
+          </w:rPr>
+          <w:t>: Database requirements.</w:t>
+        </w:r>
+        <w:r>
+          <w:rPr>
+            <w:noProof/>
+            <w:webHidden/>
+          </w:rPr>
+          <w:tab/>
+        </w:r>
+        <w:r>
+          <w:rPr>
+            <w:noProof/>
+            <w:webHidden/>
+          </w:rPr>
+          <w:fldChar w:fldCharType="begin"/>
+        </w:r>
+        <w:r>
+          <w:rPr>
+            <w:noProof/>
+            <w:webHidden/>
+          </w:rPr>
+          <w:instrText xml:space="preserve"> PAGEREF _Toc237729944 \h </w:instrText>
+        </w:r>
+        <w:r>
+          <w:rPr>
+            <w:noProof/>
+            <w:webHidden/>
+          </w:rPr>
+        </w:r>
+        <w:r>
+          <w:rPr>
+            <w:noProof/>
+            <w:webHidden/>
+          </w:rPr>
+          <w:fldChar w:fldCharType="separate"/>
+        </w:r>
+        <w:r>
+          <w:rPr>
+            <w:noProof/>
+            <w:webHidden/>
+          </w:rPr>
+          <w:t>25</w:t>
+        </w:r>
+        <w:r>
+          <w:rPr>
+            <w:noProof/>
+            <w:webHidden/>
+          </w:rPr>
+          <w:fldChar w:fldCharType="end"/>
+        </w:r>
+      </w:hyperlink>
+    </w:p>
+    <w:p>
+      <w:pPr>
+        <w:pStyle w:val="TableofFigures"/>
+        <w:tabs>
+          <w:tab w:val="right" w:leader="dot" w:pos="9350"/>
+        </w:tabs>
+        <w:rPr>
+          <w:rFonts w:asciiTheme="minorHAnsi" w:eastAsiaTheme="minorEastAsia" w:hAnsiTheme="minorHAnsi" w:cstheme="minorBidi"/>
+          <w:noProof/>
+          <w:kern w:val="2"/>
+          <w:sz w:val="24"/>
+          <w:szCs w:val="24"/>
+          <w:lang w:val="en-US" w:bidi="ar-SA"/>
+          <w14:ligatures w14:val="standardContextual"/>
+        </w:rPr>
+      </w:pPr>
+      <w:hyperlink w:anchor="_Toc237729945" w:history="1">
         <w:r>
           <w:rPr>
             <w:rStyle w:val="Hyperlink"/>
@@ -7615,277 +7616,7 @@
             <w:noProof/>
             <w:webHidden/>
           </w:rPr>
-          <w:instrText xml:space="preserve"> PAGEREF _Toc237202857 \h </w:instrText>
-        </w:r>
-        <w:r>
-          <w:rPr>
-            <w:noProof/>
-            <w:webHidden/>
-          </w:rPr>
-        </w:r>
-        <w:r>
-          <w:rPr>
-            <w:noProof/>
-            <w:webHidden/>
-          </w:rPr>
-          <w:fldChar w:fldCharType="separate"/>
-        </w:r>
-        <w:r>
-          <w:rPr>
-            <w:noProof/>
-            <w:webHidden/>
-          </w:rPr>
-          <w:t>27</w:t>
-        </w:r>
-        <w:r>
-          <w:rPr>
-            <w:noProof/>
-            <w:webHidden/>
-          </w:rPr>
-          <w:fldChar w:fldCharType="end"/>
-        </w:r>
-      </w:hyperlink>
-    </w:p>
-    <w:p>
-      <w:pPr>
-        <w:pStyle w:val="TableofFigures"/>
-        <w:tabs>
-          <w:tab w:val="right" w:leader="dot" w:pos="9350"/>
-        </w:tabs>
-        <w:rPr>
-          <w:rFonts w:asciiTheme="minorHAnsi" w:eastAsiaTheme="minorEastAsia" w:hAnsiTheme="minorHAnsi" w:cstheme="minorBidi"/>
-          <w:noProof/>
-          <w:kern w:val="2"/>
-          <w:sz w:val="24"/>
-          <w:szCs w:val="24"/>
-          <w:lang w:val="en-US" w:bidi="ar-SA"/>
-          <w14:ligatures w14:val="standardContextual"/>
-        </w:rPr>
-      </w:pPr>
-      <w:hyperlink w:anchor="_Toc237202858" w:history="1">
-        <w:r>
-          <w:rPr>
-            <w:rStyle w:val="Hyperlink"/>
-            <w:noProof/>
-          </w:rPr>
-          <w:t>Table 3.13</w:t>
-        </w:r>
-        <w:r>
-          <w:rPr>
-            <w:rStyle w:val="Hyperlink"/>
-            <w:noProof/>
-          </w:rPr>
-          <w:noBreakHyphen/>
-          <w:t>1</w:t>
-        </w:r>
-        <w:r>
-          <w:rPr>
-            <w:rStyle w:val="Hyperlink"/>
-            <w:noProof/>
-            <w:lang w:val="en-US"/>
-          </w:rPr>
-          <w:t>: Applicable standards.</w:t>
-        </w:r>
-        <w:r>
-          <w:rPr>
-            <w:noProof/>
-            <w:webHidden/>
-          </w:rPr>
-          <w:tab/>
-        </w:r>
-        <w:r>
-          <w:rPr>
-            <w:noProof/>
-            <w:webHidden/>
-          </w:rPr>
-          <w:fldChar w:fldCharType="begin"/>
-        </w:r>
-        <w:r>
-          <w:rPr>
-            <w:noProof/>
-            <w:webHidden/>
-          </w:rPr>
-          <w:instrText xml:space="preserve"> PAGEREF _Toc237202858 \h </w:instrText>
-        </w:r>
-        <w:r>
-          <w:rPr>
-            <w:noProof/>
-            <w:webHidden/>
-          </w:rPr>
-        </w:r>
-        <w:r>
-          <w:rPr>
-            <w:noProof/>
-            <w:webHidden/>
-          </w:rPr>
-          <w:fldChar w:fldCharType="separate"/>
-        </w:r>
-        <w:r>
-          <w:rPr>
-            <w:noProof/>
-            <w:webHidden/>
-          </w:rPr>
-          <w:t>27</w:t>
-        </w:r>
-        <w:r>
-          <w:rPr>
-            <w:noProof/>
-            <w:webHidden/>
-          </w:rPr>
-          <w:fldChar w:fldCharType="end"/>
-        </w:r>
-      </w:hyperlink>
-    </w:p>
-    <w:p>
-      <w:pPr>
-        <w:pStyle w:val="TableofFigures"/>
-        <w:tabs>
-          <w:tab w:val="right" w:leader="dot" w:pos="9350"/>
-        </w:tabs>
-        <w:rPr>
-          <w:rFonts w:asciiTheme="minorHAnsi" w:eastAsiaTheme="minorEastAsia" w:hAnsiTheme="minorHAnsi" w:cstheme="minorBidi"/>
-          <w:noProof/>
-          <w:kern w:val="2"/>
-          <w:sz w:val="24"/>
-          <w:szCs w:val="24"/>
-          <w:lang w:val="en-US" w:bidi="ar-SA"/>
-          <w14:ligatures w14:val="standardContextual"/>
-        </w:rPr>
-      </w:pPr>
-      <w:hyperlink w:anchor="_Toc237202859" w:history="1">
-        <w:r>
-          <w:rPr>
-            <w:rStyle w:val="Hyperlink"/>
-            <w:noProof/>
-          </w:rPr>
-          <w:t>Table 4.1</w:t>
-        </w:r>
-        <w:r>
-          <w:rPr>
-            <w:rStyle w:val="Hyperlink"/>
-            <w:noProof/>
-          </w:rPr>
-          <w:noBreakHyphen/>
-          <w:t>1</w:t>
-        </w:r>
-        <w:r>
-          <w:rPr>
-            <w:rStyle w:val="Hyperlink"/>
-            <w:noProof/>
-            <w:lang w:val="en-US"/>
-          </w:rPr>
-          <w:t>: Requirements traceability matrix (extract).</w:t>
-        </w:r>
-        <w:r>
-          <w:rPr>
-            <w:noProof/>
-            <w:webHidden/>
-          </w:rPr>
-          <w:tab/>
-        </w:r>
-        <w:r>
-          <w:rPr>
-            <w:noProof/>
-            <w:webHidden/>
-          </w:rPr>
-          <w:fldChar w:fldCharType="begin"/>
-        </w:r>
-        <w:r>
-          <w:rPr>
-            <w:noProof/>
-            <w:webHidden/>
-          </w:rPr>
-          <w:instrText xml:space="preserve"> PAGEREF _Toc237202859 \h </w:instrText>
-        </w:r>
-        <w:r>
-          <w:rPr>
-            <w:noProof/>
-            <w:webHidden/>
-          </w:rPr>
-        </w:r>
-        <w:r>
-          <w:rPr>
-            <w:noProof/>
-            <w:webHidden/>
-          </w:rPr>
-          <w:fldChar w:fldCharType="separate"/>
-        </w:r>
-        <w:r>
-          <w:rPr>
-            <w:noProof/>
-            <w:webHidden/>
-          </w:rPr>
-          <w:t>28</w:t>
-        </w:r>
-        <w:r>
-          <w:rPr>
-            <w:noProof/>
-            <w:webHidden/>
-          </w:rPr>
-          <w:fldChar w:fldCharType="end"/>
-        </w:r>
-      </w:hyperlink>
-    </w:p>
-    <w:p>
-      <w:pPr>
-        <w:pStyle w:val="TableofFigures"/>
-        <w:tabs>
-          <w:tab w:val="right" w:leader="dot" w:pos="9350"/>
-        </w:tabs>
-        <w:rPr>
-          <w:rFonts w:asciiTheme="minorHAnsi" w:eastAsiaTheme="minorEastAsia" w:hAnsiTheme="minorHAnsi" w:cstheme="minorBidi"/>
-          <w:noProof/>
-          <w:kern w:val="2"/>
-          <w:sz w:val="24"/>
-          <w:szCs w:val="24"/>
-          <w:lang w:val="en-US" w:bidi="ar-SA"/>
-          <w14:ligatures w14:val="standardContextual"/>
-        </w:rPr>
-      </w:pPr>
-      <w:hyperlink w:anchor="_Toc237202860" w:history="1">
-        <w:r>
-          <w:rPr>
-            <w:rStyle w:val="Hyperlink"/>
-            <w:noProof/>
-          </w:rPr>
-          <w:t>Table 4.2</w:t>
-        </w:r>
-        <w:r>
-          <w:rPr>
-            <w:rStyle w:val="Hyperlink"/>
-            <w:noProof/>
-          </w:rPr>
-          <w:noBreakHyphen/>
-          <w:t xml:space="preserve">1: </w:t>
-        </w:r>
-        <w:r>
-          <w:rPr>
-            <w:rStyle w:val="Hyperlink"/>
-            <w:noProof/>
-            <w:lang w:val="en-US"/>
-          </w:rPr>
-          <w:t>Dashboard Definitions.</w:t>
-        </w:r>
-        <w:r>
-          <w:rPr>
-            <w:noProof/>
-            <w:webHidden/>
-          </w:rPr>
-          <w:tab/>
-        </w:r>
-        <w:r>
-          <w:rPr>
-            <w:noProof/>
-            <w:webHidden/>
-          </w:rPr>
-          <w:fldChar w:fldCharType="begin"/>
-        </w:r>
-        <w:r>
-          <w:rPr>
-            <w:noProof/>
-            <w:webHidden/>
-          </w:rPr>
-          <w:instrText xml:space="preserve"> PAGEREF _Toc237202860 \h </w:instrText>
+          <w:instrText xml:space="preserve"> PAGEREF _Toc237729945 \h </w:instrText>
         </w:r>
         <w:r>
           <w:rPr>
@@ -7932,13 +7663,13 @@
           <w14:ligatures w14:val="standardContextual"/>
         </w:rPr>
       </w:pPr>
-      <w:hyperlink w:anchor="_Toc237202861" w:history="1">
+      <w:hyperlink w:anchor="_Toc237729946" w:history="1">
         <w:r>
           <w:rPr>
             <w:rStyle w:val="Hyperlink"/>
             <w:noProof/>
           </w:rPr>
-          <w:t>Table 4.3</w:t>
+          <w:t>Table 3.13</w:t>
         </w:r>
         <w:r>
           <w:rPr>
@@ -7954,7 +7685,7 @@
             <w:noProof/>
             <w:lang w:val="en-US"/>
           </w:rPr>
-          <w:t>: Rule register: rule-engine rules.</w:t>
+          <w:t>: Applicable standards.</w:t>
         </w:r>
         <w:r>
           <w:rPr>
@@ -7975,7 +7706,7 @@
             <w:noProof/>
             <w:webHidden/>
           </w:rPr>
-          <w:instrText xml:space="preserve"> PAGEREF _Toc237202861 \h </w:instrText>
+          <w:instrText xml:space="preserve"> PAGEREF _Toc237729946 \h </w:instrText>
         </w:r>
         <w:r>
           <w:rPr>
@@ -8022,13 +7753,13 @@
           <w14:ligatures w14:val="standardContextual"/>
         </w:rPr>
       </w:pPr>
-      <w:hyperlink w:anchor="_Toc237202862" w:history="1">
+      <w:hyperlink w:anchor="_Toc237729947" w:history="1">
         <w:r>
           <w:rPr>
             <w:rStyle w:val="Hyperlink"/>
             <w:noProof/>
           </w:rPr>
-          <w:t>Table 4.3</w:t>
+          <w:t>Table 4.1</w:t>
         </w:r>
         <w:r>
           <w:rPr>
@@ -8036,7 +7767,7 @@
             <w:noProof/>
           </w:rPr>
           <w:noBreakHyphen/>
-          <w:t>2</w:t>
+          <w:t>1</w:t>
         </w:r>
         <w:r>
           <w:rPr>
@@ -8044,7 +7775,7 @@
             <w:noProof/>
             <w:lang w:val="en-US"/>
           </w:rPr>
-          <w:t>: Rule register: SATD marker patterns.</w:t>
+          <w:t>: Requirements traceability matrix (extract).</w:t>
         </w:r>
         <w:r>
           <w:rPr>
@@ -8065,7 +7796,7 @@
             <w:noProof/>
             <w:webHidden/>
           </w:rPr>
-          <w:instrText xml:space="preserve"> PAGEREF _Toc237202862 \h </w:instrText>
+          <w:instrText xml:space="preserve"> PAGEREF _Toc237729947 \h </w:instrText>
         </w:r>
         <w:r>
           <w:rPr>
@@ -8112,7 +7843,277 @@
           <w14:ligatures w14:val="standardContextual"/>
         </w:rPr>
       </w:pPr>
-      <w:hyperlink w:anchor="_Toc237202863" w:history="1">
+      <w:hyperlink w:anchor="_Toc237729948" w:history="1">
+        <w:r>
+          <w:rPr>
+            <w:rStyle w:val="Hyperlink"/>
+            <w:noProof/>
+          </w:rPr>
+          <w:t>Table 4.2</w:t>
+        </w:r>
+        <w:r>
+          <w:rPr>
+            <w:rStyle w:val="Hyperlink"/>
+            <w:noProof/>
+          </w:rPr>
+          <w:noBreakHyphen/>
+          <w:t xml:space="preserve">1: </w:t>
+        </w:r>
+        <w:r>
+          <w:rPr>
+            <w:rStyle w:val="Hyperlink"/>
+            <w:noProof/>
+            <w:lang w:val="en-US"/>
+          </w:rPr>
+          <w:t>Dashboard Definitions.</w:t>
+        </w:r>
+        <w:r>
+          <w:rPr>
+            <w:noProof/>
+            <w:webHidden/>
+          </w:rPr>
+          <w:tab/>
+        </w:r>
+        <w:r>
+          <w:rPr>
+            <w:noProof/>
+            <w:webHidden/>
+          </w:rPr>
+          <w:fldChar w:fldCharType="begin"/>
+        </w:r>
+        <w:r>
+          <w:rPr>
+            <w:noProof/>
+            <w:webHidden/>
+          </w:rPr>
+          <w:instrText xml:space="preserve"> PAGEREF _Toc237729948 \h </w:instrText>
+        </w:r>
+        <w:r>
+          <w:rPr>
+            <w:noProof/>
+            <w:webHidden/>
+          </w:rPr>
+        </w:r>
+        <w:r>
+          <w:rPr>
+            <w:noProof/>
+            <w:webHidden/>
+          </w:rPr>
+          <w:fldChar w:fldCharType="separate"/>
+        </w:r>
+        <w:r>
+          <w:rPr>
+            <w:noProof/>
+            <w:webHidden/>
+          </w:rPr>
+          <w:t>31</w:t>
+        </w:r>
+        <w:r>
+          <w:rPr>
+            <w:noProof/>
+            <w:webHidden/>
+          </w:rPr>
+          <w:fldChar w:fldCharType="end"/>
+        </w:r>
+      </w:hyperlink>
+    </w:p>
+    <w:p>
+      <w:pPr>
+        <w:pStyle w:val="TableofFigures"/>
+        <w:tabs>
+          <w:tab w:val="right" w:leader="dot" w:pos="9350"/>
+        </w:tabs>
+        <w:rPr>
+          <w:rFonts w:asciiTheme="minorHAnsi" w:eastAsiaTheme="minorEastAsia" w:hAnsiTheme="minorHAnsi" w:cstheme="minorBidi"/>
+          <w:noProof/>
+          <w:kern w:val="2"/>
+          <w:sz w:val="24"/>
+          <w:szCs w:val="24"/>
+          <w:lang w:val="en-US" w:bidi="ar-SA"/>
+          <w14:ligatures w14:val="standardContextual"/>
+        </w:rPr>
+      </w:pPr>
+      <w:hyperlink w:anchor="_Toc237729949" w:history="1">
+        <w:r>
+          <w:rPr>
+            <w:rStyle w:val="Hyperlink"/>
+            <w:noProof/>
+          </w:rPr>
+          <w:t>Table 4.3</w:t>
+        </w:r>
+        <w:r>
+          <w:rPr>
+            <w:rStyle w:val="Hyperlink"/>
+            <w:noProof/>
+          </w:rPr>
+          <w:noBreakHyphen/>
+          <w:t>1</w:t>
+        </w:r>
+        <w:r>
+          <w:rPr>
+            <w:rStyle w:val="Hyperlink"/>
+            <w:noProof/>
+            <w:lang w:val="en-US"/>
+          </w:rPr>
+          <w:t>: Rule register: rule-engine rules.</w:t>
+        </w:r>
+        <w:r>
+          <w:rPr>
+            <w:noProof/>
+            <w:webHidden/>
+          </w:rPr>
+          <w:tab/>
+        </w:r>
+        <w:r>
+          <w:rPr>
+            <w:noProof/>
+            <w:webHidden/>
+          </w:rPr>
+          <w:fldChar w:fldCharType="begin"/>
+        </w:r>
+        <w:r>
+          <w:rPr>
+            <w:noProof/>
+            <w:webHidden/>
+          </w:rPr>
+          <w:instrText xml:space="preserve"> PAGEREF _Toc237729949 \h </w:instrText>
+        </w:r>
+        <w:r>
+          <w:rPr>
+            <w:noProof/>
+            <w:webHidden/>
+          </w:rPr>
+        </w:r>
+        <w:r>
+          <w:rPr>
+            <w:noProof/>
+            <w:webHidden/>
+          </w:rPr>
+          <w:fldChar w:fldCharType="separate"/>
+        </w:r>
+        <w:r>
+          <w:rPr>
+            <w:noProof/>
+            <w:webHidden/>
+          </w:rPr>
+          <w:t>31</w:t>
+        </w:r>
+        <w:r>
+          <w:rPr>
+            <w:noProof/>
+            <w:webHidden/>
+          </w:rPr>
+          <w:fldChar w:fldCharType="end"/>
+        </w:r>
+      </w:hyperlink>
+    </w:p>
+    <w:p>
+      <w:pPr>
+        <w:pStyle w:val="TableofFigures"/>
+        <w:tabs>
+          <w:tab w:val="right" w:leader="dot" w:pos="9350"/>
+        </w:tabs>
+        <w:rPr>
+          <w:rFonts w:asciiTheme="minorHAnsi" w:eastAsiaTheme="minorEastAsia" w:hAnsiTheme="minorHAnsi" w:cstheme="minorBidi"/>
+          <w:noProof/>
+          <w:kern w:val="2"/>
+          <w:sz w:val="24"/>
+          <w:szCs w:val="24"/>
+          <w:lang w:val="en-US" w:bidi="ar-SA"/>
+          <w14:ligatures w14:val="standardContextual"/>
+        </w:rPr>
+      </w:pPr>
+      <w:hyperlink w:anchor="_Toc237729950" w:history="1">
+        <w:r>
+          <w:rPr>
+            <w:rStyle w:val="Hyperlink"/>
+            <w:noProof/>
+          </w:rPr>
+          <w:t>Table 4.3</w:t>
+        </w:r>
+        <w:r>
+          <w:rPr>
+            <w:rStyle w:val="Hyperlink"/>
+            <w:noProof/>
+          </w:rPr>
+          <w:noBreakHyphen/>
+          <w:t>2</w:t>
+        </w:r>
+        <w:r>
+          <w:rPr>
+            <w:rStyle w:val="Hyperlink"/>
+            <w:noProof/>
+            <w:lang w:val="en-US"/>
+          </w:rPr>
+          <w:t>: Rule register: SATD marker patterns.</w:t>
+        </w:r>
+        <w:r>
+          <w:rPr>
+            <w:noProof/>
+            <w:webHidden/>
+          </w:rPr>
+          <w:tab/>
+        </w:r>
+        <w:r>
+          <w:rPr>
+            <w:noProof/>
+            <w:webHidden/>
+          </w:rPr>
+          <w:fldChar w:fldCharType="begin"/>
+        </w:r>
+        <w:r>
+          <w:rPr>
+            <w:noProof/>
+            <w:webHidden/>
+          </w:rPr>
+          <w:instrText xml:space="preserve"> PAGEREF _Toc237729950 \h </w:instrText>
+        </w:r>
+        <w:r>
+          <w:rPr>
+            <w:noProof/>
+            <w:webHidden/>
+          </w:rPr>
+        </w:r>
+        <w:r>
+          <w:rPr>
+            <w:noProof/>
+            <w:webHidden/>
+          </w:rPr>
+          <w:fldChar w:fldCharType="separate"/>
+        </w:r>
+        <w:r>
+          <w:rPr>
+            <w:noProof/>
+            <w:webHidden/>
+          </w:rPr>
+          <w:t>32</w:t>
+        </w:r>
+        <w:r>
+          <w:rPr>
+            <w:noProof/>
+            <w:webHidden/>
+          </w:rPr>
+          <w:fldChar w:fldCharType="end"/>
+        </w:r>
+      </w:hyperlink>
+    </w:p>
+    <w:p>
+      <w:pPr>
+        <w:pStyle w:val="TableofFigures"/>
+        <w:tabs>
+          <w:tab w:val="right" w:leader="dot" w:pos="9350"/>
+        </w:tabs>
+        <w:rPr>
+          <w:rFonts w:asciiTheme="minorHAnsi" w:eastAsiaTheme="minorEastAsia" w:hAnsiTheme="minorHAnsi" w:cstheme="minorBidi"/>
+          <w:noProof/>
+          <w:kern w:val="2"/>
+          <w:sz w:val="24"/>
+          <w:szCs w:val="24"/>
+          <w:lang w:val="en-US" w:bidi="ar-SA"/>
+          <w14:ligatures w14:val="standardContextual"/>
+        </w:rPr>
+      </w:pPr>
+      <w:hyperlink w:anchor="_Toc237729951" w:history="1">
         <w:r>
           <w:rPr>
             <w:rStyle w:val="Hyperlink"/>
@@ -8155,7 +8156,7 @@
             <w:noProof/>
             <w:webHidden/>
           </w:rPr>
-          <w:instrText xml:space="preserve"> PAGEREF _Toc237202863 \h </w:instrText>
+          <w:instrText xml:space="preserve"> PAGEREF _Toc237729951 \h </w:instrText>
         </w:r>
         <w:r>
           <w:rPr>
@@ -8175,7 +8176,7 @@
             <w:noProof/>
             <w:webHidden/>
           </w:rPr>
-          <w:t>30</w:t>
+          <w:t>32</w:t>
         </w:r>
         <w:r>
           <w:rPr>
@@ -8202,7 +8203,7 @@
           <w14:ligatures w14:val="standardContextual"/>
         </w:rPr>
       </w:pPr>
-      <w:hyperlink w:anchor="_Toc237202864" w:history="1">
+      <w:hyperlink w:anchor="_Toc237729952" w:history="1">
         <w:r>
           <w:rPr>
             <w:rStyle w:val="Hyperlink"/>
@@ -8245,7 +8246,7 @@
             <w:noProof/>
             <w:webHidden/>
           </w:rPr>
-          <w:instrText xml:space="preserve"> PAGEREF _Toc237202864 \h </w:instrText>
+          <w:instrText xml:space="preserve"> PAGEREF _Toc237729952 \h </w:instrText>
         </w:r>
         <w:r>
           <w:rPr>
@@ -8265,7 +8266,7 @@
             <w:noProof/>
             <w:webHidden/>
           </w:rPr>
-          <w:t>30</w:t>
+          <w:t>32</w:t>
         </w:r>
         <w:r>
           <w:rPr>
@@ -8307,7 +8308,7 @@
       <w:pPr>
         <w:pStyle w:val="Heading1"/>
       </w:pPr>
-      <w:bookmarkStart w:id="0" w:name="_Toc237202787"/>
+      <w:bookmarkStart w:id="0" w:name="_Toc237729875"/>
       <w:r>
         <w:t>Introduction</w:t>
       </w:r>
@@ -8321,7 +8322,7 @@
           <w:numId w:val="1"/>
         </w:numPr>
       </w:pPr>
-      <w:bookmarkStart w:id="1" w:name="_Toc237202788"/>
+      <w:bookmarkStart w:id="1" w:name="_Toc237729876"/>
       <w:r>
         <w:t>Purpose</w:t>
       </w:r>
@@ -8345,7 +8346,7 @@
           <w:numId w:val="1"/>
         </w:numPr>
       </w:pPr>
-      <w:bookmarkStart w:id="2" w:name="_Toc237202789"/>
+      <w:bookmarkStart w:id="2" w:name="_Toc237729877"/>
       <w:r>
         <w:t>Scope</w:t>
       </w:r>
@@ -8476,7 +8477,7 @@
           <w:numId w:val="1"/>
         </w:numPr>
       </w:pPr>
-      <w:bookmarkStart w:id="3" w:name="_Toc237202790"/>
+      <w:bookmarkStart w:id="3" w:name="_Toc237729878"/>
       <w:r>
         <w:t>Definitions, Acronyms, and Abbreviations</w:t>
       </w:r>
@@ -8487,7 +8488,7 @@
       <w:pPr>
         <w:pStyle w:val="Caption"/>
       </w:pPr>
-      <w:bookmarkStart w:id="4" w:name="_Toc237202831"/>
+      <w:bookmarkStart w:id="4" w:name="_Toc237729919"/>
       <w:r>
         <w:t xml:space="preserve">Table </w:t>
       </w:r>
@@ -8746,7 +8747,15 @@
               </w:rPr>
             </w:pPr>
             <w:r>
-              <w:t>The atomic unit of output: one detected issue at a file:line:symbol, with a source, a category, a severity and a one-line reason.</w:t>
+              <w:t xml:space="preserve">The atomic unit of output: one detected issue at a </w:t>
+            </w:r>
+            <w:proofErr w:type="gramStart"/>
+            <w:r>
+              <w:t>file:line</w:t>
+            </w:r>
+            <w:proofErr w:type="gramEnd"/>
+            <w:r>
+              <w:t>:symbol, with a source, a category, a severity and a one-line reason.</w:t>
             </w:r>
           </w:p>
         </w:tc>
@@ -8796,8 +8805,13 @@
               </w:rPr>
             </w:pPr>
             <w:r>
-              <w:t>Which detector produced a finding: rule | satd .</w:t>
-            </w:r>
+              <w:t xml:space="preserve">Which detector produced a finding: rule | </w:t>
+            </w:r>
+            <w:proofErr w:type="gramStart"/>
+            <w:r>
+              <w:t>satd .</w:t>
+            </w:r>
+            <w:proofErr w:type="gramEnd"/>
           </w:p>
         </w:tc>
       </w:tr>
@@ -9134,6 +9148,7 @@
               </w:rPr>
             </w:pPr>
             <w:r>
+              <w:lastRenderedPageBreak/>
               <w:t>Churn</w:t>
             </w:r>
           </w:p>
@@ -9157,8 +9172,13 @@
                 <w:color w:val="000000"/>
               </w:rPr>
             </w:pPr>
-            <w:r>
-              <w:t>Recent change volume of a file, over a 90-day window anchored to the scanned commit's date (FR-11).</w:t>
+            <w:proofErr w:type="gramStart"/>
+            <w:r>
+              <w:t>Recent</w:t>
+            </w:r>
+            <w:proofErr w:type="gramEnd"/>
+            <w:r>
+              <w:t xml:space="preserve"> change volume of a file, over a 90-day window anchored to the scanned commit's date (FR-11).</w:t>
             </w:r>
           </w:p>
         </w:tc>
@@ -9470,7 +9490,15 @@
               </w:rPr>
             </w:pPr>
             <w:r>
-              <w:t>The rule that critical security findings are never suppressed or down-weighted below visibility.</w:t>
+              <w:t xml:space="preserve">The rule that critical security findings are never suppressed or </w:t>
+            </w:r>
+            <w:proofErr w:type="gramStart"/>
+            <w:r>
+              <w:t>down-weighted</w:t>
+            </w:r>
+            <w:proofErr w:type="gramEnd"/>
+            <w:r>
+              <w:t xml:space="preserve"> below visibility.</w:t>
             </w:r>
           </w:p>
         </w:tc>
@@ -10023,7 +10051,15 @@
               </w:rPr>
             </w:pPr>
             <w:r>
-              <w:t>Proof Key for Code Exchange (RFC 7636). Binds an authorization code to the request that started the sign-in, so an intercepted code cannot be redeemed by anyone else.</w:t>
+              <w:t xml:space="preserve">Proof Key for Code Exchange (RFC 7636). Binds an authorization code to the request that </w:t>
+            </w:r>
+            <w:proofErr w:type="gramStart"/>
+            <w:r>
+              <w:t>started the sign-in</w:t>
+            </w:r>
+            <w:proofErr w:type="gramEnd"/>
+            <w:r>
+              <w:t>, so an intercepted code cannot be redeemed by anyone else.</w:t>
             </w:r>
           </w:p>
         </w:tc>
@@ -10123,7 +10159,15 @@
               </w:rPr>
             </w:pPr>
             <w:r>
-              <w:t>A server-side record of one signed-in user. The browser holds only an opaque identifier for it, in an httpOnly cookie, so the session can be revoked at sign-out (SEC-10).</w:t>
+              <w:t xml:space="preserve">A server-side record of one signed-in user. The browser holds only an opaque identifier for it, in </w:t>
+            </w:r>
+            <w:proofErr w:type="gramStart"/>
+            <w:r>
+              <w:t>an</w:t>
+            </w:r>
+            <w:proofErr w:type="gramEnd"/>
+            <w:r>
+              <w:t xml:space="preserve"> httpOnly cookie, so the session can be revoked at sign-out (SEC-10).</w:t>
             </w:r>
           </w:p>
         </w:tc>
@@ -10154,8 +10198,9 @@
           <w:numId w:val="1"/>
         </w:numPr>
       </w:pPr>
-      <w:bookmarkStart w:id="5" w:name="_Toc237202791"/>
+      <w:bookmarkStart w:id="5" w:name="_Toc237729879"/>
       <w:r>
+        <w:lastRenderedPageBreak/>
         <w:t>References</w:t>
       </w:r>
       <w:bookmarkEnd w:id="5"/>
@@ -10379,7 +10424,15 @@
         <w:ind w:left="720" w:hanging="720"/>
       </w:pPr>
       <w:r>
-        <w:t>[8] PostgreSQL Global Development Group, "PostgreSQL: The World's Most Advanced Open Source Relational Database," GitHub repository. [Online]. Available: https://github.com/postgres/postgres. [Accessed: Jul. 30, 2026].</w:t>
+        <w:t xml:space="preserve">[8] PostgreSQL Global Development Group, "PostgreSQL: The World's Most Advanced </w:t>
+      </w:r>
+      <w:proofErr w:type="gramStart"/>
+      <w:r>
+        <w:t>Open Source</w:t>
+      </w:r>
+      <w:proofErr w:type="gramEnd"/>
+      <w:r>
+        <w:t xml:space="preserve"> Relational Database," GitHub repository. [Online]. Available: https://github.com/postgres/postgres. [Accessed: Jul. 30, 2026].</w:t>
       </w:r>
     </w:p>
     <w:p>
@@ -10485,7 +10538,7 @@
           <w:numId w:val="1"/>
         </w:numPr>
       </w:pPr>
-      <w:bookmarkStart w:id="6" w:name="_Toc237202792"/>
+      <w:bookmarkStart w:id="6" w:name="_Toc237729880"/>
       <w:r>
         <w:t>Overview</w:t>
       </w:r>
@@ -10504,7 +10557,7 @@
       <w:pPr>
         <w:pStyle w:val="Heading1"/>
       </w:pPr>
-      <w:bookmarkStart w:id="7" w:name="_Toc237202793"/>
+      <w:bookmarkStart w:id="7" w:name="_Toc237729881"/>
       <w:r>
         <w:t>Overall Description</w:t>
       </w:r>
@@ -10514,7 +10567,7 @@
       <w:pPr>
         <w:pStyle w:val="Heading2"/>
       </w:pPr>
-      <w:bookmarkStart w:id="8" w:name="_Toc237202794"/>
+      <w:bookmarkStart w:id="8" w:name="_Toc237729882"/>
       <w:r>
         <w:t>Product functions</w:t>
       </w:r>
@@ -10523,6 +10576,7 @@
     <w:p/>
     <w:p>
       <w:r>
+        <w:lastRenderedPageBreak/>
         <w:t>The system provides the following main functions.</w:t>
       </w:r>
     </w:p>
@@ -10775,7 +10829,7 @@
       <w:pPr>
         <w:pStyle w:val="Heading2"/>
       </w:pPr>
-      <w:bookmarkStart w:id="9" w:name="_Toc237202795"/>
+      <w:bookmarkStart w:id="9" w:name="_Toc237729883"/>
       <w:r>
         <w:t>User characteristics</w:t>
       </w:r>
@@ -10788,7 +10842,7 @@
         <w:pStyle w:val="Caption"/>
         <w:ind w:firstLine="576"/>
       </w:pPr>
-      <w:bookmarkStart w:id="10" w:name="_Toc237202832"/>
+      <w:bookmarkStart w:id="10" w:name="_Toc237729920"/>
       <w:r>
         <w:t xml:space="preserve">Table </w:t>
       </w:r>
@@ -10947,7 +11001,7 @@
       <w:pPr>
         <w:pStyle w:val="Heading2"/>
       </w:pPr>
-      <w:bookmarkStart w:id="11" w:name="_Toc237202796"/>
+      <w:bookmarkStart w:id="11" w:name="_Toc237729884"/>
       <w:r>
         <w:t>Constraints.</w:t>
       </w:r>
@@ -10963,7 +11017,15 @@
         </w:numPr>
       </w:pPr>
       <w:r>
-        <w:t>v1.0 analyses Java source files (.java) only, because CK is a Java</w:t>
+        <w:t xml:space="preserve">v1.0 analyses Java source </w:t>
+      </w:r>
+      <w:proofErr w:type="gramStart"/>
+      <w:r>
+        <w:t>files (.</w:t>
+      </w:r>
+      <w:proofErr w:type="gramEnd"/>
+      <w:r>
+        <w:t>java) only, because CK is a Java</w:t>
       </w:r>
       <w:r>
         <w:t xml:space="preserve"> </w:t>
@@ -10996,7 +11058,23 @@
         <w:t>Admitted</w:t>
       </w:r>
       <w:r>
-        <w:t xml:space="preserve"> Technical Debt (SATD) detection shall be limited to source-code comments. Commit messages, issues and pull requests shall not be used as SATD detection inputs.</w:t>
+        <w:t xml:space="preserve"> Technical Debt (SATD) detection shall be limited to source-code comments. </w:t>
+      </w:r>
+      <w:proofErr w:type="gramStart"/>
+      <w:r>
+        <w:t>Commit</w:t>
+      </w:r>
+      <w:proofErr w:type="gramEnd"/>
+      <w:r>
+        <w:t xml:space="preserve"> messages, </w:t>
+      </w:r>
+      <w:proofErr w:type="gramStart"/>
+      <w:r>
+        <w:t>issues</w:t>
+      </w:r>
+      <w:proofErr w:type="gramEnd"/>
+      <w:r>
+        <w:t xml:space="preserve"> and pull requests shall not be used as SATD detection inputs.</w:t>
       </w:r>
     </w:p>
     <w:p>
@@ -11008,7 +11086,15 @@
         </w:numPr>
       </w:pPr>
       <w:r>
-        <w:t>The machine learning models shall be trained and evaluated using publicly available datasets.</w:t>
+        <w:t xml:space="preserve">The machine learning models </w:t>
+      </w:r>
+      <w:proofErr w:type="gramStart"/>
+      <w:r>
+        <w:t>shall</w:t>
+      </w:r>
+      <w:proofErr w:type="gramEnd"/>
+      <w:r>
+        <w:t xml:space="preserve"> be trained and evaluated using publicly available datasets.</w:t>
       </w:r>
       <w:r>
         <w:t xml:space="preserve"> Therefore,</w:t>
@@ -11017,7 +11103,15 @@
         <w:t xml:space="preserve"> </w:t>
       </w:r>
       <w:r>
-        <w:t>input features for the machine learning models and predictive performance shall be limited by the quality, representativeness of the available data.</w:t>
+        <w:t xml:space="preserve">input features for the machine learning models and predictive performance shall be limited by the </w:t>
+      </w:r>
+      <w:proofErr w:type="gramStart"/>
+      <w:r>
+        <w:t>quality,</w:t>
+      </w:r>
+      <w:proofErr w:type="gramEnd"/>
+      <w:r>
+        <w:t xml:space="preserve"> representativeness of the available data.</w:t>
       </w:r>
     </w:p>
     <w:p>
@@ -11044,7 +11138,7 @@
       <w:pPr>
         <w:pStyle w:val="Heading2"/>
       </w:pPr>
-      <w:bookmarkStart w:id="12" w:name="_Toc237202797"/>
+      <w:bookmarkStart w:id="12" w:name="_Toc237729885"/>
       <w:r>
         <w:t>Assumptions and dependencies</w:t>
       </w:r>
@@ -11111,7 +11205,7 @@
       <w:pPr>
         <w:pStyle w:val="Heading2"/>
       </w:pPr>
-      <w:bookmarkStart w:id="13" w:name="_Toc237202798"/>
+      <w:bookmarkStart w:id="13" w:name="_Toc237729886"/>
       <w:r>
         <w:t>Requirements subsets</w:t>
       </w:r>
@@ -11139,7 +11233,11 @@
         </w:numPr>
       </w:pPr>
       <w:r>
-        <w:t xml:space="preserve">Include: GitHub repository integration, static analysis of source codes, technical debt detection, </w:t>
+        <w:t xml:space="preserve">Include: GitHub repository integration, static analysis of source codes, technical debt </w:t>
+      </w:r>
+      <w:r>
+        <w:lastRenderedPageBreak/>
+        <w:t xml:space="preserve">detection, </w:t>
       </w:r>
       <w:r>
         <w:t>self-a</w:t>
@@ -11202,7 +11300,15 @@
         </w:numPr>
       </w:pPr>
       <w:r>
-        <w:t>Include multi user workspaces, organization administration, team-member management, role-based access control and workspace level repository authorization.</w:t>
+        <w:t xml:space="preserve">Include </w:t>
+      </w:r>
+      <w:proofErr w:type="gramStart"/>
+      <w:r>
+        <w:t>multi user</w:t>
+      </w:r>
+      <w:proofErr w:type="gramEnd"/>
+      <w:r>
+        <w:t xml:space="preserve"> workspaces, organization administration, team-member management, role-based access control and workspace level repository authorization.</w:t>
       </w:r>
     </w:p>
     <w:p>
@@ -11214,7 +11320,7 @@
       <w:pPr>
         <w:pStyle w:val="Heading1"/>
       </w:pPr>
-      <w:bookmarkStart w:id="14" w:name="_Toc237202799"/>
+      <w:bookmarkStart w:id="14" w:name="_Toc237729887"/>
       <w:r>
         <w:t>Specific requirements</w:t>
       </w:r>
@@ -11224,7 +11330,7 @@
       <w:pPr>
         <w:pStyle w:val="Heading2"/>
       </w:pPr>
-      <w:bookmarkStart w:id="15" w:name="_Toc237202800"/>
+      <w:bookmarkStart w:id="15" w:name="_Toc237729888"/>
       <w:r>
         <w:t>Functionality</w:t>
       </w:r>
@@ -11258,7 +11364,7 @@
           <w:color w:val="000000"/>
         </w:rPr>
       </w:pPr>
-      <w:bookmarkStart w:id="16" w:name="_Toc237202833"/>
+      <w:bookmarkStart w:id="16" w:name="_Toc237729921"/>
       <w:r>
         <w:t xml:space="preserve">Table </w:t>
       </w:r>
@@ -11285,7 +11391,21 @@
         <w:rPr>
           <w:lang w:val="en-US"/>
         </w:rPr>
-        <w:t>:Functional requirement register (v1.0 and later releases)</w:t>
+        <w:t xml:space="preserve">:Functional requirement </w:t>
+      </w:r>
+      <w:proofErr w:type="gramStart"/>
+      <w:r>
+        <w:rPr>
+          <w:lang w:val="en-US"/>
+        </w:rPr>
+        <w:t>register</w:t>
+      </w:r>
+      <w:proofErr w:type="gramEnd"/>
+      <w:r>
+        <w:rPr>
+          <w:lang w:val="en-US"/>
+        </w:rPr>
+        <w:t xml:space="preserve"> (v1.0 and later releases)</w:t>
       </w:r>
       <w:bookmarkEnd w:id="16"/>
     </w:p>
@@ -11942,6 +12062,7 @@
               </w:rPr>
             </w:pPr>
             <w:r>
+              <w:lastRenderedPageBreak/>
               <w:t>FR-6</w:t>
             </w:r>
           </w:p>
@@ -12338,7 +12459,15 @@
               <w:t>secret by regex and entropy, SQL string concatenation).</w:t>
             </w:r>
             <w:r>
-              <w:t xml:space="preserve"> Each finding records file, line, symbol, category, severity, measured value, threshold and rule id.</w:t>
+              <w:t xml:space="preserve"> Each </w:t>
+            </w:r>
+            <w:proofErr w:type="gramStart"/>
+            <w:r>
+              <w:t>finding</w:t>
+            </w:r>
+            <w:proofErr w:type="gramEnd"/>
+            <w:r>
+              <w:t xml:space="preserve"> records file, line, symbol, category, severity, measured value, threshold and rule id.</w:t>
             </w:r>
           </w:p>
         </w:tc>
@@ -12436,7 +12565,15 @@
               </w:rPr>
             </w:pPr>
             <w:r>
-              <w:t>Every rule definition carries a fixed category and a fixed severity alongside its message template; both are written onto the finding at detection and are never recomputed by scoring. Re-scoring embedded to a set or selected by the user. The SATD classifier predicts categories only. Its severity comes from the marker table in FR-9.2; the risk model assigns neither. No ML model or user assigns severity. Severity answers "how bad is this kind of problem" (the same answer for every team) while the profile’s weight answers "how much does this team care" (different per team). The register is in Appendix C.</w:t>
+              <w:t xml:space="preserve">Every rule definition carries a fixed category and a fixed severity alongside its message template; both are written onto the finding at detection and are never recomputed by scoring. Re-scoring embedded to a set or selected by the user. The SATD classifier predicts categories only. Its severity comes from the marker table in FR-9.2; the risk model assigns neither. No ML model or user assigns severity. Severity answers "how bad is this kind of problem" (the same answer for every team) while the profile’s weight </w:t>
+            </w:r>
+            <w:proofErr w:type="gramStart"/>
+            <w:r>
+              <w:t>answers</w:t>
+            </w:r>
+            <w:proofErr w:type="gramEnd"/>
+            <w:r>
+              <w:t xml:space="preserve"> "how much does this team care" (different per team). The register is in Appendix C.</w:t>
             </w:r>
           </w:p>
         </w:tc>
@@ -12638,13 +12775,29 @@
               </w:rPr>
             </w:pPr>
             <w:r>
-              <w:t xml:space="preserve">Classify each extracted source-code comment as debt or not and, if debt, assign a category from {code-design, requirement, documentation, test} (FR-9.3), using a supervised NLP model trained on the </w:t>
+              <w:t xml:space="preserve">Classify each extracted source-code comment as debt or not and, if debt, assign a category from {code-design, requirement, documentation, </w:t>
+            </w:r>
+            <w:proofErr w:type="gramStart"/>
+            <w:r>
+              <w:t>test} (</w:t>
+            </w:r>
+            <w:proofErr w:type="gramEnd"/>
+            <w:r>
+              <w:t xml:space="preserve">FR-9.3), using a supervised NLP model trained on the </w:t>
             </w:r>
             <w:r>
               <w:t xml:space="preserve">SATDAUG </w:t>
             </w:r>
             <w:r>
-              <w:t>dataset. Each finding is mapped to the comment's file:line and the comment. The model predicts category only; severity is assigned per FR-9.2.</w:t>
+              <w:t xml:space="preserve">dataset. Each finding is mapped to the comment's </w:t>
+            </w:r>
+            <w:proofErr w:type="gramStart"/>
+            <w:r>
+              <w:t>file:line</w:t>
+            </w:r>
+            <w:proofErr w:type="gramEnd"/>
+            <w:r>
+              <w:t xml:space="preserve"> and the comment. The model predicts category only; severity is assigned per FR-9.2.</w:t>
             </w:r>
           </w:p>
         </w:tc>
@@ -12748,7 +12901,15 @@
               <w:t>data-augmentation-</w:t>
             </w:r>
             <w:r>
-              <w:t xml:space="preserve">code_comments.csv only. Commit messages, issues and pull requests are not used in v1.0 release. </w:t>
+              <w:t xml:space="preserve">code_comments.csv only. Commit messages, </w:t>
+            </w:r>
+            <w:proofErr w:type="gramStart"/>
+            <w:r>
+              <w:t>issues</w:t>
+            </w:r>
+            <w:proofErr w:type="gramEnd"/>
+            <w:r>
+              <w:t xml:space="preserve"> and pull requests are not used in v1.0 release. </w:t>
             </w:r>
           </w:p>
         </w:tc>
@@ -12774,6 +12935,7 @@
               </w:rPr>
             </w:pPr>
             <w:r>
+              <w:lastRenderedPageBreak/>
               <w:t>FR-9.2</w:t>
             </w:r>
           </w:p>
@@ -12846,7 +13008,15 @@
               </w:rPr>
             </w:pPr>
             <w:r>
-              <w:t>After the classifier determines that a comment is debt and assigns its category, severity is assigned by matching the comment text. FIXME/BUG/XXX/BROKEN -&gt; high; TODO/HACK/TEMP/WORKAROUND -&gt; medium; NOTE/REVIEW/NIT -&gt; low; no marker -&gt; medium. Patterns are evaluated high to low, highest match wins, and match anywhere in the comment. A supervised model can predict only what its training data labels, and the dataset labels categories, not severities. So, severity cannot be learned and must be deterministic. The patterns and templates are in Appendix C.2.</w:t>
+              <w:t>After the classifier determines that a comment is debt and assigns its category, severity is assigned by matching the comment text. FIXME/BUG/XXX/BROKEN -&gt; high; TODO/HACK/TEMP/WORKAROUND -&gt; medium; NOTE/REVIEW/NIT -&gt; low; no marker -&gt; medium. Patterns are evaluated high to low, highest match wins, and match anywhere in the comment. A supervised model can predict only what its training data labels</w:t>
+            </w:r>
+            <w:proofErr w:type="gramStart"/>
+            <w:r>
+              <w:t>, and</w:t>
+            </w:r>
+            <w:proofErr w:type="gramEnd"/>
+            <w:r>
+              <w:t xml:space="preserve"> the dataset labels categories, not severities. So, severity cannot be learned and must be deterministic. The patterns and templates are in Appendix C.2.</w:t>
             </w:r>
           </w:p>
         </w:tc>
@@ -12995,7 +13165,15 @@
               <w:t>701</w:t>
             </w:r>
             <w:r>
-              <w:t>); plus security, which is not in the dataset and is emitted only by the rule engine. non_debt (58,204) is the negative class of the debt/not-debt decision and is never a category.</w:t>
+              <w:t xml:space="preserve">); </w:t>
+            </w:r>
+            <w:proofErr w:type="gramStart"/>
+            <w:r>
+              <w:t>plus</w:t>
+            </w:r>
+            <w:proofErr w:type="gramEnd"/>
+            <w:r>
+              <w:t xml:space="preserve"> security, which is not in the dataset and is emitted only by the rule engine. non_debt (58,204) is the negative class of the debt/not-debt decision and is never a category.</w:t>
             </w:r>
           </w:p>
         </w:tc>
@@ -13203,7 +13381,39 @@
               </w:rPr>
             </w:pPr>
             <w:r>
-              <w:t xml:space="preserve">A mathematical function over stored findings using the active profile. finding_priority = base_points(severity) x category_weight[category] x source_trust(finding) x churn_factor(file) x risk_factor(file); file_debt = sum of open finding priorities; repo_health = 100 x (1 - min(1, sum file_debt / (k x KLOC))); grade A &gt;= 85, B &gt;= 70, C &gt;= 55, D &gt;= 40, E &lt; 40. churn_factor = 1 + min(commits_90d, 20)/20 (1.0-2.0); risk_factor = 1 + ml_trust x risk_score (1.0-2.5); rule_trust = 0.5 + s, ml_trust = 1.5 - s, and source_trust is 1.0 for the security category, rule_trust for rule findings and ml_trust for SATD findings. Base points are a lookup over the stored severity. The 90 day churn window is considered from the scanned commit's committer date. </w:t>
+              <w:t xml:space="preserve">A mathematical function over stored findings using </w:t>
+            </w:r>
+            <w:proofErr w:type="gramStart"/>
+            <w:r>
+              <w:t>the</w:t>
+            </w:r>
+            <w:proofErr w:type="gramEnd"/>
+            <w:r>
+              <w:t xml:space="preserve"> active profile. finding_priority = base_points(severity) x category_weight[category] x source_trust(finding) x churn_factor(file) x risk_factor(file); file_debt = sum of open finding priorities; repo_health = 100 x (1 - </w:t>
+            </w:r>
+            <w:proofErr w:type="gramStart"/>
+            <w:r>
+              <w:t>min(</w:t>
+            </w:r>
+            <w:proofErr w:type="gramEnd"/>
+            <w:r>
+              <w:t xml:space="preserve">1, sum file_debt / (k x KLOC))); grade A &gt;= 85, B &gt;= 70, C &gt;= 55, D &gt;= 40, E &lt; 40. churn_factor = 1 + </w:t>
+            </w:r>
+            <w:proofErr w:type="gramStart"/>
+            <w:r>
+              <w:t>min(</w:t>
+            </w:r>
+            <w:proofErr w:type="gramEnd"/>
+            <w:r>
+              <w:t xml:space="preserve">commits_90d, 20)/20 (1.0-2.0); risk_factor = 1 + ml_trust x risk_score (1.0-2.5); rule_trust = 0.5 + s, ml_trust = 1.5 - s, and source_trust is 1.0 for the security category, rule_trust for rule findings and ml_trust for SATD findings. Base points are a lookup over the stored severity. The </w:t>
+            </w:r>
+            <w:proofErr w:type="gramStart"/>
+            <w:r>
+              <w:t>90 day</w:t>
+            </w:r>
+            <w:proofErr w:type="gramEnd"/>
+            <w:r>
+              <w:t xml:space="preserve"> churn window is considered from the scanned commit's committer date. </w:t>
             </w:r>
             <w:r>
               <w:t>k shall be calibrated against a set of reference repositories before release; the calibrated value and the calibration method shall be recorded in the SAD.</w:t>
@@ -13279,8 +13489,13 @@
                 <w:color w:val="000000"/>
               </w:rPr>
             </w:pPr>
-            <w:r>
-              <w:t>Overall Health card</w:t>
+            <w:proofErr w:type="gramStart"/>
+            <w:r>
+              <w:t>Overall</w:t>
+            </w:r>
+            <w:proofErr w:type="gramEnd"/>
+            <w:r>
+              <w:t xml:space="preserve"> Health card</w:t>
             </w:r>
           </w:p>
         </w:tc>
@@ -13330,6 +13545,7 @@
               </w:rPr>
             </w:pPr>
             <w:r>
+              <w:lastRenderedPageBreak/>
               <w:t>FR-13</w:t>
             </w:r>
           </w:p>
@@ -13598,7 +13814,15 @@
               </w:rPr>
             </w:pPr>
             <w:r>
-              <w:t>Prioritized list of rule engine and SATD findings sorted by priority; each finding shows source, category, severity, file:line and the one-line reason. The badge renders the stored severity (FR-8.1); the user cannot influence severity on his own. The user can filter by debt type.</w:t>
+              <w:t xml:space="preserve">Prioritized list of rule engine and SATD findings sorted by priority; each finding shows source, category, severity, </w:t>
+            </w:r>
+            <w:proofErr w:type="gramStart"/>
+            <w:r>
+              <w:t>file:line</w:t>
+            </w:r>
+            <w:proofErr w:type="gramEnd"/>
+            <w:r>
+              <w:t xml:space="preserve"> and the one-line reason. The badge renders the stored severity (FR-8.1); the user cannot influence severity on his own. The user can filter by debt type.</w:t>
             </w:r>
           </w:p>
         </w:tc>
@@ -13770,7 +13994,15 @@
               </w:rPr>
             </w:pPr>
             <w:r>
-              <w:t>Finding detail - in-place detail mode</w:t>
+              <w:t xml:space="preserve">Finding </w:t>
+            </w:r>
+            <w:proofErr w:type="gramStart"/>
+            <w:r>
+              <w:t>detail</w:t>
+            </w:r>
+            <w:proofErr w:type="gramEnd"/>
+            <w:r>
+              <w:t xml:space="preserve"> - in-place detail mode</w:t>
             </w:r>
           </w:p>
         </w:tc>
@@ -13800,7 +14032,23 @@
               <w:t>shall switch</w:t>
             </w:r>
             <w:r>
-              <w:t xml:space="preserve"> the dashboard into detail mode, rendered in place rather than as an overlay: the region holding the health card and trend chart is replaced by the finding's evidence, one-line reason and file:line:symbol and code snippet; the file tree auto-expands and highlights that finding's file; and the Refactor-First list condenses so the user can move between findings. Closing restores the cards. The selected finding is reflected in the URL. FR-17</w:t>
+              <w:t xml:space="preserve"> the dashboard into detail mode, rendered in place rather than as an overlay: the region holding the health card and trend chart is replaced by the finding's evidence, one-line reason and </w:t>
+            </w:r>
+            <w:proofErr w:type="gramStart"/>
+            <w:r>
+              <w:t>file:line</w:t>
+            </w:r>
+            <w:proofErr w:type="gramEnd"/>
+            <w:r>
+              <w:t xml:space="preserve">:symbol and code snippet; the file tree auto-expands and highlights that finding's file; and the Refactor-First list condenses so the user can move between findings. Closing restores the cards. The selected </w:t>
+            </w:r>
+            <w:proofErr w:type="gramStart"/>
+            <w:r>
+              <w:t>finding is</w:t>
+            </w:r>
+            <w:proofErr w:type="gramEnd"/>
+            <w:r>
+              <w:t xml:space="preserve"> reflected in the URL. FR-17</w:t>
             </w:r>
             <w:r>
               <w:t>b</w:t>
@@ -14002,7 +14250,15 @@
               </w:rPr>
             </w:pPr>
             <w:r>
-              <w:t>List past snapshots for the active project and branch (date, commit SHA, health score, grade, delta, finding count); selecting one loads that snapshot into the dashboard read-only.</w:t>
+              <w:t xml:space="preserve">List past snapshots for the active project and branch (date, commit SHA, health score, grade, delta, finding count); selecting one </w:t>
+            </w:r>
+            <w:proofErr w:type="gramStart"/>
+            <w:r>
+              <w:t>loads</w:t>
+            </w:r>
+            <w:proofErr w:type="gramEnd"/>
+            <w:r>
+              <w:t xml:space="preserve"> that snapshot into the dashboard read-only.</w:t>
             </w:r>
           </w:p>
         </w:tc>
@@ -14028,6 +14284,7 @@
               </w:rPr>
             </w:pPr>
             <w:r>
+              <w:lastRenderedPageBreak/>
               <w:t>FR-20</w:t>
             </w:r>
           </w:p>
@@ -14130,7 +14387,15 @@
               <w:t xml:space="preserve"> five</w:t>
             </w:r>
             <w:r>
-              <w:t xml:space="preserve"> weights and the trust slider. Dragging a control changes client state only; no request is issued until the user confirms with Apply</w:t>
+              <w:t xml:space="preserve"> weights and the trust slider. Dragging </w:t>
+            </w:r>
+            <w:proofErr w:type="gramStart"/>
+            <w:r>
+              <w:t>a control</w:t>
+            </w:r>
+            <w:proofErr w:type="gramEnd"/>
+            <w:r>
+              <w:t xml:space="preserve"> changes client state only; no request is issued until the user confirms with Apply</w:t>
             </w:r>
             <w:r>
               <w:t xml:space="preserve"> </w:t>
@@ -14563,6 +14828,7 @@
               </w:rPr>
             </w:pPr>
             <w:r>
+              <w:lastRenderedPageBreak/>
               <w:t>FR-25</w:t>
             </w:r>
           </w:p>
@@ -14675,7 +14941,7 @@
           <w:bCs/>
         </w:rPr>
       </w:pPr>
-      <w:bookmarkStart w:id="17" w:name="_Toc237202834"/>
+      <w:bookmarkStart w:id="17" w:name="_Toc237729922"/>
       <w:r>
         <w:t xml:space="preserve">Table </w:t>
       </w:r>
@@ -15066,9 +15332,11 @@
                 <w:color w:val="000000"/>
               </w:rPr>
             </w:pPr>
+            <w:proofErr w:type="gramStart"/>
             <w:r>
               <w:t>deep-nesting</w:t>
             </w:r>
+            <w:proofErr w:type="gramEnd"/>
           </w:p>
         </w:tc>
         <w:tc>
@@ -15164,9 +15432,11 @@
                 <w:color w:val="000000"/>
               </w:rPr>
             </w:pPr>
+            <w:proofErr w:type="gramStart"/>
             <w:r>
               <w:t>large-file</w:t>
             </w:r>
+            <w:proofErr w:type="gramEnd"/>
           </w:p>
         </w:tc>
         <w:tc>
@@ -15262,9 +15532,11 @@
                 <w:color w:val="000000"/>
               </w:rPr>
             </w:pPr>
+            <w:proofErr w:type="gramStart"/>
             <w:r>
               <w:t>hardcoded-secret</w:t>
             </w:r>
+            <w:proofErr w:type="gramEnd"/>
           </w:p>
         </w:tc>
         <w:tc>
@@ -15504,7 +15776,7 @@
           <w:color w:val="000000"/>
         </w:rPr>
       </w:pPr>
-      <w:bookmarkStart w:id="18" w:name="_Toc237202835"/>
+      <w:bookmarkStart w:id="18" w:name="_Toc237729923"/>
       <w:r>
         <w:t xml:space="preserve">Table </w:t>
       </w:r>
@@ -16247,6 +16519,7 @@
           <w:color w:val="000000"/>
           <w:lang w:val="en-US"/>
         </w:rPr>
+        <w:lastRenderedPageBreak/>
         <w:t>The system computes finding priority, individual file debt, repository health scores, and grades as specified in FR-11. These calculations rely on fixed severity base points of 8 for Critical, 5 for High, 3 for Medium, and 1 for Low. To guarantee that rescanning the same commit SHA consistently produces identical results, the 90-day churn window is measured from the exact committer date of the analyzed commit. In accordance with FR-21, all outputs are dynamically generated upon reading the stored findings under the active profile. These outputs contain finding priority, per-file debt scores, repository health scores, grades, deltas, and category breakdowns.</w:t>
       </w:r>
       <w:r>
@@ -16257,7 +16530,7 @@
       <w:pPr>
         <w:pStyle w:val="Heading2"/>
       </w:pPr>
-      <w:bookmarkStart w:id="19" w:name="_Toc237202801"/>
+      <w:bookmarkStart w:id="19" w:name="_Toc237729889"/>
       <w:r>
         <w:t>Usability</w:t>
       </w:r>
@@ -16288,7 +16561,7 @@
       <w:pPr>
         <w:pStyle w:val="Heading3"/>
       </w:pPr>
-      <w:bookmarkStart w:id="20" w:name="_Toc237202802"/>
+      <w:bookmarkStart w:id="20" w:name="_Toc237729890"/>
       <w:r>
         <w:t>Learnability and training time</w:t>
       </w:r>
@@ -16302,7 +16575,7 @@
           <w:color w:val="000000"/>
         </w:rPr>
       </w:pPr>
-      <w:bookmarkStart w:id="21" w:name="_Toc237202836"/>
+      <w:bookmarkStart w:id="21" w:name="_Toc237729924"/>
       <w:r>
         <w:t xml:space="preserve">Table </w:t>
       </w:r>
@@ -16641,8 +16914,13 @@
               </w:rPr>
             </w:pPr>
             <w:r>
-              <w:t>viewer/stakeholder can identify dashboard outputs (trend-charts, scores) with self guidance  .</w:t>
-            </w:r>
+              <w:t xml:space="preserve">viewer/stakeholder can identify dashboard outputs (trend-charts, scores) with self </w:t>
+            </w:r>
+            <w:proofErr w:type="gramStart"/>
+            <w:r>
+              <w:t>guidance  .</w:t>
+            </w:r>
+            <w:proofErr w:type="gramEnd"/>
           </w:p>
         </w:tc>
         <w:tc>
@@ -16665,7 +16943,15 @@
               </w:rPr>
             </w:pPr>
             <w:r>
-              <w:t>Same usability-test session.</w:t>
+              <w:t xml:space="preserve">Same </w:t>
+            </w:r>
+            <w:proofErr w:type="gramStart"/>
+            <w:r>
+              <w:t>usability-test</w:t>
+            </w:r>
+            <w:proofErr w:type="gramEnd"/>
+            <w:r>
+              <w:t xml:space="preserve"> session.</w:t>
             </w:r>
           </w:p>
         </w:tc>
@@ -16692,7 +16978,7 @@
       <w:pPr>
         <w:pStyle w:val="Heading3"/>
       </w:pPr>
-      <w:bookmarkStart w:id="22" w:name="_Toc237202803"/>
+      <w:bookmarkStart w:id="22" w:name="_Toc237729891"/>
       <w:r>
         <w:t>Task efficiency and low-noise presentation</w:t>
       </w:r>
@@ -16705,7 +16991,7 @@
           <w:color w:val="000000"/>
         </w:rPr>
       </w:pPr>
-      <w:bookmarkStart w:id="23" w:name="_Toc237202837"/>
+      <w:bookmarkStart w:id="23" w:name="_Toc237729925"/>
       <w:r>
         <w:t xml:space="preserve">Table </w:t>
       </w:r>
@@ -17118,13 +17404,21 @@
               </w:rPr>
             </w:pPr>
             <w:r>
-              <w:t>A non-technical stakeholder</w:t>
+              <w:t xml:space="preserve">A non-technical </w:t>
+            </w:r>
+            <w:proofErr w:type="gramStart"/>
+            <w:r>
+              <w:t>stakeholder</w:t>
             </w:r>
             <w:r>
               <w:t xml:space="preserve"> </w:t>
             </w:r>
             <w:r>
-              <w:t xml:space="preserve"> shall correctly interpret the health score, grade, delta direction and trend direction without assistance.</w:t>
+              <w:t xml:space="preserve"> shall</w:t>
+            </w:r>
+            <w:proofErr w:type="gramEnd"/>
+            <w:r>
+              <w:t xml:space="preserve"> correctly interpret the health score, grade, delta direction and trend direction without assistance.</w:t>
             </w:r>
           </w:p>
         </w:tc>
@@ -17148,7 +17442,15 @@
               </w:rPr>
             </w:pPr>
             <w:r>
-              <w:t>At least 4 of 5 non-technical participants interpret all four correctly.</w:t>
+              <w:t xml:space="preserve">At least 4 of 5 non-technical participants </w:t>
+            </w:r>
+            <w:proofErr w:type="gramStart"/>
+            <w:r>
+              <w:t>interpret</w:t>
+            </w:r>
+            <w:proofErr w:type="gramEnd"/>
+            <w:r>
+              <w:t xml:space="preserve"> all four correctly.</w:t>
             </w:r>
           </w:p>
         </w:tc>
@@ -17198,6 +17500,7 @@
               </w:rPr>
             </w:pPr>
             <w:r>
+              <w:lastRenderedPageBreak/>
               <w:t>U-6</w:t>
             </w:r>
           </w:p>
@@ -17303,7 +17606,7 @@
       <w:pPr>
         <w:pStyle w:val="Heading3"/>
       </w:pPr>
-      <w:bookmarkStart w:id="24" w:name="_Toc237202804"/>
+      <w:bookmarkStart w:id="24" w:name="_Toc237729892"/>
       <w:r>
         <w:t>Accessibility and standards conformance</w:t>
       </w:r>
@@ -17317,7 +17620,7 @@
           <w:color w:val="000000"/>
         </w:rPr>
       </w:pPr>
-      <w:bookmarkStart w:id="25" w:name="_Toc237202838"/>
+      <w:bookmarkStart w:id="25" w:name="_Toc237729926"/>
       <w:r>
         <w:t xml:space="preserve">Table </w:t>
       </w:r>
@@ -17730,7 +18033,15 @@
               </w:rPr>
             </w:pPr>
             <w:r>
-              <w:t>Every interactive component must be fully operable using only a keyboard. The system must enforce a sequential, logical tab order and display a permanent visual indicator so users always know which element is currently active.</w:t>
+              <w:t xml:space="preserve">Every interactive component must be fully operable using only a keyboard. The system must enforce a sequential, logical tab order and display a permanent visual </w:t>
+            </w:r>
+            <w:proofErr w:type="gramStart"/>
+            <w:r>
+              <w:t>indicator</w:t>
+            </w:r>
+            <w:proofErr w:type="gramEnd"/>
+            <w:r>
+              <w:t xml:space="preserve"> so users always know which element is currently active.</w:t>
             </w:r>
           </w:p>
         </w:tc>
@@ -17805,7 +18116,7 @@
       <w:pPr>
         <w:pStyle w:val="Heading3"/>
       </w:pPr>
-      <w:bookmarkStart w:id="26" w:name="_Toc237202805"/>
+      <w:bookmarkStart w:id="26" w:name="_Toc237729893"/>
       <w:r>
         <w:t>Feedback, error recovery and consistency</w:t>
       </w:r>
@@ -17819,7 +18130,7 @@
           <w:color w:val="000000"/>
         </w:rPr>
       </w:pPr>
-      <w:bookmarkStart w:id="27" w:name="_Toc237202839"/>
+      <w:bookmarkStart w:id="27" w:name="_Toc237729927"/>
       <w:r>
         <w:t xml:space="preserve">Table </w:t>
       </w:r>
@@ -18116,6 +18427,7 @@
               </w:rPr>
             </w:pPr>
             <w:r>
+              <w:lastRenderedPageBreak/>
               <w:t>U-11</w:t>
             </w:r>
           </w:p>
@@ -18576,7 +18888,7 @@
       <w:pPr>
         <w:pStyle w:val="Heading2"/>
       </w:pPr>
-      <w:bookmarkStart w:id="28" w:name="_Toc237202806"/>
+      <w:bookmarkStart w:id="28" w:name="_Toc237729894"/>
       <w:r>
         <w:t>Reliability</w:t>
       </w:r>
@@ -18613,7 +18925,7 @@
           <w:color w:val="000000"/>
         </w:rPr>
       </w:pPr>
-      <w:bookmarkStart w:id="29" w:name="_Toc237202840"/>
+      <w:bookmarkStart w:id="29" w:name="_Toc237729928"/>
       <w:r>
         <w:t xml:space="preserve">Table </w:t>
       </w:r>
@@ -18886,7 +19198,15 @@
           </w:tcPr>
           <w:p>
             <w:r>
-              <w:t>A failure during the analysis of a single repository shall not interrupt or block other analysis jobs, nor prevent users from accessing results from previously completed analyses. The failure shall also not prevent the initiating user from starting a new analysis of the same repository.</w:t>
+              <w:t xml:space="preserve">A failure during the analysis of a single repository shall not interrupt or block other analysis jobs, nor prevent users from accessing results from previously completed analyses. The failure </w:t>
+            </w:r>
+            <w:proofErr w:type="gramStart"/>
+            <w:r>
+              <w:t>shall</w:t>
+            </w:r>
+            <w:proofErr w:type="gramEnd"/>
+            <w:r>
+              <w:t xml:space="preserve"> also not prevent the initiating user from starting a new analysis of the same repository.</w:t>
             </w:r>
           </w:p>
         </w:tc>
@@ -18946,7 +19266,15 @@
           </w:tcPr>
           <w:p>
             <w:r>
-              <w:t>All the analysis attempts shall be recorded by the system as a history. It shall include the status, associated repository revision, start time and complete time of each analysis.</w:t>
+              <w:t xml:space="preserve">All the analysis attempts shall be recorded by the system as </w:t>
+            </w:r>
+            <w:proofErr w:type="gramStart"/>
+            <w:r>
+              <w:t>a history</w:t>
+            </w:r>
+            <w:proofErr w:type="gramEnd"/>
+            <w:r>
+              <w:t>. It shall include the status, associated repository revision, start time and complete time of each analysis.</w:t>
             </w:r>
           </w:p>
         </w:tc>
@@ -19055,7 +19383,19 @@
               <w:t xml:space="preserve">Results of a new analysis shall be saved to the database only after all analysis stages have successfully completed. </w:t>
             </w:r>
             <w:r>
-              <w:t>A failed, cancelled or partially completed analysis attempts shall not create finalized analysis snapshot. However, its status, timestamps, retry information and diagnostic details shall be retained in the analysis history.</w:t>
+              <w:t xml:space="preserve">A failed, </w:t>
+            </w:r>
+            <w:r>
+              <w:lastRenderedPageBreak/>
+              <w:t xml:space="preserve">cancelled or partially completed analysis </w:t>
+            </w:r>
+            <w:proofErr w:type="gramStart"/>
+            <w:r>
+              <w:t>attempts</w:t>
+            </w:r>
+            <w:proofErr w:type="gramEnd"/>
+            <w:r>
+              <w:t xml:space="preserve"> shall not create finalized analysis snapshot. However, its status, timestamps, retry information and diagnostic details shall be retained in the analysis history.</w:t>
             </w:r>
           </w:p>
         </w:tc>
@@ -19081,6 +19421,7 @@
               </w:rPr>
             </w:pPr>
             <w:r>
+              <w:lastRenderedPageBreak/>
               <w:t>REL-0</w:t>
             </w:r>
             <w:r>
@@ -19184,7 +19525,15 @@
           </w:tcPr>
           <w:p>
             <w:r>
-              <w:t>After a recoverable failure of the system or one of its components, normal system service shall be restored under thirty minutes</w:t>
+              <w:t xml:space="preserve">After a recoverable failure of the system or one of its components, normal system service shall be restored </w:t>
+            </w:r>
+            <w:proofErr w:type="gramStart"/>
+            <w:r>
+              <w:t>under</w:t>
+            </w:r>
+            <w:proofErr w:type="gramEnd"/>
+            <w:r>
+              <w:t xml:space="preserve"> thirty minutes</w:t>
             </w:r>
             <w:r>
               <w:t xml:space="preserve"> without loss or corruption of previously finalized data. This does not include the recovery time for external services outside the system’s control.</w:t>
@@ -19256,7 +19605,15 @@
               <w:t>The</w:t>
             </w:r>
             <w:r>
-              <w:t xml:space="preserve"> production deployment of the system shall target a mean time between service-impacting failures of at least 500 operational hours.</w:t>
+              <w:t xml:space="preserve"> production deployment of the system shall target a </w:t>
+            </w:r>
+            <w:proofErr w:type="gramStart"/>
+            <w:r>
+              <w:t>mean time</w:t>
+            </w:r>
+            <w:proofErr w:type="gramEnd"/>
+            <w:r>
+              <w:t xml:space="preserve"> between service-impacting failures of at least 500 operational hours.</w:t>
             </w:r>
             <w:r>
               <w:t xml:space="preserve"> </w:t>
@@ -19742,6 +20099,7 @@
               <w:rPr>
                 <w:rFonts w:ascii="Calibri" w:eastAsia="Calibri" w:hAnsi="Calibri" w:cs="Calibri"/>
               </w:rPr>
+              <w:lastRenderedPageBreak/>
               <w:t>Invalid or incomplete analysis results are shown as successfully completed results.</w:t>
             </w:r>
           </w:p>
@@ -19794,6 +20152,7 @@
               </w:rPr>
             </w:pPr>
             <w:r>
+              <w:lastRenderedPageBreak/>
               <w:t>REL-1</w:t>
             </w:r>
             <w:r>
@@ -19844,8 +20203,13 @@
                 <w:color w:val="000000"/>
               </w:rPr>
             </w:pPr>
-            <w:r>
-              <w:t>A production release of the system shall contain no known unresolved critical defects.</w:t>
+            <w:proofErr w:type="gramStart"/>
+            <w:r>
+              <w:t>A production</w:t>
+            </w:r>
+            <w:proofErr w:type="gramEnd"/>
+            <w:r>
+              <w:t xml:space="preserve"> release of the system shall contain no known unresolved critical defects.</w:t>
             </w:r>
           </w:p>
         </w:tc>
@@ -19882,7 +20246,7 @@
       <w:pPr>
         <w:pStyle w:val="Heading2"/>
       </w:pPr>
-      <w:bookmarkStart w:id="30" w:name="_Toc237202807"/>
+      <w:bookmarkStart w:id="30" w:name="_Toc237729895"/>
       <w:r>
         <w:t>Performance</w:t>
       </w:r>
@@ -19915,7 +20279,7 @@
           <w:color w:val="000000"/>
         </w:rPr>
       </w:pPr>
-      <w:bookmarkStart w:id="31" w:name="_Toc237202841"/>
+      <w:bookmarkStart w:id="31" w:name="_Toc237729929"/>
       <w:r>
         <w:t xml:space="preserve">Table </w:t>
       </w:r>
@@ -20411,13 +20775,26 @@
           </w:tcPr>
           <w:p>
             <w:r>
-              <w:t xml:space="preserve">The system shall support at least </w:t>
+              <w:t xml:space="preserve">The system </w:t>
+            </w:r>
+            <w:proofErr w:type="gramStart"/>
+            <w:r>
+              <w:t>shall</w:t>
+            </w:r>
+            <w:proofErr w:type="gramEnd"/>
+            <w:r>
+              <w:t xml:space="preserve"> support at least </w:t>
             </w:r>
             <w:r>
               <w:t xml:space="preserve">50 single-user workspaces, </w:t>
             </w:r>
-            <w:r>
-              <w:t>giving a baseline capacity of 50 registered users, while meeting the response-time requirements</w:t>
+            <w:proofErr w:type="gramStart"/>
+            <w:r>
+              <w:t>giving</w:t>
+            </w:r>
+            <w:proofErr w:type="gramEnd"/>
+            <w:r>
+              <w:t xml:space="preserve"> a baseline capacity of 50 registered users, while meeting the response-time requirements</w:t>
             </w:r>
             <w:r>
               <w:t xml:space="preserve">. </w:t>
@@ -20622,7 +20999,19 @@
           </w:tcPr>
           <w:p>
             <w:r>
-              <w:t>When a required external repository service is unavailable, rate-limited, or experiencing degraded performance, operations dependent on that service may be delayed or queued, while system functionality that does not depend on the affected external service shall remain available.</w:t>
+              <w:t xml:space="preserve">When a required external repository service is unavailable, rate-limited, or experiencing degraded performance, operations dependent on that service may be delayed or queued, while system functionality that does not depend on the affected </w:t>
+            </w:r>
+            <w:r>
+              <w:lastRenderedPageBreak/>
+              <w:t xml:space="preserve">external </w:t>
+            </w:r>
+            <w:proofErr w:type="gramStart"/>
+            <w:r>
+              <w:t>service shall</w:t>
+            </w:r>
+            <w:proofErr w:type="gramEnd"/>
+            <w:r>
+              <w:t xml:space="preserve"> remain available.</w:t>
             </w:r>
           </w:p>
         </w:tc>
@@ -20648,6 +21037,7 @@
               </w:rPr>
             </w:pPr>
             <w:r>
+              <w:lastRenderedPageBreak/>
               <w:t>PERF-1</w:t>
             </w:r>
             <w:r>
@@ -20755,7 +21145,7 @@
       <w:pPr>
         <w:pStyle w:val="Heading2"/>
       </w:pPr>
-      <w:bookmarkStart w:id="32" w:name="_Toc237202808"/>
+      <w:bookmarkStart w:id="32" w:name="_Toc237729896"/>
       <w:r>
         <w:t>Security</w:t>
       </w:r>
@@ -20787,7 +21177,7 @@
           <w:color w:val="000000"/>
         </w:rPr>
       </w:pPr>
-      <w:bookmarkStart w:id="33" w:name="_Toc237202842"/>
+      <w:bookmarkStart w:id="33" w:name="_Toc237729930"/>
       <w:r>
         <w:t xml:space="preserve">Table </w:t>
       </w:r>
@@ -21003,7 +21393,15 @@
               </w:rPr>
             </w:pPr>
             <w:r>
-              <w:t>The system shall require users to authenticate before accessing protected workspace data, repository configurations, scoring profiles, analysis history or analysis results.</w:t>
+              <w:t xml:space="preserve">The </w:t>
+            </w:r>
+            <w:proofErr w:type="gramStart"/>
+            <w:r>
+              <w:t>system shall</w:t>
+            </w:r>
+            <w:proofErr w:type="gramEnd"/>
+            <w:r>
+              <w:t xml:space="preserve"> require users to authenticate before accessing protected workspace data, repository configurations, scoring profiles, analysis history or analysis results.</w:t>
             </w:r>
           </w:p>
         </w:tc>
@@ -21272,7 +21670,23 @@
           </w:tcPr>
           <w:p>
             <w:r>
-              <w:t>The system shall use read-only operations to retrieve only the repository metadata, branches, commit history and source code required to analyze a connected public repository. The system shall not modify repository contents, branches, settings or other repository resources.</w:t>
+              <w:t xml:space="preserve">The system </w:t>
+            </w:r>
+            <w:proofErr w:type="gramStart"/>
+            <w:r>
+              <w:t>shall</w:t>
+            </w:r>
+            <w:proofErr w:type="gramEnd"/>
+            <w:r>
+              <w:t xml:space="preserve"> use read-only operations to retrieve only the repository metadata, branches, commit history and source code required to analyze a connected public repository. The system </w:t>
+            </w:r>
+            <w:proofErr w:type="gramStart"/>
+            <w:r>
+              <w:t>shall</w:t>
+            </w:r>
+            <w:proofErr w:type="gramEnd"/>
+            <w:r>
+              <w:t xml:space="preserve"> not modify repository contents, branches, settings or other repository resources.</w:t>
             </w:r>
           </w:p>
         </w:tc>
@@ -21428,7 +21842,11 @@
           </w:tcPr>
           <w:p>
             <w:r>
-              <w:t>Communication containing authentication information, repository data, user data, or analysis data between users, system components, and external services shall be encrypted using secure transport protocols.</w:t>
+              <w:t xml:space="preserve">Communication containing authentication information, repository data, user data, or analysis data between users, system components, and </w:t>
+            </w:r>
+            <w:r>
+              <w:lastRenderedPageBreak/>
+              <w:t>external services shall be encrypted using secure transport protocols.</w:t>
             </w:r>
           </w:p>
         </w:tc>
@@ -21454,6 +21872,7 @@
               </w:rPr>
             </w:pPr>
             <w:r>
+              <w:lastRenderedPageBreak/>
               <w:t>SEC-08</w:t>
             </w:r>
           </w:p>
@@ -22038,6 +22457,7 @@
               </w:rPr>
             </w:pPr>
             <w:r>
+              <w:lastRenderedPageBreak/>
               <w:t>SEC-17</w:t>
             </w:r>
           </w:p>
@@ -22138,7 +22558,23 @@
           </w:tcPr>
           <w:p>
             <w:r>
-              <w:t>Every application endpoint shall require an authenticated session. The only exceptions shall be the two endpoints that begin and complete sign-in and the liveness probe, and that exemption list shall be stated explicitly in the REST contract. An endpoint added without an authorization decision shall fail closed rather than be reachable anonymously.</w:t>
+              <w:t xml:space="preserve">Every application </w:t>
+            </w:r>
+            <w:proofErr w:type="gramStart"/>
+            <w:r>
+              <w:t>endpoint shall</w:t>
+            </w:r>
+            <w:proofErr w:type="gramEnd"/>
+            <w:r>
+              <w:t xml:space="preserve"> require an authenticated session. The only exceptions shall be the two endpoints that begin and complete sign-in and the </w:t>
+            </w:r>
+            <w:proofErr w:type="gramStart"/>
+            <w:r>
+              <w:t>liveness probe</w:t>
+            </w:r>
+            <w:proofErr w:type="gramEnd"/>
+            <w:r>
+              <w:t>, and that exemption list shall be stated explicitly in the REST contract. An endpoint added without an authorization decision shall fail closed rather than be reachable anonymously.</w:t>
             </w:r>
           </w:p>
         </w:tc>
@@ -22291,7 +22727,7 @@
       <w:pPr>
         <w:pStyle w:val="Heading2"/>
       </w:pPr>
-      <w:bookmarkStart w:id="34" w:name="_Toc237202809"/>
+      <w:bookmarkStart w:id="34" w:name="_Toc237729897"/>
       <w:r>
         <w:t>Supportability</w:t>
       </w:r>
@@ -22327,7 +22763,7 @@
       <w:pPr>
         <w:pStyle w:val="Heading3"/>
       </w:pPr>
-      <w:bookmarkStart w:id="35" w:name="_Toc237202810"/>
+      <w:bookmarkStart w:id="35" w:name="_Toc237729898"/>
       <w:r>
         <w:t>Coding standards and conventions</w:t>
       </w:r>
@@ -22341,7 +22777,7 @@
           <w:color w:val="000000"/>
         </w:rPr>
       </w:pPr>
-      <w:bookmarkStart w:id="36" w:name="_Toc237202843"/>
+      <w:bookmarkStart w:id="36" w:name="_Toc237729931"/>
       <w:r>
         <w:t xml:space="preserve">Table </w:t>
       </w:r>
@@ -22498,7 +22934,15 @@
               </w:rPr>
             </w:pPr>
             <w:r>
-              <w:t>The frontend shall be written in TypeScript with strict mode enabled and the backend and machine-learning code shall follow PEP 8 format.</w:t>
+              <w:t xml:space="preserve">The </w:t>
+            </w:r>
+            <w:proofErr w:type="gramStart"/>
+            <w:r>
+              <w:t>frontend</w:t>
+            </w:r>
+            <w:proofErr w:type="gramEnd"/>
+            <w:r>
+              <w:t xml:space="preserve"> shall be written in TypeScript with strict mode enabled and the backend and machine-learning code shall follow PEP 8 format.</w:t>
             </w:r>
           </w:p>
         </w:tc>
@@ -22547,8 +22991,13 @@
                 <w:color w:val="000000"/>
               </w:rPr>
             </w:pPr>
-            <w:r>
-              <w:t>Commit messages shall follow the Conventional Commits convention and branches shall be named by type (feat/, fix/, docs/, test/).</w:t>
+            <w:proofErr w:type="gramStart"/>
+            <w:r>
+              <w:t>Commit</w:t>
+            </w:r>
+            <w:proofErr w:type="gramEnd"/>
+            <w:r>
+              <w:t xml:space="preserve"> messages shall follow the Conventional Commits convention and branches shall be named by type (feat/, fix/, docs/, test/).</w:t>
             </w:r>
           </w:p>
         </w:tc>
@@ -22634,7 +23083,7 @@
       <w:pPr>
         <w:pStyle w:val="Heading3"/>
       </w:pPr>
-      <w:bookmarkStart w:id="37" w:name="_Toc237202811"/>
+      <w:bookmarkStart w:id="37" w:name="_Toc237729899"/>
       <w:r>
         <w:t>Modularity, configurability and extensibility</w:t>
       </w:r>
@@ -22648,8 +23097,9 @@
           <w:color w:val="000000"/>
         </w:rPr>
       </w:pPr>
-      <w:bookmarkStart w:id="38" w:name="_Toc237202844"/>
+      <w:bookmarkStart w:id="38" w:name="_Toc237729932"/>
       <w:r>
+        <w:lastRenderedPageBreak/>
         <w:t xml:space="preserve">Table </w:t>
       </w:r>
       <w:fldSimple w:instr=" STYLEREF 2 \s ">
@@ -23055,7 +23505,15 @@
               </w:rPr>
             </w:pPr>
             <w:r>
-              <w:t>All environment-specific values shall be supplied as environment variables (API base URL, mocking switch, database and broker URLs, GitHub credentials). No secret is committed to the repository and no environment difference requires a code edit.</w:t>
+              <w:t xml:space="preserve">All environment-specific values shall be supplied as environment variables (API base URL, mocking switch, database and broker URLs, GitHub credentials). No secret is committed to the </w:t>
+            </w:r>
+            <w:proofErr w:type="gramStart"/>
+            <w:r>
+              <w:t>repository</w:t>
+            </w:r>
+            <w:proofErr w:type="gramEnd"/>
+            <w:r>
+              <w:t xml:space="preserve"> and no environment difference requires a code edit.</w:t>
             </w:r>
           </w:p>
         </w:tc>
@@ -23082,7 +23540,7 @@
       <w:pPr>
         <w:pStyle w:val="Heading3"/>
       </w:pPr>
-      <w:bookmarkStart w:id="39" w:name="_Toc237202812"/>
+      <w:bookmarkStart w:id="39" w:name="_Toc237729900"/>
       <w:r>
         <w:t>Testability and diagnosability</w:t>
       </w:r>
@@ -23096,7 +23554,7 @@
           <w:color w:val="000000"/>
         </w:rPr>
       </w:pPr>
-      <w:bookmarkStart w:id="40" w:name="_Toc237202845"/>
+      <w:bookmarkStart w:id="40" w:name="_Toc237729933"/>
       <w:r>
         <w:t xml:space="preserve">Table </w:t>
       </w:r>
@@ -23253,7 +23711,23 @@
               </w:rPr>
             </w:pPr>
             <w:r>
-              <w:t>The frontend shall be fully testable without a backend: the same mock handlers serve development, unit tests and end-to-end tests. Every data hook and every dashboard component has a unit test, and the core workflows (dashboard render, scan, branch switch) have end-to-end tests.</w:t>
+              <w:t xml:space="preserve">The </w:t>
+            </w:r>
+            <w:proofErr w:type="gramStart"/>
+            <w:r>
+              <w:t>frontend</w:t>
+            </w:r>
+            <w:proofErr w:type="gramEnd"/>
+            <w:r>
+              <w:t xml:space="preserve"> shall be fully testable without a backend: the same mock handlers serve development, unit tests and end-to-end tests. Every data hook and every dashboard component </w:t>
+            </w:r>
+            <w:proofErr w:type="gramStart"/>
+            <w:r>
+              <w:t>has</w:t>
+            </w:r>
+            <w:proofErr w:type="gramEnd"/>
+            <w:r>
+              <w:t xml:space="preserve"> a unit test, and the core workflows (dashboard render, scan, branch switch) have end-to-end tests.</w:t>
             </w:r>
           </w:p>
         </w:tc>
@@ -23403,7 +23877,15 @@
               </w:rPr>
             </w:pPr>
             <w:r>
-              <w:t>The system must permanently record the final outcome of every scan directly into the main database, explicitly detailing both the final execution phase and any corresponding error messages. So that a user-reported failure is diagnosable from the database without inspecting logs.</w:t>
+              <w:t xml:space="preserve">The system must permanently record the </w:t>
+            </w:r>
+            <w:proofErr w:type="gramStart"/>
+            <w:r>
+              <w:t>final outcome</w:t>
+            </w:r>
+            <w:proofErr w:type="gramEnd"/>
+            <w:r>
+              <w:t xml:space="preserve"> of every scan directly into the main database, explicitly detailing both the final execution phase and any corresponding error messages. So that a user-reported failure is diagnosable from the database without inspecting logs.</w:t>
             </w:r>
           </w:p>
         </w:tc>
@@ -23430,7 +23912,7 @@
       <w:pPr>
         <w:pStyle w:val="Heading3"/>
       </w:pPr>
-      <w:bookmarkStart w:id="41" w:name="_Toc237202813"/>
+      <w:bookmarkStart w:id="41" w:name="_Toc237729901"/>
       <w:r>
         <w:t>Machine-learning, documentation and release maintainability</w:t>
       </w:r>
@@ -23444,7 +23926,7 @@
           <w:color w:val="000000"/>
         </w:rPr>
       </w:pPr>
-      <w:bookmarkStart w:id="42" w:name="_Toc237202846"/>
+      <w:bookmarkStart w:id="42" w:name="_Toc237729934"/>
       <w:r>
         <w:t xml:space="preserve">Table </w:t>
       </w:r>
@@ -23627,6 +24109,7 @@
               </w:rPr>
             </w:pPr>
             <w:r>
+              <w:lastRenderedPageBreak/>
               <w:t>SP-15</w:t>
             </w:r>
           </w:p>
@@ -23651,7 +24134,15 @@
               </w:rPr>
             </w:pPr>
             <w:r>
-              <w:t>Each stored snapshot shall record the model version that produced it. Without this, after re-training ML models, historical scores cannot be compared and the trend chart loses meaning.</w:t>
+              <w:t xml:space="preserve">Each stored snapshot shall record the model version that produced it. Without this, after re-training ML models, historical scores cannot be </w:t>
+            </w:r>
+            <w:proofErr w:type="gramStart"/>
+            <w:r>
+              <w:t>compared</w:t>
+            </w:r>
+            <w:proofErr w:type="gramEnd"/>
+            <w:r>
+              <w:t xml:space="preserve"> and the trend chart loses meaning.</w:t>
             </w:r>
           </w:p>
         </w:tc>
@@ -23922,7 +24413,7 @@
       <w:pPr>
         <w:pStyle w:val="Heading2"/>
       </w:pPr>
-      <w:bookmarkStart w:id="43" w:name="_Toc237202814"/>
+      <w:bookmarkStart w:id="43" w:name="_Toc237729902"/>
       <w:r>
         <w:t>Design Constraints</w:t>
       </w:r>
@@ -23949,7 +24440,7 @@
           <w:color w:val="000000"/>
         </w:rPr>
       </w:pPr>
-      <w:bookmarkStart w:id="44" w:name="_Toc237202847"/>
+      <w:bookmarkStart w:id="44" w:name="_Toc237729935"/>
       <w:r>
         <w:t xml:space="preserve">Table </w:t>
       </w:r>
@@ -24242,7 +24733,15 @@
               </w:rPr>
             </w:pPr>
             <w:r>
-              <w:t xml:space="preserve">The system shall require users to provide appropriate authorization. </w:t>
+              <w:t xml:space="preserve">The system </w:t>
+            </w:r>
+            <w:proofErr w:type="gramStart"/>
+            <w:r>
+              <w:t>shall</w:t>
+            </w:r>
+            <w:proofErr w:type="gramEnd"/>
+            <w:r>
+              <w:t xml:space="preserve"> require users to provide appropriate authorization. </w:t>
             </w:r>
           </w:p>
         </w:tc>
@@ -24361,9 +24860,14 @@
       <w:pPr>
         <w:pStyle w:val="Heading2"/>
       </w:pPr>
-      <w:bookmarkStart w:id="45" w:name="_Toc237202815"/>
+      <w:bookmarkStart w:id="45" w:name="_Toc237729903"/>
+      <w:proofErr w:type="gramStart"/>
       <w:r>
-        <w:t>On-line User Documentation and Help System Requirements</w:t>
+        <w:t>On-line</w:t>
+      </w:r>
+      <w:proofErr w:type="gramEnd"/>
+      <w:r>
+        <w:t xml:space="preserve"> User Documentation and Help System Requirements</w:t>
       </w:r>
       <w:bookmarkEnd w:id="45"/>
     </w:p>
@@ -24393,7 +24897,7 @@
           <w:color w:val="000000"/>
         </w:rPr>
       </w:pPr>
-      <w:bookmarkStart w:id="46" w:name="_Toc237202848"/>
+      <w:bookmarkStart w:id="46" w:name="_Toc237729936"/>
       <w:r>
         <w:t xml:space="preserve">Table </w:t>
       </w:r>
@@ -24678,6 +25182,7 @@
               </w:rPr>
             </w:pPr>
             <w:r>
+              <w:lastRenderedPageBreak/>
               <w:t>DOC-4</w:t>
             </w:r>
           </w:p>
@@ -24702,7 +25207,15 @@
               </w:rPr>
             </w:pPr>
             <w:r>
-              <w:t>The system shall provide about section with required information and version details.</w:t>
+              <w:t xml:space="preserve">The system </w:t>
+            </w:r>
+            <w:proofErr w:type="gramStart"/>
+            <w:r>
+              <w:t>shall</w:t>
+            </w:r>
+            <w:proofErr w:type="gramEnd"/>
+            <w:r>
+              <w:t xml:space="preserve"> provide about section with required information and version details.</w:t>
             </w:r>
           </w:p>
         </w:tc>
@@ -24729,7 +25242,7 @@
       <w:pPr>
         <w:pStyle w:val="Heading2"/>
       </w:pPr>
-      <w:bookmarkStart w:id="47" w:name="_Toc237202816"/>
+      <w:bookmarkStart w:id="47" w:name="_Toc237729904"/>
       <w:r>
         <w:t>Purchased Components</w:t>
       </w:r>
@@ -24755,7 +25268,7 @@
       <w:pPr>
         <w:pStyle w:val="Heading2"/>
       </w:pPr>
-      <w:bookmarkStart w:id="48" w:name="_Toc237202817"/>
+      <w:bookmarkStart w:id="48" w:name="_Toc237729905"/>
       <w:r>
         <w:t>Interfaces</w:t>
       </w:r>
@@ -24765,7 +25278,7 @@
       <w:pPr>
         <w:pStyle w:val="Heading3"/>
       </w:pPr>
-      <w:bookmarkStart w:id="49" w:name="_Toc237202818"/>
+      <w:bookmarkStart w:id="49" w:name="_Toc237729906"/>
       <w:r>
         <w:t>User Interfaces</w:t>
       </w:r>
@@ -24796,7 +25309,7 @@
           <w:color w:val="000000"/>
         </w:rPr>
       </w:pPr>
-      <w:bookmarkStart w:id="50" w:name="_Toc237202849"/>
+      <w:bookmarkStart w:id="50" w:name="_Toc237729937"/>
       <w:r>
         <w:t xml:space="preserve">Table </w:t>
       </w:r>
@@ -25085,7 +25598,7 @@
           <w:color w:val="000000"/>
         </w:rPr>
       </w:pPr>
-      <w:bookmarkStart w:id="51" w:name="_Toc237202850"/>
+      <w:bookmarkStart w:id="51" w:name="_Toc237729938"/>
       <w:r>
         <w:t xml:space="preserve">Table </w:t>
       </w:r>
@@ -25472,6 +25985,7 @@
               </w:rPr>
             </w:pPr>
             <w:r>
+              <w:lastRenderedPageBreak/>
               <w:t>Dashboard - detailed mode</w:t>
             </w:r>
           </w:p>
@@ -25570,7 +26084,15 @@
               </w:rPr>
             </w:pPr>
             <w:r>
-              <w:t>A table of past snapshots: date, commit SHA, health score, grade, delta and finding count; selecting a row loads that snapshot into the dashboard read-only.</w:t>
+              <w:t xml:space="preserve">A table of past snapshots: date, commit SHA, health score, grade, delta and finding count; selecting a </w:t>
+            </w:r>
+            <w:proofErr w:type="gramStart"/>
+            <w:r>
+              <w:t>row loads</w:t>
+            </w:r>
+            <w:proofErr w:type="gramEnd"/>
+            <w:r>
+              <w:t xml:space="preserve"> that snapshot into the dashboard read-only.</w:t>
             </w:r>
           </w:p>
         </w:tc>
@@ -25653,7 +26175,15 @@
               <w:t xml:space="preserve"> category weight sliders (security, code-design, requirement, documentation, test; clamped 0.1-3.0); one trust slider labelled at its ends "trust the rules" and "trust the model" (0-1, default 0.5); and a Reset to preset action. </w:t>
             </w:r>
             <w:r>
-              <w:t>Applying a profile re-scores the stored findings instantly, with no re-scan.</w:t>
+              <w:t xml:space="preserve">Applying a </w:t>
+            </w:r>
+            <w:proofErr w:type="gramStart"/>
+            <w:r>
+              <w:t>profile re-scores</w:t>
+            </w:r>
+            <w:proofErr w:type="gramEnd"/>
+            <w:r>
+              <w:t xml:space="preserve"> the stored findings instantly, with no re-scan.</w:t>
             </w:r>
           </w:p>
         </w:tc>
@@ -25728,7 +26258,7 @@
       <w:pPr>
         <w:pStyle w:val="Heading3"/>
       </w:pPr>
-      <w:bookmarkStart w:id="52" w:name="_Toc237202819"/>
+      <w:bookmarkStart w:id="52" w:name="_Toc237729907"/>
       <w:r>
         <w:t>Hardware Interfaces</w:t>
       </w:r>
@@ -25758,7 +26288,7 @@
       <w:pPr>
         <w:pStyle w:val="Caption"/>
       </w:pPr>
-      <w:bookmarkStart w:id="53" w:name="_Toc237202851"/>
+      <w:bookmarkStart w:id="53" w:name="_Toc237729939"/>
       <w:r>
         <w:t xml:space="preserve">Table </w:t>
       </w:r>
@@ -26150,7 +26680,7 @@
       <w:pPr>
         <w:pStyle w:val="Heading3"/>
       </w:pPr>
-      <w:bookmarkStart w:id="54" w:name="_Toc237202820"/>
+      <w:bookmarkStart w:id="54" w:name="_Toc237729908"/>
       <w:r>
         <w:t>Software Interfaces</w:t>
       </w:r>
@@ -26164,8 +26694,9 @@
           <w:color w:val="000000"/>
         </w:rPr>
       </w:pPr>
-      <w:bookmarkStart w:id="55" w:name="_Toc237202852"/>
+      <w:bookmarkStart w:id="55" w:name="_Toc237729940"/>
       <w:r>
+        <w:lastRenderedPageBreak/>
         <w:t xml:space="preserve">Table </w:t>
       </w:r>
       <w:fldSimple w:instr=" STYLEREF 2 \s ">
@@ -26629,7 +27160,7 @@
           <w:color w:val="000000"/>
         </w:rPr>
       </w:pPr>
-      <w:bookmarkStart w:id="56" w:name="_Toc237202853"/>
+      <w:bookmarkStart w:id="56" w:name="_Toc237729941"/>
       <w:r>
         <w:t xml:space="preserve">Table </w:t>
       </w:r>
@@ -27168,8 +27699,9 @@
           <w:color w:val="000000"/>
         </w:rPr>
       </w:pPr>
-      <w:bookmarkStart w:id="57" w:name="_Toc237202854"/>
+      <w:bookmarkStart w:id="57" w:name="_Toc237729942"/>
       <w:r>
+        <w:lastRenderedPageBreak/>
         <w:t xml:space="preserve">Table </w:t>
       </w:r>
       <w:fldSimple w:instr=" STYLEREF 2 \s ">
@@ -27780,7 +28312,31 @@
               </w:rPr>
             </w:pPr>
             <w:r>
-              <w:t>/api/repos/{repo_id}/branches</w:t>
+              <w:t>/</w:t>
+            </w:r>
+            <w:proofErr w:type="gramStart"/>
+            <w:r>
+              <w:t>api</w:t>
+            </w:r>
+            <w:proofErr w:type="gramEnd"/>
+            <w:r>
+              <w:t>/</w:t>
+            </w:r>
+            <w:proofErr w:type="gramStart"/>
+            <w:r>
+              <w:t>repos/{</w:t>
+            </w:r>
+            <w:proofErr w:type="gramEnd"/>
+            <w:r>
+              <w:t>repo_</w:t>
+            </w:r>
+            <w:proofErr w:type="gramStart"/>
+            <w:r>
+              <w:t>id}/</w:t>
+            </w:r>
+            <w:proofErr w:type="gramEnd"/>
+            <w:r>
+              <w:t>branches</w:t>
             </w:r>
           </w:p>
         </w:tc>
@@ -27854,7 +28410,31 @@
               </w:rPr>
             </w:pPr>
             <w:r>
-              <w:t>/api/repos/{repo_id}/health?branch=</w:t>
+              <w:t>/</w:t>
+            </w:r>
+            <w:proofErr w:type="gramStart"/>
+            <w:r>
+              <w:t>api</w:t>
+            </w:r>
+            <w:proofErr w:type="gramEnd"/>
+            <w:r>
+              <w:t>/</w:t>
+            </w:r>
+            <w:proofErr w:type="gramStart"/>
+            <w:r>
+              <w:t>repos/{</w:t>
+            </w:r>
+            <w:proofErr w:type="gramEnd"/>
+            <w:r>
+              <w:t>repo_</w:t>
+            </w:r>
+            <w:proofErr w:type="gramStart"/>
+            <w:r>
+              <w:t>id}/</w:t>
+            </w:r>
+            <w:proofErr w:type="gramEnd"/>
+            <w:r>
+              <w:t>health?branch=</w:t>
             </w:r>
           </w:p>
         </w:tc>
@@ -27878,7 +28458,15 @@
               </w:rPr>
             </w:pPr>
             <w:r>
-              <w:t>Full dashboard payload for one branch snapshot (FR-12 to FR-18). Scores are derived under the workspace's active profile, which the server resolves itself; no profile is passed as a parameter. An optional ?snapshot_id= loads a past snapshot instead of the latest one (FR-19).</w:t>
+              <w:t xml:space="preserve">Full dashboard payload for one branch snapshot (FR-12 to FR-18). Scores are derived under the workspace's active profile, which the server resolves itself; no profile is passed as a parameter. An </w:t>
+            </w:r>
+            <w:proofErr w:type="gramStart"/>
+            <w:r>
+              <w:t>optional ?snapshot</w:t>
+            </w:r>
+            <w:proofErr w:type="gramEnd"/>
+            <w:r>
+              <w:t>_id= loads a past snapshot instead of the latest one (FR-19).</w:t>
             </w:r>
           </w:p>
         </w:tc>
@@ -27928,7 +28516,31 @@
               </w:rPr>
             </w:pPr>
             <w:r>
-              <w:t>/api/repos/{repo_id}/scans?branch=</w:t>
+              <w:t>/</w:t>
+            </w:r>
+            <w:proofErr w:type="gramStart"/>
+            <w:r>
+              <w:t>api</w:t>
+            </w:r>
+            <w:proofErr w:type="gramEnd"/>
+            <w:r>
+              <w:t>/</w:t>
+            </w:r>
+            <w:proofErr w:type="gramStart"/>
+            <w:r>
+              <w:t>repos/{</w:t>
+            </w:r>
+            <w:proofErr w:type="gramEnd"/>
+            <w:r>
+              <w:t>repo_</w:t>
+            </w:r>
+            <w:proofErr w:type="gramStart"/>
+            <w:r>
+              <w:t>id}/</w:t>
+            </w:r>
+            <w:proofErr w:type="gramEnd"/>
+            <w:r>
+              <w:t>scans?branch=</w:t>
             </w:r>
           </w:p>
         </w:tc>
@@ -27952,7 +28564,15 @@
               </w:rPr>
             </w:pPr>
             <w:r>
-              <w:t>Scan history: the stored snapshot summaries for one branch (FR-19). Each entry carries the snapshot identifier that GET .../health accepts as ?snapshot_id= to load a past scan into the dashboard.</w:t>
+              <w:t xml:space="preserve">Scan history: the stored snapshot summaries for one branch (FR-19). Each entry carries the snapshot identifier that GET .../health accepts </w:t>
+            </w:r>
+            <w:proofErr w:type="gramStart"/>
+            <w:r>
+              <w:t>as ?snapshot</w:t>
+            </w:r>
+            <w:proofErr w:type="gramEnd"/>
+            <w:r>
+              <w:t>_id= to load a past scan into the dashboard.</w:t>
             </w:r>
           </w:p>
         </w:tc>
@@ -28002,7 +28622,31 @@
               </w:rPr>
             </w:pPr>
             <w:r>
-              <w:t>/api/repos/{repo_id}/scan</w:t>
+              <w:t>/</w:t>
+            </w:r>
+            <w:proofErr w:type="gramStart"/>
+            <w:r>
+              <w:t>api</w:t>
+            </w:r>
+            <w:proofErr w:type="gramEnd"/>
+            <w:r>
+              <w:t>/</w:t>
+            </w:r>
+            <w:proofErr w:type="gramStart"/>
+            <w:r>
+              <w:t>repos/{</w:t>
+            </w:r>
+            <w:proofErr w:type="gramEnd"/>
+            <w:r>
+              <w:t>repo_</w:t>
+            </w:r>
+            <w:proofErr w:type="gramStart"/>
+            <w:r>
+              <w:t>id}/</w:t>
+            </w:r>
+            <w:proofErr w:type="gramEnd"/>
+            <w:r>
+              <w:t>scan</w:t>
             </w:r>
           </w:p>
         </w:tc>
@@ -28076,7 +28720,31 @@
               </w:rPr>
             </w:pPr>
             <w:r>
-              <w:t>/api/repos/{repo_id}/scan/{scan_id}</w:t>
+              <w:t>/</w:t>
+            </w:r>
+            <w:proofErr w:type="gramStart"/>
+            <w:r>
+              <w:t>api</w:t>
+            </w:r>
+            <w:proofErr w:type="gramEnd"/>
+            <w:r>
+              <w:t>/</w:t>
+            </w:r>
+            <w:proofErr w:type="gramStart"/>
+            <w:r>
+              <w:t>repos/{</w:t>
+            </w:r>
+            <w:proofErr w:type="gramEnd"/>
+            <w:r>
+              <w:t>repo_</w:t>
+            </w:r>
+            <w:proofErr w:type="gramStart"/>
+            <w:r>
+              <w:t>id}/scan/{</w:t>
+            </w:r>
+            <w:proofErr w:type="gramEnd"/>
+            <w:r>
+              <w:t>scan_id}</w:t>
             </w:r>
           </w:p>
         </w:tc>
@@ -28150,7 +28818,39 @@
               </w:rPr>
             </w:pPr>
             <w:r>
-              <w:t>/api/repos/{repo_id}/scan/{scan_id}/stop</w:t>
+              <w:t>/</w:t>
+            </w:r>
+            <w:proofErr w:type="gramStart"/>
+            <w:r>
+              <w:t>api</w:t>
+            </w:r>
+            <w:proofErr w:type="gramEnd"/>
+            <w:r>
+              <w:t>/</w:t>
+            </w:r>
+            <w:proofErr w:type="gramStart"/>
+            <w:r>
+              <w:t>repos/{</w:t>
+            </w:r>
+            <w:proofErr w:type="gramEnd"/>
+            <w:r>
+              <w:t>repo_</w:t>
+            </w:r>
+            <w:proofErr w:type="gramStart"/>
+            <w:r>
+              <w:t>id}/scan/{</w:t>
+            </w:r>
+            <w:proofErr w:type="gramEnd"/>
+            <w:r>
+              <w:t>scan_</w:t>
+            </w:r>
+            <w:proofErr w:type="gramStart"/>
+            <w:r>
+              <w:t>id}/</w:t>
+            </w:r>
+            <w:proofErr w:type="gramEnd"/>
+            <w:r>
+              <w:t>stop</w:t>
             </w:r>
           </w:p>
         </w:tc>
@@ -28482,8 +29182,9 @@
       <w:pPr>
         <w:pStyle w:val="Heading3"/>
       </w:pPr>
-      <w:bookmarkStart w:id="58" w:name="_Toc237202821"/>
+      <w:bookmarkStart w:id="58" w:name="_Toc237729909"/>
       <w:r>
+        <w:lastRenderedPageBreak/>
         <w:t>Communications Interfaces</w:t>
       </w:r>
       <w:bookmarkEnd w:id="58"/>
@@ -28496,7 +29197,7 @@
           <w:color w:val="000000"/>
         </w:rPr>
       </w:pPr>
-      <w:bookmarkStart w:id="59" w:name="_Toc237202855"/>
+      <w:bookmarkStart w:id="59" w:name="_Toc237729943"/>
       <w:r>
         <w:t xml:space="preserve">Table </w:t>
       </w:r>
@@ -29180,7 +29881,7 @@
       <w:pPr>
         <w:pStyle w:val="Heading2"/>
       </w:pPr>
-      <w:bookmarkStart w:id="60" w:name="_Toc237202822"/>
+      <w:bookmarkStart w:id="60" w:name="_Toc237729910"/>
       <w:r>
         <w:t>Database Requirements</w:t>
       </w:r>
@@ -29194,7 +29895,7 @@
           <w:color w:val="000000"/>
         </w:rPr>
       </w:pPr>
-      <w:bookmarkStart w:id="61" w:name="_Toc237202856"/>
+      <w:bookmarkStart w:id="61" w:name="_Toc237729944"/>
       <w:r>
         <w:t xml:space="preserve">Table </w:t>
       </w:r>
@@ -29475,7 +30176,15 @@
           </w:tcPr>
           <w:p>
             <w:r>
-              <w:t>Any database record owned by a tenant, shall be associated with exactly one tenant. The association can be direct or through a parent record that belongs to the tenant.</w:t>
+              <w:t xml:space="preserve">Any database record owned by a </w:t>
+            </w:r>
+            <w:proofErr w:type="gramStart"/>
+            <w:r>
+              <w:t>tenant,</w:t>
+            </w:r>
+            <w:proofErr w:type="gramEnd"/>
+            <w:r>
+              <w:t xml:space="preserve"> shall be associated with exactly one tenant. The association can be direct or through a parent record that belongs to the tenant.</w:t>
             </w:r>
           </w:p>
           <w:p>
@@ -29613,7 +30322,19 @@
           </w:tcPr>
           <w:p>
             <w:r>
-              <w:t>The database shall store workspaces, users and the membership relationship between them. A user record shall be keyed on the stable subject identifier issued by the identity provider; the sign-in method used and any display details are stored as attributes of that user, not as its identity. In v1.0 each workspace shall be limited to one active member, and the data model shall support multiple memberships per workspace in a later release.</w:t>
+              <w:t xml:space="preserve">The database shall store workspaces, users and the membership relationship between them. A user record shall be keyed on the stable subject identifier issued by the identity provider; the sign-in method </w:t>
+            </w:r>
+            <w:proofErr w:type="gramStart"/>
+            <w:r>
+              <w:t>used</w:t>
+            </w:r>
+            <w:proofErr w:type="gramEnd"/>
+            <w:r>
+              <w:t xml:space="preserve"> and any display details are stored as attributes of that user, not as its identity. In v1.0 each workspace shall be limited to one active member, and the data model shall support multiple memberships per </w:t>
+            </w:r>
+            <w:r>
+              <w:lastRenderedPageBreak/>
+              <w:t>workspace in a later release.</w:t>
             </w:r>
           </w:p>
         </w:tc>
@@ -29636,6 +30357,7 @@
               <w:spacing w:after="120"/>
             </w:pPr>
             <w:r>
+              <w:lastRenderedPageBreak/>
               <w:t>DBR-5</w:t>
             </w:r>
           </w:p>
@@ -29911,7 +30633,15 @@
           </w:tcPr>
           <w:p>
             <w:r>
-              <w:t>The database shall record the version of the analysis-engine that is used for each analysis attempt. The analysis-engine shall identify the applicable static-analysis tools, rule set, extraction logic and machine learning model versions used for each analysis attempt.</w:t>
+              <w:t xml:space="preserve">The database shall record the version of the </w:t>
+            </w:r>
+            <w:proofErr w:type="gramStart"/>
+            <w:r>
+              <w:t>analysis-engine</w:t>
+            </w:r>
+            <w:proofErr w:type="gramEnd"/>
+            <w:r>
+              <w:t xml:space="preserve"> that is used for each analysis attempt. The analysis-engine shall identify the applicable static-analysis tools, rule set, extraction logic and machine learning model versions used for each analysis attempt.</w:t>
             </w:r>
           </w:p>
         </w:tc>
@@ -30257,7 +30987,15 @@
           </w:tcPr>
           <w:p>
             <w:r>
-              <w:t>The database shall store each and every detected technical debt finding together with its detector, rule or model, debt category, severity, description, affected source code component, confidence value where applicable and originating analysis.</w:t>
+              <w:t xml:space="preserve">The database shall store </w:t>
+            </w:r>
+            <w:proofErr w:type="gramStart"/>
+            <w:r>
+              <w:t>each and every</w:t>
+            </w:r>
+            <w:proofErr w:type="gramEnd"/>
+            <w:r>
+              <w:t xml:space="preserve"> detected technical debt finding together with its detector, rule or model, debt category, severity, description, affected source code component, confidence value where applicable and originating analysis.</w:t>
             </w:r>
           </w:p>
           <w:p>
@@ -30516,6 +31254,7 @@
               </w:rPr>
             </w:pPr>
             <w:r>
+              <w:lastRenderedPageBreak/>
               <w:t>DBR-1</w:t>
             </w:r>
             <w:r>
@@ -30866,7 +31605,15 @@
           </w:tcPr>
           <w:p>
             <w:r>
-              <w:t>The database shall preserve completed analysis results required to display code health trends, compare successive analyses, identify changes in technical debt and measure progress over time.</w:t>
+              <w:t xml:space="preserve">The database </w:t>
+            </w:r>
+            <w:proofErr w:type="gramStart"/>
+            <w:r>
+              <w:t>shall</w:t>
+            </w:r>
+            <w:proofErr w:type="gramEnd"/>
+            <w:r>
+              <w:t xml:space="preserve"> preserve completed analysis results required to display code health trends, compare successive analyses, identify changes in technical debt and measure progress over time.</w:t>
             </w:r>
           </w:p>
           <w:p/>
@@ -31292,7 +32039,11 @@
           </w:p>
           <w:p>
             <w:r>
-              <w:t>The code snippets displayed in the finding-detail view shall be retrieved on demand using the stored repository revision and finding location and shall not be stored in the database.</w:t>
+              <w:t xml:space="preserve">The code snippets displayed in the finding-detail view shall be retrieved on demand using the stored repository revision and finding </w:t>
+            </w:r>
+            <w:r>
+              <w:lastRenderedPageBreak/>
+              <w:t>location and shall not be stored in the database.</w:t>
             </w:r>
           </w:p>
         </w:tc>
@@ -31318,6 +32069,7 @@
               </w:rPr>
             </w:pPr>
             <w:r>
+              <w:lastRenderedPageBreak/>
               <w:t>DBR-</w:t>
             </w:r>
             <w:r>
@@ -31652,7 +32404,15 @@
           </w:tcPr>
           <w:p>
             <w:r>
-              <w:t>The database schema, indexes and query mechanisms shall support the retrieval of dashboard summaries, prioritized findings, file-tree data, analysis histories and trend information within the response-time requirements defined in the Performance Requirements section, and PERF-11 in particular.</w:t>
+              <w:t xml:space="preserve">The database schema, indexes and query mechanisms shall support the retrieval of dashboard summaries, prioritized findings, file-tree data, analysis histories and trend information within the response-time requirements defined in the Performance Requirements section, and </w:t>
+            </w:r>
+            <w:proofErr w:type="gramStart"/>
+            <w:r>
+              <w:t>PERF-11 in particular</w:t>
+            </w:r>
+            <w:proofErr w:type="gramEnd"/>
+            <w:r>
+              <w:t>.</w:t>
             </w:r>
           </w:p>
         </w:tc>
@@ -31969,7 +32729,6 @@
                 <w:color w:val="000000"/>
               </w:rPr>
             </w:pPr>
-            <w:r/>
           </w:p>
         </w:tc>
       </w:tr>
@@ -31978,7 +32737,7 @@
       <w:pPr>
         <w:pStyle w:val="Heading2"/>
       </w:pPr>
-      <w:bookmarkStart w:id="62" w:name="_Toc237202823"/>
+      <w:bookmarkStart w:id="62" w:name="_Toc237729911"/>
       <w:r>
         <w:t>Licensing, Legal, Copyright, and Other Notices</w:t>
       </w:r>
@@ -32011,8 +32770,9 @@
           <w:color w:val="000000"/>
         </w:rPr>
       </w:pPr>
-      <w:bookmarkStart w:id="63" w:name="_Toc237202857"/>
+      <w:bookmarkStart w:id="63" w:name="_Toc237729945"/>
       <w:r>
+        <w:lastRenderedPageBreak/>
         <w:t xml:space="preserve">Table </w:t>
       </w:r>
       <w:fldSimple w:instr=" STYLEREF 2 \s ">
@@ -32958,7 +33718,7 @@
       <w:pPr>
         <w:pStyle w:val="Heading2"/>
       </w:pPr>
-      <w:bookmarkStart w:id="64" w:name="_Toc237202824"/>
+      <w:bookmarkStart w:id="64" w:name="_Toc237729912"/>
       <w:r>
         <w:t>Applicable Standards</w:t>
       </w:r>
@@ -32972,7 +33732,7 @@
           <w:color w:val="000000"/>
         </w:rPr>
       </w:pPr>
-      <w:bookmarkStart w:id="65" w:name="_Toc237202858"/>
+      <w:bookmarkStart w:id="65" w:name="_Toc237729946"/>
       <w:r>
         <w:t xml:space="preserve">Table </w:t>
       </w:r>
@@ -33405,7 +34165,7 @@
       <w:pPr>
         <w:pStyle w:val="Heading1"/>
       </w:pPr>
-      <w:bookmarkStart w:id="66" w:name="_Toc237202825"/>
+      <w:bookmarkStart w:id="66" w:name="_Toc237729913"/>
       <w:r>
         <w:t>Supporting Information</w:t>
       </w:r>
@@ -33429,15 +34189,24 @@
         </w:rPr>
       </w:pPr>
       <w:r>
-        <w:t>The table of contents appears at the front of this document. The appendices below are part of the requirements where they define data shapes or traceability, and are informative where they record supporting material.</w:t>
+        <w:t xml:space="preserve">The table of contents appears at the front of this document. The appendices below are part of the requirements where they define data shapes or </w:t>
+      </w:r>
+      <w:proofErr w:type="gramStart"/>
+      <w:r>
+        <w:t>traceability, and</w:t>
+      </w:r>
+      <w:proofErr w:type="gramEnd"/>
+      <w:r>
+        <w:t xml:space="preserve"> are informative where they record supporting material.</w:t>
       </w:r>
     </w:p>
     <w:p>
       <w:pPr>
         <w:pStyle w:val="Heading2"/>
       </w:pPr>
-      <w:bookmarkStart w:id="67" w:name="_Toc237202826"/>
+      <w:bookmarkStart w:id="67" w:name="_Toc237729914"/>
       <w:r>
+        <w:lastRenderedPageBreak/>
         <w:t>Appendix A - Requirements traceability</w:t>
       </w:r>
       <w:bookmarkEnd w:id="67"/>
@@ -33460,7 +34229,15 @@
         </w:rPr>
       </w:pPr>
       <w:r>
-        <w:t>This matrix is what demonstrates that every proposal objective is realised and that every requirement is testable.</w:t>
+        <w:t xml:space="preserve">This </w:t>
+      </w:r>
+      <w:proofErr w:type="gramStart"/>
+      <w:r>
+        <w:t>matrix is what</w:t>
+      </w:r>
+      <w:proofErr w:type="gramEnd"/>
+      <w:r>
+        <w:t xml:space="preserve"> demonstrates that every proposal objective is realised and that every requirement is testable.</w:t>
       </w:r>
     </w:p>
     <w:p>
@@ -33470,7 +34247,7 @@
           <w:color w:val="000000"/>
         </w:rPr>
       </w:pPr>
-      <w:bookmarkStart w:id="68" w:name="_Toc237202859"/>
+      <w:bookmarkStart w:id="68" w:name="_Toc237729947"/>
       <w:r>
         <w:t xml:space="preserve">Table </w:t>
       </w:r>
@@ -34081,7 +34858,15 @@
               </w:rPr>
             </w:pPr>
             <w:r>
-              <w:t>Objective 1 - analyse the impact of technical debt</w:t>
+              <w:t xml:space="preserve">Objective 1 - </w:t>
+            </w:r>
+            <w:proofErr w:type="gramStart"/>
+            <w:r>
+              <w:t>analyse</w:t>
+            </w:r>
+            <w:proofErr w:type="gramEnd"/>
+            <w:r>
+              <w:t xml:space="preserve"> the impact of technical debt</w:t>
             </w:r>
           </w:p>
         </w:tc>
@@ -34619,7 +35404,15 @@
               </w:rPr>
             </w:pPr>
             <w:r>
-              <w:t>TC-12 dashboard render and drill-in E2E</w:t>
+              <w:t xml:space="preserve">TC-12 dashboard </w:t>
+            </w:r>
+            <w:proofErr w:type="gramStart"/>
+            <w:r>
+              <w:t>render</w:t>
+            </w:r>
+            <w:proofErr w:type="gramEnd"/>
+            <w:r>
+              <w:t xml:space="preserve"> and drill-in E2E</w:t>
             </w:r>
           </w:p>
         </w:tc>
@@ -34815,8 +35608,13 @@
               </w:rPr>
             </w:pPr>
             <w:r>
-              <w:t>TC-21 append-only insert; trend and history reads</w:t>
-            </w:r>
+              <w:t xml:space="preserve">TC-21 append-only insert; trend and history </w:t>
+            </w:r>
+            <w:proofErr w:type="gramStart"/>
+            <w:r>
+              <w:t>reads</w:t>
+            </w:r>
+            <w:proofErr w:type="gramEnd"/>
           </w:p>
         </w:tc>
       </w:tr>
@@ -34913,7 +35711,23 @@
               </w:rPr>
             </w:pPr>
             <w:r>
-              <w:t>TC-24 critical security finding stays visible at the minimum security weight</w:t>
+              <w:t xml:space="preserve">TC-24 critical security </w:t>
+            </w:r>
+            <w:proofErr w:type="gramStart"/>
+            <w:r>
+              <w:t>finding stays</w:t>
+            </w:r>
+            <w:proofErr w:type="gramEnd"/>
+            <w:r>
+              <w:t xml:space="preserve"> visible at the </w:t>
+            </w:r>
+            <w:proofErr w:type="gramStart"/>
+            <w:r>
+              <w:t>minimum security</w:t>
+            </w:r>
+            <w:proofErr w:type="gramEnd"/>
+            <w:r>
+              <w:t xml:space="preserve"> weight</w:t>
             </w:r>
           </w:p>
         </w:tc>
@@ -35055,7 +35869,7 @@
       <w:pPr>
         <w:pStyle w:val="Heading2"/>
       </w:pPr>
-      <w:bookmarkStart w:id="69" w:name="_Toc237202827"/>
+      <w:bookmarkStart w:id="69" w:name="_Toc237729915"/>
       <w:r>
         <w:t>Appendix B - Dashboard output definitions</w:t>
       </w:r>
@@ -35086,7 +35900,7 @@
           <w:color w:val="000000"/>
         </w:rPr>
       </w:pPr>
-      <w:bookmarkStart w:id="70" w:name="_Toc237202860"/>
+      <w:bookmarkStart w:id="70" w:name="_Toc237729948"/>
       <w:r>
         <w:t xml:space="preserve">Table </w:t>
       </w:r>
@@ -35271,11 +36085,19 @@
                 <w:color w:val="000000"/>
               </w:rPr>
             </w:pPr>
-            <w:r>
-              <w:rPr>
-                <w:color w:val="000000"/>
-              </w:rPr>
-              <w:t>Overall Health card</w:t>
+            <w:proofErr w:type="gramStart"/>
+            <w:r>
+              <w:rPr>
+                <w:color w:val="000000"/>
+              </w:rPr>
+              <w:t>Overall</w:t>
+            </w:r>
+            <w:proofErr w:type="gramEnd"/>
+            <w:r>
+              <w:rPr>
+                <w:color w:val="000000"/>
+              </w:rPr>
+              <w:t xml:space="preserve"> Health card</w:t>
             </w:r>
           </w:p>
         </w:tc>
@@ -35806,11 +36628,33 @@
                 <w:color w:val="000000"/>
               </w:rPr>
             </w:pPr>
-            <w:r>
-              <w:rPr>
-                <w:color w:val="000000"/>
-              </w:rPr>
-              <w:t>TreeNode[], FileScore[]</w:t>
+            <w:proofErr w:type="gramStart"/>
+            <w:r>
+              <w:rPr>
+                <w:color w:val="000000"/>
+              </w:rPr>
+              <w:t>TreeNode[</w:t>
+            </w:r>
+            <w:proofErr w:type="gramEnd"/>
+            <w:r>
+              <w:rPr>
+                <w:color w:val="000000"/>
+              </w:rPr>
+              <w:t>], </w:t>
+            </w:r>
+            <w:proofErr w:type="gramStart"/>
+            <w:r>
+              <w:rPr>
+                <w:color w:val="000000"/>
+              </w:rPr>
+              <w:t>FileScore[</w:t>
+            </w:r>
+            <w:proofErr w:type="gramEnd"/>
+            <w:r>
+              <w:rPr>
+                <w:color w:val="000000"/>
+              </w:rPr>
+              <w:t>]</w:t>
             </w:r>
           </w:p>
         </w:tc>
@@ -35837,7 +36681,7 @@
       <w:pPr>
         <w:pStyle w:val="Heading2"/>
       </w:pPr>
-      <w:bookmarkStart w:id="71" w:name="_Toc237202828"/>
+      <w:bookmarkStart w:id="71" w:name="_Toc237729916"/>
       <w:r>
         <w:t>Appendix C - Rule register (rule id, severity, category, message template)</w:t>
       </w:r>
@@ -35867,7 +36711,7 @@
       <w:pPr>
         <w:pStyle w:val="Heading3"/>
       </w:pPr>
-      <w:bookmarkStart w:id="72" w:name="_Toc237202829"/>
+      <w:bookmarkStart w:id="72" w:name="_Toc237729917"/>
       <w:r>
         <w:t>C.1 Rule-engine rules (source = rule)</w:t>
       </w:r>
@@ -35881,7 +36725,7 @@
           <w:color w:val="000000"/>
         </w:rPr>
       </w:pPr>
-      <w:bookmarkStart w:id="73" w:name="_Toc237202861"/>
+      <w:bookmarkStart w:id="73" w:name="_Toc237729949"/>
       <w:r>
         <w:t xml:space="preserve">Table </w:t>
       </w:r>
@@ -36105,9 +36949,11 @@
                 <w:color w:val="000000"/>
               </w:rPr>
             </w:pPr>
+            <w:proofErr w:type="gramStart"/>
             <w:r>
               <w:t>hardcoded-secret</w:t>
             </w:r>
+            <w:proofErr w:type="gramEnd"/>
           </w:p>
         </w:tc>
         <w:tc>
@@ -36324,7 +37170,23 @@
               </w:rPr>
             </w:pPr>
             <w:r>
-              <w:t>SQL is built by string concatenation in {symbol}() - use a parameterised query.</w:t>
+              <w:t>SQL is built by string concatenation in {symbol</w:t>
+            </w:r>
+            <w:proofErr w:type="gramStart"/>
+            <w:r>
+              <w:t>}() -</w:t>
+            </w:r>
+            <w:proofErr w:type="gramEnd"/>
+            <w:r>
+              <w:t xml:space="preserve"> </w:t>
+            </w:r>
+            <w:proofErr w:type="gramStart"/>
+            <w:r>
+              <w:t>use</w:t>
+            </w:r>
+            <w:proofErr w:type="gramEnd"/>
+            <w:r>
+              <w:t xml:space="preserve"> a parameterised query.</w:t>
             </w:r>
           </w:p>
         </w:tc>
@@ -36446,7 +37308,15 @@
               </w:rPr>
             </w:pPr>
             <w:r>
-              <w:t>{symbol}() has cyclomatic complexity {value}, over the limit of {threshold} - split it into smaller functions.</w:t>
+              <w:t>{symbol</w:t>
+            </w:r>
+            <w:proofErr w:type="gramStart"/>
+            <w:r>
+              <w:t>}(</w:t>
+            </w:r>
+            <w:proofErr w:type="gramEnd"/>
+            <w:r>
+              <w:t>) has cyclomatic complexity {value}, over the limit of {threshold} - split it into smaller functions.</w:t>
             </w:r>
           </w:p>
         </w:tc>
@@ -36568,7 +37438,15 @@
               </w:rPr>
             </w:pPr>
             <w:r>
-              <w:t>{symbol}() is {value} lines long, over the limit of {threshold} - extract cohesive blocks into helpers.</w:t>
+              <w:t>{symbol</w:t>
+            </w:r>
+            <w:proofErr w:type="gramStart"/>
+            <w:r>
+              <w:t>}(</w:t>
+            </w:r>
+            <w:proofErr w:type="gramEnd"/>
+            <w:r>
+              <w:t>) is {value} lines long, over the limit of {threshold} - extract cohesive blocks into helpers.</w:t>
             </w:r>
           </w:p>
         </w:tc>
@@ -36593,9 +37471,11 @@
                 <w:color w:val="000000"/>
               </w:rPr>
             </w:pPr>
+            <w:proofErr w:type="gramStart"/>
             <w:r>
               <w:t>deep-nesting</w:t>
             </w:r>
+            <w:proofErr w:type="gramEnd"/>
           </w:p>
         </w:tc>
         <w:tc>
@@ -36690,7 +37570,15 @@
               </w:rPr>
             </w:pPr>
             <w:r>
-              <w:t>{symbol}() nests {value} levels deep, over the limit of {threshold} - use early returns to flatten it.</w:t>
+              <w:t>{symbol</w:t>
+            </w:r>
+            <w:proofErr w:type="gramStart"/>
+            <w:r>
+              <w:t>}(</w:t>
+            </w:r>
+            <w:proofErr w:type="gramEnd"/>
+            <w:r>
+              <w:t>) nests {value} levels deep, over the limit of {threshold} - use early returns to flatten it.</w:t>
             </w:r>
           </w:p>
         </w:tc>
@@ -36715,9 +37603,12 @@
                 <w:color w:val="000000"/>
               </w:rPr>
             </w:pPr>
-            <w:r>
+            <w:proofErr w:type="gramStart"/>
+            <w:r>
+              <w:lastRenderedPageBreak/>
               <w:t>large-file</w:t>
             </w:r>
+            <w:proofErr w:type="gramEnd"/>
           </w:p>
         </w:tc>
         <w:tc>
@@ -36839,7 +37730,7 @@
       <w:pPr>
         <w:pStyle w:val="Heading3"/>
       </w:pPr>
-      <w:bookmarkStart w:id="74" w:name="_Toc237202830"/>
+      <w:bookmarkStart w:id="74" w:name="_Toc237729918"/>
       <w:r>
         <w:t>C.2 SATD marker patterns (source = satd)</w:t>
       </w:r>
@@ -36885,7 +37776,7 @@
           <w:color w:val="000000"/>
         </w:rPr>
       </w:pPr>
-      <w:bookmarkStart w:id="75" w:name="_Toc237202862"/>
+      <w:bookmarkStart w:id="75" w:name="_Toc237729950"/>
       <w:r>
         <w:t xml:space="preserve">Table </w:t>
       </w:r>
@@ -37080,7 +37971,15 @@
               </w:rPr>
             </w:pPr>
             <w:r>
-              <w:t>\b(FIXME|BUG|XXX|BROKEN|DO\s*NOT\s*(SHIP|MERGE))\b</w:t>
+              <w:t>\b(FIXME|BUG|XXX|BROKEN|DO\s*NOT\s*(SHIP|MERGE</w:t>
+            </w:r>
+            <w:proofErr w:type="gramStart"/>
+            <w:r>
+              <w:t>))\</w:t>
+            </w:r>
+            <w:proofErr w:type="gramEnd"/>
+            <w:r>
+              <w:t>b</w:t>
             </w:r>
           </w:p>
         </w:tc>
@@ -37160,8 +38059,21 @@
             <w:r>
               <w:t>fect</w:t>
             </w:r>
-            <w:r>
-              <w:t>: '{comment_text}' - classified as {predicted_category}.</w:t>
+            <w:proofErr w:type="gramStart"/>
+            <w:r>
+              <w:t>: '{</w:t>
+            </w:r>
+            <w:proofErr w:type="gramEnd"/>
+            <w:r>
+              <w:t>comment_</w:t>
+            </w:r>
+            <w:proofErr w:type="gramStart"/>
+            <w:r>
+              <w:t>text}'</w:t>
+            </w:r>
+            <w:proofErr w:type="gramEnd"/>
+            <w:r>
+              <w:t xml:space="preserve"> - classified as {predicted_category}.</w:t>
             </w:r>
           </w:p>
         </w:tc>
@@ -37187,7 +38099,15 @@
               </w:rPr>
             </w:pPr>
             <w:r>
-              <w:t>\b(TODO|HACK|TEMP|TEMPORARY|WORKAROUND|KLUDGE|REFACTOR)\b</w:t>
+              <w:t>\b(TODO|HACK|TEMP|TEMPORARY|WORKAROUND|KLUDGE|</w:t>
+            </w:r>
+            <w:proofErr w:type="gramStart"/>
+            <w:r>
+              <w:t>REFACTOR)\</w:t>
+            </w:r>
+            <w:proofErr w:type="gramEnd"/>
+            <w:r>
+              <w:t>b</w:t>
             </w:r>
           </w:p>
         </w:tc>
@@ -37259,7 +38179,23 @@
               </w:rPr>
             </w:pPr>
             <w:r>
-              <w:t>Self-admitted debt: '{comment_text}' - classified as {predicted_category}.</w:t>
+              <w:t>Self-admitted debt</w:t>
+            </w:r>
+            <w:proofErr w:type="gramStart"/>
+            <w:r>
+              <w:t>: '{</w:t>
+            </w:r>
+            <w:proofErr w:type="gramEnd"/>
+            <w:r>
+              <w:t>comment_</w:t>
+            </w:r>
+            <w:proofErr w:type="gramStart"/>
+            <w:r>
+              <w:t>text}'</w:t>
+            </w:r>
+            <w:proofErr w:type="gramEnd"/>
+            <w:r>
+              <w:t xml:space="preserve"> - classified as {predicted_category}.</w:t>
             </w:r>
           </w:p>
         </w:tc>
@@ -37285,7 +38221,15 @@
               </w:rPr>
             </w:pPr>
             <w:r>
-              <w:t>\b(NOTE|REVIEW|NIT|IDEA|QUESTION|MAYBE)\b</w:t>
+              <w:t>\b(NOTE|REVIEW|NIT|IDEA|QUESTION|</w:t>
+            </w:r>
+            <w:proofErr w:type="gramStart"/>
+            <w:r>
+              <w:t>MAYBE)\</w:t>
+            </w:r>
+            <w:proofErr w:type="gramEnd"/>
+            <w:r>
+              <w:t>b</w:t>
             </w:r>
           </w:p>
         </w:tc>
@@ -37357,7 +38301,23 @@
               </w:rPr>
             </w:pPr>
             <w:r>
-              <w:t>Self-admitted note: '{comment_text}' - classified as {predicted_category}.</w:t>
+              <w:t>Self-admitted note</w:t>
+            </w:r>
+            <w:proofErr w:type="gramStart"/>
+            <w:r>
+              <w:t>: '{</w:t>
+            </w:r>
+            <w:proofErr w:type="gramEnd"/>
+            <w:r>
+              <w:t>comment_</w:t>
+            </w:r>
+            <w:proofErr w:type="gramStart"/>
+            <w:r>
+              <w:t>text}'</w:t>
+            </w:r>
+            <w:proofErr w:type="gramEnd"/>
+            <w:r>
+              <w:t xml:space="preserve"> - classified as {predicted_category}.</w:t>
             </w:r>
           </w:p>
         </w:tc>
@@ -37455,7 +38415,23 @@
               </w:rPr>
             </w:pPr>
             <w:r>
-              <w:t>Self-admitted debt: '{comment_text}' - classified as {predicted_category}.</w:t>
+              <w:t>Self-admitted debt</w:t>
+            </w:r>
+            <w:proofErr w:type="gramStart"/>
+            <w:r>
+              <w:t>: '{</w:t>
+            </w:r>
+            <w:proofErr w:type="gramEnd"/>
+            <w:r>
+              <w:t>comment_</w:t>
+            </w:r>
+            <w:proofErr w:type="gramStart"/>
+            <w:r>
+              <w:t>text}'</w:t>
+            </w:r>
+            <w:proofErr w:type="gramEnd"/>
+            <w:r>
+              <w:t xml:space="preserve"> - classified as {predicted_category}.</w:t>
             </w:r>
           </w:p>
         </w:tc>
@@ -37485,7 +38461,7 @@
           <w:color w:val="000000"/>
         </w:rPr>
       </w:pPr>
-      <w:bookmarkStart w:id="76" w:name="_Toc237202863"/>
+      <w:bookmarkStart w:id="76" w:name="_Toc237729951"/>
       <w:r>
         <w:t xml:space="preserve">Table </w:t>
       </w:r>
@@ -38278,7 +39254,7 @@
           <w:color w:val="000000"/>
         </w:rPr>
       </w:pPr>
-      <w:bookmarkStart w:id="77" w:name="_Toc237202864"/>
+      <w:bookmarkStart w:id="77" w:name="_Toc237729952"/>
       <w:r>
         <w:t xml:space="preserve">Table </w:t>
       </w:r>
@@ -42387,28 +43363,28 @@
 </file>
 
 <file path=customXml/item1.xml><?xml version="1.0" encoding="utf-8"?>
+<b:Sources xmlns:b="http://schemas.openxmlformats.org/officeDocument/2006/bibliography" xmlns="http://schemas.openxmlformats.org/officeDocument/2006/bibliography" SelectedStyle="\APASeventhEdition.xsl" StyleName="APA7" Version="7"/>
+</file>
+
+<file path=customXml/item2.xml><?xml version="1.0" encoding="utf-8"?>
 <go:gDocsCustomXmlDataStorage xmlns:go="http://customooxmlschemas.google.com/" xmlns:r="http://schemas.openxmlformats.org/officeDocument/2006/relationships" uri="GoogleDocsCustomDataVersion2">
   <go:docsCustomData xmlns:go="http://customooxmlschemas.google.com/" roundtripDataSignature="AMtx7mjfh5/hzS6d6L30GmCK7igBM8xe+Q==">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</go:docsCustomData>
 </go:gDocsCustomXmlDataStorage>
 </file>
 
-<file path=customXml/item2.xml><?xml version="1.0" encoding="utf-8"?>
-<b:Sources xmlns:b="http://schemas.openxmlformats.org/officeDocument/2006/bibliography" xmlns="http://schemas.openxmlformats.org/officeDocument/2006/bibliography" SelectedStyle="\APASeventhEdition.xsl" StyleName="APA7" Version="7"/>
+<file path=customXml/itemProps1.xml><?xml version="1.0" encoding="utf-8"?>
+<ds:datastoreItem xmlns:ds="http://schemas.openxmlformats.org/officeDocument/2006/customXml" ds:itemID="{59F036A6-D344-4B13-B4F7-D8B1DC476E35}">
+  <ds:schemaRefs>
+    <ds:schemaRef ds:uri="http://schemas.openxmlformats.org/officeDocument/2006/bibliography"/>
+  </ds:schemaRefs>
+</ds:datastoreItem>
 </file>
 
-<file path=customXml/itemProps1.xml><?xml version="1.0" encoding="utf-8"?>
+<file path=customXml/itemProps2.xml><?xml version="1.0" encoding="utf-8"?>
 <ds:datastoreItem xmlns:ds="http://schemas.openxmlformats.org/officeDocument/2006/customXml" ds:itemID="{11111111-1234-1234-1234-123412341234}">
   <ds:schemaRefs>
     <ds:schemaRef ds:uri="http://customooxmlschemas.google.com/"/>
     <ds:schemaRef ds:uri="http://schemas.openxmlformats.org/officeDocument/2006/relationships"/>
   </ds:schemaRefs>
 </ds:datastoreItem>
-</file>
-
-<file path=customXml/itemProps2.xml><?xml version="1.0" encoding="utf-8"?>
-<ds:datastoreItem xmlns:ds="http://schemas.openxmlformats.org/officeDocument/2006/customXml" ds:itemID="{59F036A6-D344-4B13-B4F7-D8B1DC476E35}">
-  <ds:schemaRefs>
-    <ds:schemaRef ds:uri="http://schemas.openxmlformats.org/officeDocument/2006/bibliography"/>
-  </ds:schemaRefs>
-</ds:datastoreItem>
 </file>